--- a/Note.docx
+++ b/Note.docx
@@ -520,7 +520,7 @@
           <w:lang w:eastAsia="en-IN"/>
         </w:rPr>
         <w:pict>
-          <v:rect id="_x0000_i1031" style="width:0;height:1.5pt" o:hralign="center" o:hrstd="t" o:hr="t" fillcolor="#a0a0a0" stroked="f"/>
+          <v:rect id="_x0000_i1026" style="width:0;height:1.5pt" o:hralign="center" o:hrstd="t" o:hr="t" fillcolor="#a0a0a0" stroked="f"/>
         </w:pict>
       </w:r>
     </w:p>
@@ -1061,7 +1061,7 @@
           <w:lang w:eastAsia="en-IN"/>
         </w:rPr>
         <w:pict>
-          <v:rect id="_x0000_i1026" style="width:0;height:1.5pt" o:hralign="center" o:hrstd="t" o:hr="t" fillcolor="#a0a0a0" stroked="f"/>
+          <v:rect id="_x0000_i1027" style="width:0;height:1.5pt" o:hralign="center" o:hrstd="t" o:hr="t" fillcolor="#a0a0a0" stroked="f"/>
         </w:pict>
       </w:r>
     </w:p>
@@ -1996,7 +1996,7 @@
           <w:lang w:eastAsia="en-IN"/>
         </w:rPr>
         <w:pict>
-          <v:rect id="_x0000_i1027" style="width:0;height:1.5pt" o:hralign="center" o:hrstd="t" o:hr="t" fillcolor="#a0a0a0" stroked="f"/>
+          <v:rect id="_x0000_i1028" style="width:0;height:1.5pt" o:hralign="center" o:hrstd="t" o:hr="t" fillcolor="#a0a0a0" stroked="f"/>
         </w:pict>
       </w:r>
     </w:p>
@@ -2569,7 +2569,7 @@
           <w:lang w:eastAsia="en-IN"/>
         </w:rPr>
         <w:pict>
-          <v:rect id="_x0000_i1028" style="width:0;height:1.5pt" o:hralign="center" o:hrstd="t" o:hr="t" fillcolor="#a0a0a0" stroked="f"/>
+          <v:rect id="_x0000_i1029" style="width:0;height:1.5pt" o:hralign="center" o:hrstd="t" o:hr="t" fillcolor="#a0a0a0" stroked="f"/>
         </w:pict>
       </w:r>
     </w:p>
@@ -2904,7 +2904,7 @@
           <w:lang w:eastAsia="en-IN"/>
         </w:rPr>
         <w:pict>
-          <v:rect id="_x0000_i1029" style="width:0;height:1.5pt" o:hralign="center" o:hrstd="t" o:hr="t" fillcolor="#a0a0a0" stroked="f"/>
+          <v:rect id="_x0000_i1030" style="width:0;height:1.5pt" o:hralign="center" o:hrstd="t" o:hr="t" fillcolor="#a0a0a0" stroked="f"/>
         </w:pict>
       </w:r>
     </w:p>
@@ -3059,11 +3059,1090 @@
         </w:rPr>
         <w:t>: Organized way of managing React files for scalability.</w:t>
       </w:r>
+    </w:p>
+    <w:p>
+      <w:pPr>
+        <w:spacing w:after="0" w:line="240" w:lineRule="auto"/>
+        <w:rPr>
+          <w:rFonts w:ascii="Times New Roman" w:eastAsia="Times New Roman" w:hAnsi="Times New Roman" w:cs="Times New Roman"/>
+          <w:sz w:val="24"/>
+          <w:szCs w:val="24"/>
+          <w:lang w:eastAsia="en-IN"/>
+        </w:rPr>
+      </w:pPr>
+      <w:r>
+        <w:rPr>
+          <w:rFonts w:ascii="Times New Roman" w:eastAsia="Times New Roman" w:hAnsi="Times New Roman" w:cs="Times New Roman"/>
+          <w:sz w:val="24"/>
+          <w:szCs w:val="24"/>
+          <w:lang w:eastAsia="en-IN"/>
+        </w:rPr>
+        <w:pict>
+          <v:rect id="_x0000_i1031" style="width:0;height:1.5pt" o:hralign="center" o:hrstd="t" o:hr="t" fillcolor="#a0a0a0" stroked="f"/>
+        </w:pict>
+      </w:r>
+    </w:p>
+    <w:p>
+      <w:pPr>
+        <w:spacing w:after="0" w:line="240" w:lineRule="auto"/>
+      </w:pPr>
+    </w:p>
+    <w:p>
+      <w:pPr>
+        <w:spacing w:after="0" w:line="240" w:lineRule="auto"/>
+      </w:pPr>
+    </w:p>
+    <w:p>
+      <w:pPr>
+        <w:spacing w:after="0" w:line="240" w:lineRule="auto"/>
+        <w:rPr>
+          <w:rFonts w:ascii="Times New Roman" w:eastAsia="Times New Roman" w:hAnsi="Times New Roman" w:cs="Times New Roman"/>
+          <w:sz w:val="24"/>
+          <w:szCs w:val="24"/>
+          <w:lang w:eastAsia="en-IN"/>
+        </w:rPr>
+      </w:pPr>
+      <w:r>
+        <w:rPr>
+          <w:rFonts w:ascii="Times New Roman" w:eastAsia="Times New Roman" w:hAnsi="Times New Roman" w:cs="Times New Roman"/>
+          <w:sz w:val="24"/>
+          <w:szCs w:val="24"/>
+          <w:lang w:eastAsia="en-IN"/>
+        </w:rPr>
+        <w:lastRenderedPageBreak/>
+        <w:pict>
+          <v:rect id="_x0000_i1032" style="width:0;height:1.5pt" o:hralign="center" o:hrstd="t" o:hr="t" fillcolor="#a0a0a0" stroked="f"/>
+        </w:pict>
+      </w:r>
+    </w:p>
+    <w:p>
+      <w:pPr>
+        <w:spacing w:before="100" w:beforeAutospacing="1" w:after="100" w:afterAutospacing="1" w:line="240" w:lineRule="auto"/>
+        <w:outlineLvl w:val="1"/>
+        <w:rPr>
+          <w:rFonts w:ascii="Times New Roman" w:eastAsia="Times New Roman" w:hAnsi="Times New Roman" w:cs="Times New Roman"/>
+          <w:b/>
+          <w:bCs/>
+          <w:sz w:val="36"/>
+          <w:szCs w:val="36"/>
+          <w:lang w:eastAsia="en-IN"/>
+        </w:rPr>
+      </w:pPr>
+      <w:r>
+        <w:rPr>
+          <w:rFonts w:ascii="Times New Roman" w:eastAsia="Times New Roman" w:hAnsi="Times New Roman" w:cs="Times New Roman"/>
+          <w:b/>
+          <w:bCs/>
+          <w:sz w:val="36"/>
+          <w:szCs w:val="36"/>
+          <w:lang w:eastAsia="en-IN"/>
+        </w:rPr>
+        <w:t>1️</w:t>
+      </w:r>
+      <w:r>
+        <w:rPr>
+          <w:rFonts w:ascii="Tahoma" w:eastAsia="Times New Roman" w:hAnsi="Tahoma" w:cs="Tahoma"/>
+          <w:b/>
+          <w:bCs/>
+          <w:sz w:val="36"/>
+          <w:szCs w:val="36"/>
+          <w:lang w:eastAsia="en-IN"/>
+        </w:rPr>
+        <w:t>⃣</w:t>
+      </w:r>
+      <w:r>
+        <w:rPr>
+          <w:rFonts w:ascii="Times New Roman" w:eastAsia="Times New Roman" w:hAnsi="Times New Roman" w:cs="Times New Roman"/>
+          <w:b/>
+          <w:bCs/>
+          <w:sz w:val="36"/>
+          <w:szCs w:val="36"/>
+          <w:lang w:eastAsia="en-IN"/>
+        </w:rPr>
+        <w:t xml:space="preserve"> </w:t>
+      </w:r>
+      <w:proofErr w:type="gramStart"/>
+      <w:r>
+        <w:rPr>
+          <w:rFonts w:ascii="Times New Roman" w:eastAsia="Times New Roman" w:hAnsi="Times New Roman" w:cs="Times New Roman"/>
+          <w:b/>
+          <w:bCs/>
+          <w:sz w:val="36"/>
+          <w:szCs w:val="36"/>
+          <w:lang w:eastAsia="en-IN"/>
+        </w:rPr>
+        <w:t>What</w:t>
+      </w:r>
+      <w:proofErr w:type="gramEnd"/>
+      <w:r>
+        <w:rPr>
+          <w:rFonts w:ascii="Times New Roman" w:eastAsia="Times New Roman" w:hAnsi="Times New Roman" w:cs="Times New Roman"/>
+          <w:b/>
+          <w:bCs/>
+          <w:sz w:val="36"/>
+          <w:szCs w:val="36"/>
+          <w:lang w:eastAsia="en-IN"/>
+        </w:rPr>
+        <w:t xml:space="preserve"> is a Component?</w:t>
+      </w:r>
+    </w:p>
+    <w:p>
+      <w:pPr>
+        <w:spacing w:before="100" w:beforeAutospacing="1" w:after="100" w:afterAutospacing="1" w:line="240" w:lineRule="auto"/>
+        <w:rPr>
+          <w:rFonts w:ascii="Times New Roman" w:eastAsia="Times New Roman" w:hAnsi="Times New Roman" w:cs="Times New Roman"/>
+          <w:sz w:val="24"/>
+          <w:szCs w:val="24"/>
+          <w:lang w:eastAsia="en-IN"/>
+        </w:rPr>
+      </w:pPr>
+      <w:r>
+        <w:rPr>
+          <w:rFonts w:ascii="Times New Roman" w:eastAsia="Times New Roman" w:hAnsi="Times New Roman" w:cs="Times New Roman"/>
+          <w:sz w:val="24"/>
+          <w:szCs w:val="24"/>
+          <w:lang w:eastAsia="en-IN"/>
+        </w:rPr>
+        <w:t xml:space="preserve">A </w:t>
+      </w:r>
+      <w:r>
+        <w:rPr>
+          <w:rFonts w:ascii="Times New Roman" w:eastAsia="Times New Roman" w:hAnsi="Times New Roman" w:cs="Times New Roman"/>
+          <w:b/>
+          <w:bCs/>
+          <w:sz w:val="24"/>
+          <w:szCs w:val="24"/>
+          <w:lang w:eastAsia="en-IN"/>
+        </w:rPr>
+        <w:t>component</w:t>
+      </w:r>
+      <w:r>
+        <w:rPr>
+          <w:rFonts w:ascii="Times New Roman" w:eastAsia="Times New Roman" w:hAnsi="Times New Roman" w:cs="Times New Roman"/>
+          <w:sz w:val="24"/>
+          <w:szCs w:val="24"/>
+          <w:lang w:eastAsia="en-IN"/>
+        </w:rPr>
+        <w:t xml:space="preserve"> is a </w:t>
+      </w:r>
+      <w:r>
+        <w:rPr>
+          <w:rFonts w:ascii="Times New Roman" w:eastAsia="Times New Roman" w:hAnsi="Times New Roman" w:cs="Times New Roman"/>
+          <w:b/>
+          <w:bCs/>
+          <w:sz w:val="24"/>
+          <w:szCs w:val="24"/>
+          <w:lang w:eastAsia="en-IN"/>
+        </w:rPr>
+        <w:t>reusable piece of UI</w:t>
+      </w:r>
+      <w:r>
+        <w:rPr>
+          <w:rFonts w:ascii="Times New Roman" w:eastAsia="Times New Roman" w:hAnsi="Times New Roman" w:cs="Times New Roman"/>
+          <w:sz w:val="24"/>
+          <w:szCs w:val="24"/>
+          <w:lang w:eastAsia="en-IN"/>
+        </w:rPr>
+        <w:t xml:space="preserve"> in React.</w:t>
+      </w:r>
+    </w:p>
+    <w:p>
+      <w:pPr>
+        <w:spacing w:before="100" w:beforeAutospacing="1" w:after="100" w:afterAutospacing="1" w:line="240" w:lineRule="auto"/>
+        <w:outlineLvl w:val="2"/>
+        <w:rPr>
+          <w:rFonts w:ascii="Times New Roman" w:eastAsia="Times New Roman" w:hAnsi="Times New Roman" w:cs="Times New Roman"/>
+          <w:b/>
+          <w:bCs/>
+          <w:sz w:val="27"/>
+          <w:szCs w:val="27"/>
+          <w:lang w:eastAsia="en-IN"/>
+        </w:rPr>
+      </w:pPr>
+      <w:r>
+        <w:rPr>
+          <w:rFonts w:ascii="Segoe UI Symbol" w:eastAsia="Times New Roman" w:hAnsi="Segoe UI Symbol" w:cs="Segoe UI Symbol"/>
+          <w:b/>
+          <w:bCs/>
+          <w:sz w:val="27"/>
+          <w:szCs w:val="27"/>
+          <w:lang w:eastAsia="en-IN"/>
+        </w:rPr>
+        <w:t>🔹</w:t>
+      </w:r>
+      <w:r>
+        <w:rPr>
+          <w:rFonts w:ascii="Times New Roman" w:eastAsia="Times New Roman" w:hAnsi="Times New Roman" w:cs="Times New Roman"/>
+          <w:b/>
+          <w:bCs/>
+          <w:sz w:val="27"/>
+          <w:szCs w:val="27"/>
+          <w:lang w:eastAsia="en-IN"/>
+        </w:rPr>
+        <w:t xml:space="preserve"> Key Points</w:t>
+      </w:r>
+    </w:p>
+    <w:p>
+      <w:pPr>
+        <w:numPr>
+          <w:ilvl w:val="0"/>
+          <w:numId w:val="6"/>
+        </w:numPr>
+        <w:spacing w:before="100" w:beforeAutospacing="1" w:after="100" w:afterAutospacing="1" w:line="240" w:lineRule="auto"/>
+        <w:rPr>
+          <w:rFonts w:ascii="Times New Roman" w:eastAsia="Times New Roman" w:hAnsi="Times New Roman" w:cs="Times New Roman"/>
+          <w:sz w:val="24"/>
+          <w:szCs w:val="24"/>
+          <w:lang w:eastAsia="en-IN"/>
+        </w:rPr>
+      </w:pPr>
+      <w:r>
+        <w:rPr>
+          <w:rFonts w:ascii="Times New Roman" w:eastAsia="Times New Roman" w:hAnsi="Times New Roman" w:cs="Times New Roman"/>
+          <w:sz w:val="24"/>
+          <w:szCs w:val="24"/>
+          <w:lang w:eastAsia="en-IN"/>
+        </w:rPr>
+        <w:t xml:space="preserve">Written as a </w:t>
+      </w:r>
+      <w:r>
+        <w:rPr>
+          <w:rFonts w:ascii="Times New Roman" w:eastAsia="Times New Roman" w:hAnsi="Times New Roman" w:cs="Times New Roman"/>
+          <w:b/>
+          <w:bCs/>
+          <w:sz w:val="24"/>
+          <w:szCs w:val="24"/>
+          <w:lang w:eastAsia="en-IN"/>
+        </w:rPr>
+        <w:t>JavaScript function</w:t>
+      </w:r>
+    </w:p>
+    <w:p>
+      <w:pPr>
+        <w:numPr>
+          <w:ilvl w:val="0"/>
+          <w:numId w:val="6"/>
+        </w:numPr>
+        <w:spacing w:before="100" w:beforeAutospacing="1" w:after="100" w:afterAutospacing="1" w:line="240" w:lineRule="auto"/>
+        <w:rPr>
+          <w:rFonts w:ascii="Times New Roman" w:eastAsia="Times New Roman" w:hAnsi="Times New Roman" w:cs="Times New Roman"/>
+          <w:sz w:val="24"/>
+          <w:szCs w:val="24"/>
+          <w:lang w:eastAsia="en-IN"/>
+        </w:rPr>
+      </w:pPr>
+      <w:r>
+        <w:rPr>
+          <w:rFonts w:ascii="Times New Roman" w:eastAsia="Times New Roman" w:hAnsi="Times New Roman" w:cs="Times New Roman"/>
+          <w:sz w:val="24"/>
+          <w:szCs w:val="24"/>
+          <w:lang w:eastAsia="en-IN"/>
+        </w:rPr>
+        <w:t xml:space="preserve">Returns </w:t>
+      </w:r>
+      <w:r>
+        <w:rPr>
+          <w:rFonts w:ascii="Times New Roman" w:eastAsia="Times New Roman" w:hAnsi="Times New Roman" w:cs="Times New Roman"/>
+          <w:b/>
+          <w:bCs/>
+          <w:sz w:val="24"/>
+          <w:szCs w:val="24"/>
+          <w:lang w:eastAsia="en-IN"/>
+        </w:rPr>
+        <w:t>JSX</w:t>
+      </w:r>
+    </w:p>
+    <w:p>
+      <w:pPr>
+        <w:numPr>
+          <w:ilvl w:val="0"/>
+          <w:numId w:val="6"/>
+        </w:numPr>
+        <w:spacing w:before="100" w:beforeAutospacing="1" w:after="100" w:afterAutospacing="1" w:line="240" w:lineRule="auto"/>
+        <w:rPr>
+          <w:rFonts w:ascii="Times New Roman" w:eastAsia="Times New Roman" w:hAnsi="Times New Roman" w:cs="Times New Roman"/>
+          <w:sz w:val="24"/>
+          <w:szCs w:val="24"/>
+          <w:lang w:eastAsia="en-IN"/>
+        </w:rPr>
+      </w:pPr>
+      <w:r>
+        <w:rPr>
+          <w:rFonts w:ascii="Times New Roman" w:eastAsia="Times New Roman" w:hAnsi="Times New Roman" w:cs="Times New Roman"/>
+          <w:sz w:val="24"/>
+          <w:szCs w:val="24"/>
+          <w:lang w:eastAsia="en-IN"/>
+        </w:rPr>
+        <w:t>Reusable &amp; independent</w:t>
+      </w:r>
+    </w:p>
+    <w:p>
+      <w:pPr>
+        <w:numPr>
+          <w:ilvl w:val="0"/>
+          <w:numId w:val="6"/>
+        </w:numPr>
+        <w:spacing w:before="100" w:beforeAutospacing="1" w:after="100" w:afterAutospacing="1" w:line="240" w:lineRule="auto"/>
+        <w:rPr>
+          <w:rFonts w:ascii="Times New Roman" w:eastAsia="Times New Roman" w:hAnsi="Times New Roman" w:cs="Times New Roman"/>
+          <w:sz w:val="24"/>
+          <w:szCs w:val="24"/>
+          <w:lang w:eastAsia="en-IN"/>
+        </w:rPr>
+      </w:pPr>
+      <w:r>
+        <w:rPr>
+          <w:rFonts w:ascii="Times New Roman" w:eastAsia="Times New Roman" w:hAnsi="Times New Roman" w:cs="Times New Roman"/>
+          <w:sz w:val="24"/>
+          <w:szCs w:val="24"/>
+          <w:lang w:eastAsia="en-IN"/>
+        </w:rPr>
+        <w:t xml:space="preserve">First letter must be </w:t>
+      </w:r>
+      <w:r>
+        <w:rPr>
+          <w:rFonts w:ascii="Times New Roman" w:eastAsia="Times New Roman" w:hAnsi="Times New Roman" w:cs="Times New Roman"/>
+          <w:b/>
+          <w:bCs/>
+          <w:sz w:val="24"/>
+          <w:szCs w:val="24"/>
+          <w:lang w:eastAsia="en-IN"/>
+        </w:rPr>
+        <w:t>Capital</w:t>
+      </w:r>
+    </w:p>
+    <w:p>
+      <w:pPr>
+        <w:spacing w:before="100" w:beforeAutospacing="1" w:after="100" w:afterAutospacing="1" w:line="240" w:lineRule="auto"/>
+        <w:outlineLvl w:val="2"/>
+        <w:rPr>
+          <w:rFonts w:ascii="Times New Roman" w:eastAsia="Times New Roman" w:hAnsi="Times New Roman" w:cs="Times New Roman"/>
+          <w:b/>
+          <w:bCs/>
+          <w:sz w:val="27"/>
+          <w:szCs w:val="27"/>
+          <w:lang w:eastAsia="en-IN"/>
+        </w:rPr>
+      </w:pPr>
+      <w:r>
+        <w:rPr>
+          <w:rFonts w:ascii="Segoe UI Symbol" w:eastAsia="Times New Roman" w:hAnsi="Segoe UI Symbol" w:cs="Segoe UI Symbol"/>
+          <w:b/>
+          <w:bCs/>
+          <w:sz w:val="27"/>
+          <w:szCs w:val="27"/>
+          <w:lang w:eastAsia="en-IN"/>
+        </w:rPr>
+        <w:t>🔹</w:t>
+      </w:r>
+      <w:r>
+        <w:rPr>
+          <w:rFonts w:ascii="Times New Roman" w:eastAsia="Times New Roman" w:hAnsi="Times New Roman" w:cs="Times New Roman"/>
+          <w:b/>
+          <w:bCs/>
+          <w:sz w:val="27"/>
+          <w:szCs w:val="27"/>
+          <w:lang w:eastAsia="en-IN"/>
+        </w:rPr>
+        <w:t xml:space="preserve"> Example</w:t>
+      </w:r>
+    </w:p>
+    <w:p>
+      <w:pPr>
+        <w:tabs>
+          <w:tab w:val="left" w:pos="916"/>
+          <w:tab w:val="left" w:pos="1832"/>
+          <w:tab w:val="left" w:pos="2748"/>
+          <w:tab w:val="left" w:pos="3664"/>
+          <w:tab w:val="left" w:pos="4580"/>
+          <w:tab w:val="left" w:pos="5496"/>
+          <w:tab w:val="left" w:pos="6412"/>
+          <w:tab w:val="left" w:pos="7328"/>
+          <w:tab w:val="left" w:pos="8244"/>
+          <w:tab w:val="left" w:pos="9160"/>
+          <w:tab w:val="left" w:pos="10076"/>
+          <w:tab w:val="left" w:pos="10992"/>
+          <w:tab w:val="left" w:pos="11908"/>
+          <w:tab w:val="left" w:pos="12824"/>
+          <w:tab w:val="left" w:pos="13740"/>
+          <w:tab w:val="left" w:pos="14656"/>
+        </w:tabs>
+        <w:spacing w:after="0" w:line="240" w:lineRule="auto"/>
+        <w:rPr>
+          <w:rFonts w:ascii="Courier New" w:eastAsia="Times New Roman" w:hAnsi="Courier New" w:cs="Courier New"/>
+          <w:sz w:val="20"/>
+          <w:szCs w:val="20"/>
+          <w:lang w:eastAsia="en-IN"/>
+        </w:rPr>
+      </w:pPr>
+      <w:proofErr w:type="gramStart"/>
+      <w:r>
+        <w:rPr>
+          <w:rFonts w:ascii="Courier New" w:eastAsia="Times New Roman" w:hAnsi="Courier New" w:cs="Courier New"/>
+          <w:sz w:val="20"/>
+          <w:szCs w:val="20"/>
+          <w:lang w:eastAsia="en-IN"/>
+        </w:rPr>
+        <w:t>function</w:t>
+      </w:r>
+      <w:proofErr w:type="gramEnd"/>
+      <w:r>
+        <w:rPr>
+          <w:rFonts w:ascii="Courier New" w:eastAsia="Times New Roman" w:hAnsi="Courier New" w:cs="Courier New"/>
+          <w:sz w:val="20"/>
+          <w:szCs w:val="20"/>
+          <w:lang w:eastAsia="en-IN"/>
+        </w:rPr>
+        <w:t xml:space="preserve"> Welcome() {</w:t>
+      </w:r>
+    </w:p>
+    <w:p>
+      <w:pPr>
+        <w:tabs>
+          <w:tab w:val="left" w:pos="916"/>
+          <w:tab w:val="left" w:pos="1832"/>
+          <w:tab w:val="left" w:pos="2748"/>
+          <w:tab w:val="left" w:pos="3664"/>
+          <w:tab w:val="left" w:pos="4580"/>
+          <w:tab w:val="left" w:pos="5496"/>
+          <w:tab w:val="left" w:pos="6412"/>
+          <w:tab w:val="left" w:pos="7328"/>
+          <w:tab w:val="left" w:pos="8244"/>
+          <w:tab w:val="left" w:pos="9160"/>
+          <w:tab w:val="left" w:pos="10076"/>
+          <w:tab w:val="left" w:pos="10992"/>
+          <w:tab w:val="left" w:pos="11908"/>
+          <w:tab w:val="left" w:pos="12824"/>
+          <w:tab w:val="left" w:pos="13740"/>
+          <w:tab w:val="left" w:pos="14656"/>
+        </w:tabs>
+        <w:spacing w:after="0" w:line="240" w:lineRule="auto"/>
+        <w:rPr>
+          <w:rFonts w:ascii="Courier New" w:eastAsia="Times New Roman" w:hAnsi="Courier New" w:cs="Courier New"/>
+          <w:sz w:val="20"/>
+          <w:szCs w:val="20"/>
+          <w:lang w:eastAsia="en-IN"/>
+        </w:rPr>
+      </w:pPr>
+      <w:r>
+        <w:rPr>
+          <w:rFonts w:ascii="Courier New" w:eastAsia="Times New Roman" w:hAnsi="Courier New" w:cs="Courier New"/>
+          <w:sz w:val="20"/>
+          <w:szCs w:val="20"/>
+          <w:lang w:eastAsia="en-IN"/>
+        </w:rPr>
+        <w:t xml:space="preserve">  </w:t>
+      </w:r>
+      <w:proofErr w:type="gramStart"/>
+      <w:r>
+        <w:rPr>
+          <w:rFonts w:ascii="Courier New" w:eastAsia="Times New Roman" w:hAnsi="Courier New" w:cs="Courier New"/>
+          <w:sz w:val="20"/>
+          <w:szCs w:val="20"/>
+          <w:lang w:eastAsia="en-IN"/>
+        </w:rPr>
+        <w:t>return</w:t>
+      </w:r>
+      <w:proofErr w:type="gramEnd"/>
+      <w:r>
+        <w:rPr>
+          <w:rFonts w:ascii="Courier New" w:eastAsia="Times New Roman" w:hAnsi="Courier New" w:cs="Courier New"/>
+          <w:sz w:val="20"/>
+          <w:szCs w:val="20"/>
+          <w:lang w:eastAsia="en-IN"/>
+        </w:rPr>
+        <w:t xml:space="preserve"> &lt;h1&gt;Hello React&lt;/h1&gt;;</w:t>
+      </w:r>
+    </w:p>
+    <w:p>
+      <w:pPr>
+        <w:tabs>
+          <w:tab w:val="left" w:pos="916"/>
+          <w:tab w:val="left" w:pos="1832"/>
+          <w:tab w:val="left" w:pos="2748"/>
+          <w:tab w:val="left" w:pos="3664"/>
+          <w:tab w:val="left" w:pos="4580"/>
+          <w:tab w:val="left" w:pos="5496"/>
+          <w:tab w:val="left" w:pos="6412"/>
+          <w:tab w:val="left" w:pos="7328"/>
+          <w:tab w:val="left" w:pos="8244"/>
+          <w:tab w:val="left" w:pos="9160"/>
+          <w:tab w:val="left" w:pos="10076"/>
+          <w:tab w:val="left" w:pos="10992"/>
+          <w:tab w:val="left" w:pos="11908"/>
+          <w:tab w:val="left" w:pos="12824"/>
+          <w:tab w:val="left" w:pos="13740"/>
+          <w:tab w:val="left" w:pos="14656"/>
+        </w:tabs>
+        <w:spacing w:after="0" w:line="240" w:lineRule="auto"/>
+        <w:rPr>
+          <w:rFonts w:ascii="Courier New" w:eastAsia="Times New Roman" w:hAnsi="Courier New" w:cs="Courier New"/>
+          <w:sz w:val="20"/>
+          <w:szCs w:val="20"/>
+          <w:lang w:eastAsia="en-IN"/>
+        </w:rPr>
+      </w:pPr>
+      <w:r>
+        <w:rPr>
+          <w:rFonts w:ascii="Courier New" w:eastAsia="Times New Roman" w:hAnsi="Courier New" w:cs="Courier New"/>
+          <w:sz w:val="20"/>
+          <w:szCs w:val="20"/>
+          <w:lang w:eastAsia="en-IN"/>
+        </w:rPr>
+        <w:t>}</w:t>
+      </w:r>
+    </w:p>
+    <w:p>
+      <w:pPr>
+        <w:spacing w:after="0" w:line="240" w:lineRule="auto"/>
+        <w:rPr>
+          <w:rFonts w:ascii="Times New Roman" w:eastAsia="Times New Roman" w:hAnsi="Times New Roman" w:cs="Times New Roman"/>
+          <w:sz w:val="24"/>
+          <w:szCs w:val="24"/>
+          <w:lang w:eastAsia="en-IN"/>
+        </w:rPr>
+      </w:pPr>
+      <w:r>
+        <w:rPr>
+          <w:rFonts w:ascii="Times New Roman" w:eastAsia="Times New Roman" w:hAnsi="Times New Roman" w:cs="Times New Roman"/>
+          <w:sz w:val="24"/>
+          <w:szCs w:val="24"/>
+          <w:lang w:eastAsia="en-IN"/>
+        </w:rPr>
+        <w:pict>
+          <v:rect id="_x0000_i1033" style="width:0;height:1.5pt" o:hralign="center" o:hrstd="t" o:hr="t" fillcolor="#a0a0a0" stroked="f"/>
+        </w:pict>
+      </w:r>
+    </w:p>
+    <w:p>
+      <w:pPr>
+        <w:spacing w:before="100" w:beforeAutospacing="1" w:after="100" w:afterAutospacing="1" w:line="240" w:lineRule="auto"/>
+        <w:outlineLvl w:val="1"/>
+        <w:rPr>
+          <w:rFonts w:ascii="Times New Roman" w:eastAsia="Times New Roman" w:hAnsi="Times New Roman" w:cs="Times New Roman"/>
+          <w:b/>
+          <w:bCs/>
+          <w:sz w:val="36"/>
+          <w:szCs w:val="36"/>
+          <w:lang w:eastAsia="en-IN"/>
+        </w:rPr>
+      </w:pPr>
+      <w:r>
+        <w:rPr>
+          <w:rFonts w:ascii="Times New Roman" w:eastAsia="Times New Roman" w:hAnsi="Times New Roman" w:cs="Times New Roman"/>
+          <w:b/>
+          <w:bCs/>
+          <w:sz w:val="36"/>
+          <w:szCs w:val="36"/>
+          <w:lang w:eastAsia="en-IN"/>
+        </w:rPr>
+        <w:t>2️</w:t>
+      </w:r>
+      <w:r>
+        <w:rPr>
+          <w:rFonts w:ascii="Tahoma" w:eastAsia="Times New Roman" w:hAnsi="Tahoma" w:cs="Tahoma"/>
+          <w:b/>
+          <w:bCs/>
+          <w:sz w:val="36"/>
+          <w:szCs w:val="36"/>
+          <w:lang w:eastAsia="en-IN"/>
+        </w:rPr>
+        <w:t>⃣</w:t>
+      </w:r>
+      <w:r>
+        <w:rPr>
+          <w:rFonts w:ascii="Times New Roman" w:eastAsia="Times New Roman" w:hAnsi="Times New Roman" w:cs="Times New Roman"/>
+          <w:b/>
+          <w:bCs/>
+          <w:sz w:val="36"/>
+          <w:szCs w:val="36"/>
+          <w:lang w:eastAsia="en-IN"/>
+        </w:rPr>
+        <w:t xml:space="preserve"> Types of Components</w:t>
+      </w:r>
+    </w:p>
+    <w:p>
+      <w:pPr>
+        <w:spacing w:before="100" w:beforeAutospacing="1" w:after="100" w:afterAutospacing="1" w:line="240" w:lineRule="auto"/>
+        <w:outlineLvl w:val="2"/>
+        <w:rPr>
+          <w:rFonts w:ascii="Times New Roman" w:eastAsia="Times New Roman" w:hAnsi="Times New Roman" w:cs="Times New Roman"/>
+          <w:b/>
+          <w:bCs/>
+          <w:sz w:val="27"/>
+          <w:szCs w:val="27"/>
+          <w:lang w:eastAsia="en-IN"/>
+        </w:rPr>
+      </w:pPr>
+      <w:r>
+        <w:rPr>
+          <w:rFonts w:ascii="Segoe UI Symbol" w:eastAsia="Times New Roman" w:hAnsi="Segoe UI Symbol" w:cs="Segoe UI Symbol"/>
+          <w:b/>
+          <w:bCs/>
+          <w:sz w:val="27"/>
+          <w:szCs w:val="27"/>
+          <w:lang w:eastAsia="en-IN"/>
+        </w:rPr>
+        <w:t>🔹</w:t>
+      </w:r>
+      <w:r>
+        <w:rPr>
+          <w:rFonts w:ascii="Times New Roman" w:eastAsia="Times New Roman" w:hAnsi="Times New Roman" w:cs="Times New Roman"/>
+          <w:b/>
+          <w:bCs/>
+          <w:sz w:val="27"/>
+          <w:szCs w:val="27"/>
+          <w:lang w:eastAsia="en-IN"/>
+        </w:rPr>
+        <w:t xml:space="preserve"> 1. Functional Component (Most used)</w:t>
+      </w:r>
+    </w:p>
+    <w:p>
+      <w:pPr>
+        <w:tabs>
+          <w:tab w:val="left" w:pos="916"/>
+          <w:tab w:val="left" w:pos="1832"/>
+          <w:tab w:val="left" w:pos="2748"/>
+          <w:tab w:val="left" w:pos="3664"/>
+          <w:tab w:val="left" w:pos="4580"/>
+          <w:tab w:val="left" w:pos="5496"/>
+          <w:tab w:val="left" w:pos="6412"/>
+          <w:tab w:val="left" w:pos="7328"/>
+          <w:tab w:val="left" w:pos="8244"/>
+          <w:tab w:val="left" w:pos="9160"/>
+          <w:tab w:val="left" w:pos="10076"/>
+          <w:tab w:val="left" w:pos="10992"/>
+          <w:tab w:val="left" w:pos="11908"/>
+          <w:tab w:val="left" w:pos="12824"/>
+          <w:tab w:val="left" w:pos="13740"/>
+          <w:tab w:val="left" w:pos="14656"/>
+        </w:tabs>
+        <w:spacing w:after="0" w:line="240" w:lineRule="auto"/>
+        <w:rPr>
+          <w:rFonts w:ascii="Courier New" w:eastAsia="Times New Roman" w:hAnsi="Courier New" w:cs="Courier New"/>
+          <w:sz w:val="20"/>
+          <w:szCs w:val="20"/>
+          <w:lang w:eastAsia="en-IN"/>
+        </w:rPr>
+      </w:pPr>
+      <w:proofErr w:type="gramStart"/>
+      <w:r>
+        <w:rPr>
+          <w:rFonts w:ascii="Courier New" w:eastAsia="Times New Roman" w:hAnsi="Courier New" w:cs="Courier New"/>
+          <w:sz w:val="20"/>
+          <w:szCs w:val="20"/>
+          <w:lang w:eastAsia="en-IN"/>
+        </w:rPr>
+        <w:t>function</w:t>
+      </w:r>
+      <w:proofErr w:type="gramEnd"/>
+      <w:r>
+        <w:rPr>
+          <w:rFonts w:ascii="Courier New" w:eastAsia="Times New Roman" w:hAnsi="Courier New" w:cs="Courier New"/>
+          <w:sz w:val="20"/>
+          <w:szCs w:val="20"/>
+          <w:lang w:eastAsia="en-IN"/>
+        </w:rPr>
+        <w:t xml:space="preserve"> Header() {</w:t>
+      </w:r>
+    </w:p>
+    <w:p>
+      <w:pPr>
+        <w:tabs>
+          <w:tab w:val="left" w:pos="916"/>
+          <w:tab w:val="left" w:pos="1832"/>
+          <w:tab w:val="left" w:pos="2748"/>
+          <w:tab w:val="left" w:pos="3664"/>
+          <w:tab w:val="left" w:pos="4580"/>
+          <w:tab w:val="left" w:pos="5496"/>
+          <w:tab w:val="left" w:pos="6412"/>
+          <w:tab w:val="left" w:pos="7328"/>
+          <w:tab w:val="left" w:pos="8244"/>
+          <w:tab w:val="left" w:pos="9160"/>
+          <w:tab w:val="left" w:pos="10076"/>
+          <w:tab w:val="left" w:pos="10992"/>
+          <w:tab w:val="left" w:pos="11908"/>
+          <w:tab w:val="left" w:pos="12824"/>
+          <w:tab w:val="left" w:pos="13740"/>
+          <w:tab w:val="left" w:pos="14656"/>
+        </w:tabs>
+        <w:spacing w:after="0" w:line="240" w:lineRule="auto"/>
+        <w:rPr>
+          <w:rFonts w:ascii="Courier New" w:eastAsia="Times New Roman" w:hAnsi="Courier New" w:cs="Courier New"/>
+          <w:sz w:val="20"/>
+          <w:szCs w:val="20"/>
+          <w:lang w:eastAsia="en-IN"/>
+        </w:rPr>
+      </w:pPr>
+      <w:r>
+        <w:rPr>
+          <w:rFonts w:ascii="Courier New" w:eastAsia="Times New Roman" w:hAnsi="Courier New" w:cs="Courier New"/>
+          <w:sz w:val="20"/>
+          <w:szCs w:val="20"/>
+          <w:lang w:eastAsia="en-IN"/>
+        </w:rPr>
+        <w:t xml:space="preserve">  </w:t>
+      </w:r>
+      <w:proofErr w:type="gramStart"/>
+      <w:r>
+        <w:rPr>
+          <w:rFonts w:ascii="Courier New" w:eastAsia="Times New Roman" w:hAnsi="Courier New" w:cs="Courier New"/>
+          <w:sz w:val="20"/>
+          <w:szCs w:val="20"/>
+          <w:lang w:eastAsia="en-IN"/>
+        </w:rPr>
+        <w:t>return</w:t>
+      </w:r>
+      <w:proofErr w:type="gramEnd"/>
+      <w:r>
+        <w:rPr>
+          <w:rFonts w:ascii="Courier New" w:eastAsia="Times New Roman" w:hAnsi="Courier New" w:cs="Courier New"/>
+          <w:sz w:val="20"/>
+          <w:szCs w:val="20"/>
+          <w:lang w:eastAsia="en-IN"/>
+        </w:rPr>
+        <w:t xml:space="preserve"> &lt;h2&gt;This is Header&lt;/h2&gt;;</w:t>
+      </w:r>
+    </w:p>
+    <w:p>
+      <w:pPr>
+        <w:tabs>
+          <w:tab w:val="left" w:pos="916"/>
+          <w:tab w:val="left" w:pos="1832"/>
+          <w:tab w:val="left" w:pos="2748"/>
+          <w:tab w:val="left" w:pos="3664"/>
+          <w:tab w:val="left" w:pos="4580"/>
+          <w:tab w:val="left" w:pos="5496"/>
+          <w:tab w:val="left" w:pos="6412"/>
+          <w:tab w:val="left" w:pos="7328"/>
+          <w:tab w:val="left" w:pos="8244"/>
+          <w:tab w:val="left" w:pos="9160"/>
+          <w:tab w:val="left" w:pos="10076"/>
+          <w:tab w:val="left" w:pos="10992"/>
+          <w:tab w:val="left" w:pos="11908"/>
+          <w:tab w:val="left" w:pos="12824"/>
+          <w:tab w:val="left" w:pos="13740"/>
+          <w:tab w:val="left" w:pos="14656"/>
+        </w:tabs>
+        <w:spacing w:after="0" w:line="240" w:lineRule="auto"/>
+        <w:rPr>
+          <w:rFonts w:ascii="Courier New" w:eastAsia="Times New Roman" w:hAnsi="Courier New" w:cs="Courier New"/>
+          <w:sz w:val="20"/>
+          <w:szCs w:val="20"/>
+          <w:lang w:eastAsia="en-IN"/>
+        </w:rPr>
+      </w:pPr>
+      <w:r>
+        <w:rPr>
+          <w:rFonts w:ascii="Courier New" w:eastAsia="Times New Roman" w:hAnsi="Courier New" w:cs="Courier New"/>
+          <w:sz w:val="20"/>
+          <w:szCs w:val="20"/>
+          <w:lang w:eastAsia="en-IN"/>
+        </w:rPr>
+        <w:t>}</w:t>
+      </w:r>
+    </w:p>
+    <w:p>
+      <w:pPr>
+        <w:spacing w:before="100" w:beforeAutospacing="1" w:after="100" w:afterAutospacing="1" w:line="240" w:lineRule="auto"/>
+        <w:outlineLvl w:val="2"/>
+        <w:rPr>
+          <w:rFonts w:ascii="Times New Roman" w:eastAsia="Times New Roman" w:hAnsi="Times New Roman" w:cs="Times New Roman"/>
+          <w:b/>
+          <w:bCs/>
+          <w:sz w:val="27"/>
+          <w:szCs w:val="27"/>
+          <w:lang w:eastAsia="en-IN"/>
+        </w:rPr>
+      </w:pPr>
+      <w:r>
+        <w:rPr>
+          <w:rFonts w:ascii="Segoe UI Symbol" w:eastAsia="Times New Roman" w:hAnsi="Segoe UI Symbol" w:cs="Segoe UI Symbol"/>
+          <w:b/>
+          <w:bCs/>
+          <w:sz w:val="27"/>
+          <w:szCs w:val="27"/>
+          <w:lang w:eastAsia="en-IN"/>
+        </w:rPr>
+        <w:t>🔹</w:t>
+      </w:r>
+      <w:r>
+        <w:rPr>
+          <w:rFonts w:ascii="Times New Roman" w:eastAsia="Times New Roman" w:hAnsi="Times New Roman" w:cs="Times New Roman"/>
+          <w:b/>
+          <w:bCs/>
+          <w:sz w:val="27"/>
+          <w:szCs w:val="27"/>
+          <w:lang w:eastAsia="en-IN"/>
+        </w:rPr>
+        <w:t xml:space="preserve"> 2. Class Component (Old)</w:t>
+      </w:r>
+    </w:p>
+    <w:p>
+      <w:pPr>
+        <w:tabs>
+          <w:tab w:val="left" w:pos="916"/>
+          <w:tab w:val="left" w:pos="1832"/>
+          <w:tab w:val="left" w:pos="2748"/>
+          <w:tab w:val="left" w:pos="3664"/>
+          <w:tab w:val="left" w:pos="4580"/>
+          <w:tab w:val="left" w:pos="5496"/>
+          <w:tab w:val="left" w:pos="6412"/>
+          <w:tab w:val="left" w:pos="7328"/>
+          <w:tab w:val="left" w:pos="8244"/>
+          <w:tab w:val="left" w:pos="9160"/>
+          <w:tab w:val="left" w:pos="10076"/>
+          <w:tab w:val="left" w:pos="10992"/>
+          <w:tab w:val="left" w:pos="11908"/>
+          <w:tab w:val="left" w:pos="12824"/>
+          <w:tab w:val="left" w:pos="13740"/>
+          <w:tab w:val="left" w:pos="14656"/>
+        </w:tabs>
+        <w:spacing w:after="0" w:line="240" w:lineRule="auto"/>
+        <w:rPr>
+          <w:rFonts w:ascii="Courier New" w:eastAsia="Times New Roman" w:hAnsi="Courier New" w:cs="Courier New"/>
+          <w:sz w:val="20"/>
+          <w:szCs w:val="20"/>
+          <w:lang w:eastAsia="en-IN"/>
+        </w:rPr>
+      </w:pPr>
+      <w:proofErr w:type="gramStart"/>
+      <w:r>
+        <w:rPr>
+          <w:rFonts w:ascii="Courier New" w:eastAsia="Times New Roman" w:hAnsi="Courier New" w:cs="Courier New"/>
+          <w:sz w:val="20"/>
+          <w:szCs w:val="20"/>
+          <w:lang w:eastAsia="en-IN"/>
+        </w:rPr>
+        <w:t>class</w:t>
+      </w:r>
+      <w:proofErr w:type="gramEnd"/>
+      <w:r>
+        <w:rPr>
+          <w:rFonts w:ascii="Courier New" w:eastAsia="Times New Roman" w:hAnsi="Courier New" w:cs="Courier New"/>
+          <w:sz w:val="20"/>
+          <w:szCs w:val="20"/>
+          <w:lang w:eastAsia="en-IN"/>
+        </w:rPr>
+        <w:t xml:space="preserve"> Header extends </w:t>
+      </w:r>
+      <w:proofErr w:type="spellStart"/>
+      <w:r>
+        <w:rPr>
+          <w:rFonts w:ascii="Courier New" w:eastAsia="Times New Roman" w:hAnsi="Courier New" w:cs="Courier New"/>
+          <w:sz w:val="20"/>
+          <w:szCs w:val="20"/>
+          <w:lang w:eastAsia="en-IN"/>
+        </w:rPr>
+        <w:t>React.Component</w:t>
+      </w:r>
+      <w:proofErr w:type="spellEnd"/>
+      <w:r>
+        <w:rPr>
+          <w:rFonts w:ascii="Courier New" w:eastAsia="Times New Roman" w:hAnsi="Courier New" w:cs="Courier New"/>
+          <w:sz w:val="20"/>
+          <w:szCs w:val="20"/>
+          <w:lang w:eastAsia="en-IN"/>
+        </w:rPr>
+        <w:t xml:space="preserve"> {</w:t>
+      </w:r>
+    </w:p>
+    <w:p>
+      <w:pPr>
+        <w:tabs>
+          <w:tab w:val="left" w:pos="916"/>
+          <w:tab w:val="left" w:pos="1832"/>
+          <w:tab w:val="left" w:pos="2748"/>
+          <w:tab w:val="left" w:pos="3664"/>
+          <w:tab w:val="left" w:pos="4580"/>
+          <w:tab w:val="left" w:pos="5496"/>
+          <w:tab w:val="left" w:pos="6412"/>
+          <w:tab w:val="left" w:pos="7328"/>
+          <w:tab w:val="left" w:pos="8244"/>
+          <w:tab w:val="left" w:pos="9160"/>
+          <w:tab w:val="left" w:pos="10076"/>
+          <w:tab w:val="left" w:pos="10992"/>
+          <w:tab w:val="left" w:pos="11908"/>
+          <w:tab w:val="left" w:pos="12824"/>
+          <w:tab w:val="left" w:pos="13740"/>
+          <w:tab w:val="left" w:pos="14656"/>
+        </w:tabs>
+        <w:spacing w:after="0" w:line="240" w:lineRule="auto"/>
+        <w:rPr>
+          <w:rFonts w:ascii="Courier New" w:eastAsia="Times New Roman" w:hAnsi="Courier New" w:cs="Courier New"/>
+          <w:sz w:val="20"/>
+          <w:szCs w:val="20"/>
+          <w:lang w:eastAsia="en-IN"/>
+        </w:rPr>
+      </w:pPr>
+      <w:r>
+        <w:rPr>
+          <w:rFonts w:ascii="Courier New" w:eastAsia="Times New Roman" w:hAnsi="Courier New" w:cs="Courier New"/>
+          <w:sz w:val="20"/>
+          <w:szCs w:val="20"/>
+          <w:lang w:eastAsia="en-IN"/>
+        </w:rPr>
+        <w:t xml:space="preserve">  </w:t>
+      </w:r>
+      <w:proofErr w:type="gramStart"/>
+      <w:r>
+        <w:rPr>
+          <w:rFonts w:ascii="Courier New" w:eastAsia="Times New Roman" w:hAnsi="Courier New" w:cs="Courier New"/>
+          <w:sz w:val="20"/>
+          <w:szCs w:val="20"/>
+          <w:lang w:eastAsia="en-IN"/>
+        </w:rPr>
+        <w:t>render(</w:t>
+      </w:r>
+      <w:proofErr w:type="gramEnd"/>
+      <w:r>
+        <w:rPr>
+          <w:rFonts w:ascii="Courier New" w:eastAsia="Times New Roman" w:hAnsi="Courier New" w:cs="Courier New"/>
+          <w:sz w:val="20"/>
+          <w:szCs w:val="20"/>
+          <w:lang w:eastAsia="en-IN"/>
+        </w:rPr>
+        <w:t>) {</w:t>
+      </w:r>
+    </w:p>
+    <w:p>
+      <w:pPr>
+        <w:tabs>
+          <w:tab w:val="left" w:pos="916"/>
+          <w:tab w:val="left" w:pos="1832"/>
+          <w:tab w:val="left" w:pos="2748"/>
+          <w:tab w:val="left" w:pos="3664"/>
+          <w:tab w:val="left" w:pos="4580"/>
+          <w:tab w:val="left" w:pos="5496"/>
+          <w:tab w:val="left" w:pos="6412"/>
+          <w:tab w:val="left" w:pos="7328"/>
+          <w:tab w:val="left" w:pos="8244"/>
+          <w:tab w:val="left" w:pos="9160"/>
+          <w:tab w:val="left" w:pos="10076"/>
+          <w:tab w:val="left" w:pos="10992"/>
+          <w:tab w:val="left" w:pos="11908"/>
+          <w:tab w:val="left" w:pos="12824"/>
+          <w:tab w:val="left" w:pos="13740"/>
+          <w:tab w:val="left" w:pos="14656"/>
+        </w:tabs>
+        <w:spacing w:after="0" w:line="240" w:lineRule="auto"/>
+        <w:rPr>
+          <w:rFonts w:ascii="Courier New" w:eastAsia="Times New Roman" w:hAnsi="Courier New" w:cs="Courier New"/>
+          <w:sz w:val="20"/>
+          <w:szCs w:val="20"/>
+          <w:lang w:eastAsia="en-IN"/>
+        </w:rPr>
+      </w:pPr>
+      <w:r>
+        <w:rPr>
+          <w:rFonts w:ascii="Courier New" w:eastAsia="Times New Roman" w:hAnsi="Courier New" w:cs="Courier New"/>
+          <w:sz w:val="20"/>
+          <w:szCs w:val="20"/>
+          <w:lang w:eastAsia="en-IN"/>
+        </w:rPr>
+        <w:t xml:space="preserve">    </w:t>
+      </w:r>
+      <w:proofErr w:type="gramStart"/>
+      <w:r>
+        <w:rPr>
+          <w:rFonts w:ascii="Courier New" w:eastAsia="Times New Roman" w:hAnsi="Courier New" w:cs="Courier New"/>
+          <w:sz w:val="20"/>
+          <w:szCs w:val="20"/>
+          <w:lang w:eastAsia="en-IN"/>
+        </w:rPr>
+        <w:t>return</w:t>
+      </w:r>
+      <w:proofErr w:type="gramEnd"/>
+      <w:r>
+        <w:rPr>
+          <w:rFonts w:ascii="Courier New" w:eastAsia="Times New Roman" w:hAnsi="Courier New" w:cs="Courier New"/>
+          <w:sz w:val="20"/>
+          <w:szCs w:val="20"/>
+          <w:lang w:eastAsia="en-IN"/>
+        </w:rPr>
+        <w:t xml:space="preserve"> &lt;h2&gt;This is Header&lt;/h2&gt;;</w:t>
+      </w:r>
+    </w:p>
+    <w:p>
+      <w:pPr>
+        <w:tabs>
+          <w:tab w:val="left" w:pos="916"/>
+          <w:tab w:val="left" w:pos="1832"/>
+          <w:tab w:val="left" w:pos="2748"/>
+          <w:tab w:val="left" w:pos="3664"/>
+          <w:tab w:val="left" w:pos="4580"/>
+          <w:tab w:val="left" w:pos="5496"/>
+          <w:tab w:val="left" w:pos="6412"/>
+          <w:tab w:val="left" w:pos="7328"/>
+          <w:tab w:val="left" w:pos="8244"/>
+          <w:tab w:val="left" w:pos="9160"/>
+          <w:tab w:val="left" w:pos="10076"/>
+          <w:tab w:val="left" w:pos="10992"/>
+          <w:tab w:val="left" w:pos="11908"/>
+          <w:tab w:val="left" w:pos="12824"/>
+          <w:tab w:val="left" w:pos="13740"/>
+          <w:tab w:val="left" w:pos="14656"/>
+        </w:tabs>
+        <w:spacing w:after="0" w:line="240" w:lineRule="auto"/>
+        <w:rPr>
+          <w:rFonts w:ascii="Courier New" w:eastAsia="Times New Roman" w:hAnsi="Courier New" w:cs="Courier New"/>
+          <w:sz w:val="20"/>
+          <w:szCs w:val="20"/>
+          <w:lang w:eastAsia="en-IN"/>
+        </w:rPr>
+      </w:pPr>
+      <w:r>
+        <w:rPr>
+          <w:rFonts w:ascii="Courier New" w:eastAsia="Times New Roman" w:hAnsi="Courier New" w:cs="Courier New"/>
+          <w:sz w:val="20"/>
+          <w:szCs w:val="20"/>
+          <w:lang w:eastAsia="en-IN"/>
+        </w:rPr>
+        <w:t xml:space="preserve">  }</w:t>
+      </w:r>
       <w:bookmarkStart w:id="0" w:name="_GoBack"/>
       <w:bookmarkEnd w:id="0"/>
     </w:p>
     <w:p>
       <w:pPr>
+        <w:tabs>
+          <w:tab w:val="left" w:pos="916"/>
+          <w:tab w:val="left" w:pos="1832"/>
+          <w:tab w:val="left" w:pos="2748"/>
+          <w:tab w:val="left" w:pos="3664"/>
+          <w:tab w:val="left" w:pos="4580"/>
+          <w:tab w:val="left" w:pos="5496"/>
+          <w:tab w:val="left" w:pos="6412"/>
+          <w:tab w:val="left" w:pos="7328"/>
+          <w:tab w:val="left" w:pos="8244"/>
+          <w:tab w:val="left" w:pos="9160"/>
+          <w:tab w:val="left" w:pos="10076"/>
+          <w:tab w:val="left" w:pos="10992"/>
+          <w:tab w:val="left" w:pos="11908"/>
+          <w:tab w:val="left" w:pos="12824"/>
+          <w:tab w:val="left" w:pos="13740"/>
+          <w:tab w:val="left" w:pos="14656"/>
+        </w:tabs>
+        <w:spacing w:after="0" w:line="240" w:lineRule="auto"/>
+        <w:rPr>
+          <w:rFonts w:ascii="Courier New" w:eastAsia="Times New Roman" w:hAnsi="Courier New" w:cs="Courier New"/>
+          <w:sz w:val="20"/>
+          <w:szCs w:val="20"/>
+          <w:lang w:eastAsia="en-IN"/>
+        </w:rPr>
+      </w:pPr>
+      <w:r>
+        <w:rPr>
+          <w:rFonts w:ascii="Courier New" w:eastAsia="Times New Roman" w:hAnsi="Courier New" w:cs="Courier New"/>
+          <w:sz w:val="20"/>
+          <w:szCs w:val="20"/>
+          <w:lang w:eastAsia="en-IN"/>
+        </w:rPr>
+        <w:t>}</w:t>
+      </w:r>
+    </w:p>
+    <w:p>
+      <w:pPr>
         <w:spacing w:after="0" w:line="240" w:lineRule="auto"/>
         <w:rPr>
           <w:rFonts w:ascii="Times New Roman" w:eastAsia="Times New Roman" w:hAnsi="Times New Roman" w:cs="Times New Roman"/>
@@ -3080,11 +4159,2464 @@
           <w:lang w:eastAsia="en-IN"/>
         </w:rPr>
         <w:pict>
-          <v:rect id="_x0000_i1030" style="width:0;height:1.5pt" o:hralign="center" o:hrstd="t" o:hr="t" fillcolor="#a0a0a0" stroked="f"/>
+          <v:rect id="_x0000_i1034" style="width:0;height:1.5pt" o:hralign="center" o:hrstd="t" o:hr="t" fillcolor="#a0a0a0" stroked="f"/>
         </w:pict>
       </w:r>
     </w:p>
-    <w:p/>
+    <w:p>
+      <w:pPr>
+        <w:spacing w:before="100" w:beforeAutospacing="1" w:after="100" w:afterAutospacing="1" w:line="240" w:lineRule="auto"/>
+        <w:outlineLvl w:val="1"/>
+        <w:rPr>
+          <w:rFonts w:ascii="Times New Roman" w:eastAsia="Times New Roman" w:hAnsi="Times New Roman" w:cs="Times New Roman"/>
+          <w:b/>
+          <w:bCs/>
+          <w:sz w:val="36"/>
+          <w:szCs w:val="36"/>
+          <w:lang w:eastAsia="en-IN"/>
+        </w:rPr>
+      </w:pPr>
+      <w:r>
+        <w:rPr>
+          <w:rFonts w:ascii="Times New Roman" w:eastAsia="Times New Roman" w:hAnsi="Times New Roman" w:cs="Times New Roman"/>
+          <w:b/>
+          <w:bCs/>
+          <w:sz w:val="36"/>
+          <w:szCs w:val="36"/>
+          <w:lang w:eastAsia="en-IN"/>
+        </w:rPr>
+        <w:t>3️</w:t>
+      </w:r>
+      <w:r>
+        <w:rPr>
+          <w:rFonts w:ascii="Tahoma" w:eastAsia="Times New Roman" w:hAnsi="Tahoma" w:cs="Tahoma"/>
+          <w:b/>
+          <w:bCs/>
+          <w:sz w:val="36"/>
+          <w:szCs w:val="36"/>
+          <w:lang w:eastAsia="en-IN"/>
+        </w:rPr>
+        <w:t>⃣</w:t>
+      </w:r>
+      <w:r>
+        <w:rPr>
+          <w:rFonts w:ascii="Times New Roman" w:eastAsia="Times New Roman" w:hAnsi="Times New Roman" w:cs="Times New Roman"/>
+          <w:b/>
+          <w:bCs/>
+          <w:sz w:val="36"/>
+          <w:szCs w:val="36"/>
+          <w:lang w:eastAsia="en-IN"/>
+        </w:rPr>
+        <w:t xml:space="preserve"> </w:t>
+      </w:r>
+      <w:proofErr w:type="gramStart"/>
+      <w:r>
+        <w:rPr>
+          <w:rFonts w:ascii="Times New Roman" w:eastAsia="Times New Roman" w:hAnsi="Times New Roman" w:cs="Times New Roman"/>
+          <w:b/>
+          <w:bCs/>
+          <w:sz w:val="36"/>
+          <w:szCs w:val="36"/>
+          <w:lang w:eastAsia="en-IN"/>
+        </w:rPr>
+        <w:t>What</w:t>
+      </w:r>
+      <w:proofErr w:type="gramEnd"/>
+      <w:r>
+        <w:rPr>
+          <w:rFonts w:ascii="Times New Roman" w:eastAsia="Times New Roman" w:hAnsi="Times New Roman" w:cs="Times New Roman"/>
+          <w:b/>
+          <w:bCs/>
+          <w:sz w:val="36"/>
+          <w:szCs w:val="36"/>
+          <w:lang w:eastAsia="en-IN"/>
+        </w:rPr>
+        <w:t xml:space="preserve"> are Props?</w:t>
+      </w:r>
+    </w:p>
+    <w:p>
+      <w:pPr>
+        <w:spacing w:before="100" w:beforeAutospacing="1" w:after="100" w:afterAutospacing="1" w:line="240" w:lineRule="auto"/>
+        <w:rPr>
+          <w:rFonts w:ascii="Times New Roman" w:eastAsia="Times New Roman" w:hAnsi="Times New Roman" w:cs="Times New Roman"/>
+          <w:sz w:val="24"/>
+          <w:szCs w:val="24"/>
+          <w:lang w:eastAsia="en-IN"/>
+        </w:rPr>
+      </w:pPr>
+      <w:r>
+        <w:rPr>
+          <w:rFonts w:ascii="Times New Roman" w:eastAsia="Times New Roman" w:hAnsi="Times New Roman" w:cs="Times New Roman"/>
+          <w:b/>
+          <w:bCs/>
+          <w:sz w:val="24"/>
+          <w:szCs w:val="24"/>
+          <w:lang w:eastAsia="en-IN"/>
+        </w:rPr>
+        <w:t>Props (Properties)</w:t>
+      </w:r>
+      <w:r>
+        <w:rPr>
+          <w:rFonts w:ascii="Times New Roman" w:eastAsia="Times New Roman" w:hAnsi="Times New Roman" w:cs="Times New Roman"/>
+          <w:sz w:val="24"/>
+          <w:szCs w:val="24"/>
+          <w:lang w:eastAsia="en-IN"/>
+        </w:rPr>
+        <w:t xml:space="preserve"> are used to </w:t>
+      </w:r>
+      <w:r>
+        <w:rPr>
+          <w:rFonts w:ascii="Times New Roman" w:eastAsia="Times New Roman" w:hAnsi="Times New Roman" w:cs="Times New Roman"/>
+          <w:b/>
+          <w:bCs/>
+          <w:sz w:val="24"/>
+          <w:szCs w:val="24"/>
+          <w:lang w:eastAsia="en-IN"/>
+        </w:rPr>
+        <w:t>pass data from one component to another</w:t>
+      </w:r>
+      <w:r>
+        <w:rPr>
+          <w:rFonts w:ascii="Times New Roman" w:eastAsia="Times New Roman" w:hAnsi="Times New Roman" w:cs="Times New Roman"/>
+          <w:sz w:val="24"/>
+          <w:szCs w:val="24"/>
+          <w:lang w:eastAsia="en-IN"/>
+        </w:rPr>
+        <w:t>.</w:t>
+      </w:r>
+    </w:p>
+    <w:p>
+      <w:pPr>
+        <w:spacing w:before="100" w:beforeAutospacing="1" w:after="100" w:afterAutospacing="1" w:line="240" w:lineRule="auto"/>
+        <w:rPr>
+          <w:rFonts w:ascii="Times New Roman" w:eastAsia="Times New Roman" w:hAnsi="Times New Roman" w:cs="Times New Roman"/>
+          <w:sz w:val="24"/>
+          <w:szCs w:val="24"/>
+          <w:lang w:eastAsia="en-IN"/>
+        </w:rPr>
+      </w:pPr>
+      <w:r>
+        <w:rPr>
+          <w:rFonts w:ascii="Segoe UI Symbol" w:eastAsia="Times New Roman" w:hAnsi="Segoe UI Symbol" w:cs="Segoe UI Symbol"/>
+          <w:sz w:val="24"/>
+          <w:szCs w:val="24"/>
+          <w:lang w:eastAsia="en-IN"/>
+        </w:rPr>
+        <w:t>🔹</w:t>
+      </w:r>
+      <w:r>
+        <w:rPr>
+          <w:rFonts w:ascii="Times New Roman" w:eastAsia="Times New Roman" w:hAnsi="Times New Roman" w:cs="Times New Roman"/>
+          <w:sz w:val="24"/>
+          <w:szCs w:val="24"/>
+          <w:lang w:eastAsia="en-IN"/>
+        </w:rPr>
+        <w:t xml:space="preserve"> Props are:</w:t>
+      </w:r>
+    </w:p>
+    <w:p>
+      <w:pPr>
+        <w:numPr>
+          <w:ilvl w:val="0"/>
+          <w:numId w:val="7"/>
+        </w:numPr>
+        <w:spacing w:before="100" w:beforeAutospacing="1" w:after="100" w:afterAutospacing="1" w:line="240" w:lineRule="auto"/>
+        <w:rPr>
+          <w:rFonts w:ascii="Times New Roman" w:eastAsia="Times New Roman" w:hAnsi="Times New Roman" w:cs="Times New Roman"/>
+          <w:sz w:val="24"/>
+          <w:szCs w:val="24"/>
+          <w:lang w:eastAsia="en-IN"/>
+        </w:rPr>
+      </w:pPr>
+      <w:r>
+        <w:rPr>
+          <w:rFonts w:ascii="Times New Roman" w:eastAsia="Times New Roman" w:hAnsi="Times New Roman" w:cs="Times New Roman"/>
+          <w:sz w:val="24"/>
+          <w:szCs w:val="24"/>
+          <w:lang w:eastAsia="en-IN"/>
+        </w:rPr>
+        <w:t>Read-only (cannot change)</w:t>
+      </w:r>
+    </w:p>
+    <w:p>
+      <w:pPr>
+        <w:numPr>
+          <w:ilvl w:val="0"/>
+          <w:numId w:val="7"/>
+        </w:numPr>
+        <w:spacing w:before="100" w:beforeAutospacing="1" w:after="100" w:afterAutospacing="1" w:line="240" w:lineRule="auto"/>
+        <w:rPr>
+          <w:rFonts w:ascii="Times New Roman" w:eastAsia="Times New Roman" w:hAnsi="Times New Roman" w:cs="Times New Roman"/>
+          <w:sz w:val="24"/>
+          <w:szCs w:val="24"/>
+          <w:lang w:eastAsia="en-IN"/>
+        </w:rPr>
+      </w:pPr>
+      <w:r>
+        <w:rPr>
+          <w:rFonts w:ascii="Times New Roman" w:eastAsia="Times New Roman" w:hAnsi="Times New Roman" w:cs="Times New Roman"/>
+          <w:sz w:val="24"/>
+          <w:szCs w:val="24"/>
+          <w:lang w:eastAsia="en-IN"/>
+        </w:rPr>
+        <w:t xml:space="preserve">Passed from </w:t>
+      </w:r>
+      <w:r>
+        <w:rPr>
+          <w:rFonts w:ascii="Times New Roman" w:eastAsia="Times New Roman" w:hAnsi="Times New Roman" w:cs="Times New Roman"/>
+          <w:b/>
+          <w:bCs/>
+          <w:sz w:val="24"/>
+          <w:szCs w:val="24"/>
+          <w:lang w:eastAsia="en-IN"/>
+        </w:rPr>
+        <w:t>parent → child</w:t>
+      </w:r>
+    </w:p>
+    <w:p>
+      <w:pPr>
+        <w:numPr>
+          <w:ilvl w:val="0"/>
+          <w:numId w:val="7"/>
+        </w:numPr>
+        <w:spacing w:before="100" w:beforeAutospacing="1" w:after="100" w:afterAutospacing="1" w:line="240" w:lineRule="auto"/>
+        <w:rPr>
+          <w:rFonts w:ascii="Times New Roman" w:eastAsia="Times New Roman" w:hAnsi="Times New Roman" w:cs="Times New Roman"/>
+          <w:sz w:val="24"/>
+          <w:szCs w:val="24"/>
+          <w:lang w:eastAsia="en-IN"/>
+        </w:rPr>
+      </w:pPr>
+      <w:r>
+        <w:rPr>
+          <w:rFonts w:ascii="Times New Roman" w:eastAsia="Times New Roman" w:hAnsi="Times New Roman" w:cs="Times New Roman"/>
+          <w:sz w:val="24"/>
+          <w:szCs w:val="24"/>
+          <w:lang w:eastAsia="en-IN"/>
+        </w:rPr>
+        <w:t xml:space="preserve">Like </w:t>
+      </w:r>
+      <w:r>
+        <w:rPr>
+          <w:rFonts w:ascii="Times New Roman" w:eastAsia="Times New Roman" w:hAnsi="Times New Roman" w:cs="Times New Roman"/>
+          <w:b/>
+          <w:bCs/>
+          <w:sz w:val="24"/>
+          <w:szCs w:val="24"/>
+          <w:lang w:eastAsia="en-IN"/>
+        </w:rPr>
+        <w:t>function arguments</w:t>
+      </w:r>
+    </w:p>
+    <w:p>
+      <w:pPr>
+        <w:spacing w:after="0" w:line="240" w:lineRule="auto"/>
+        <w:rPr>
+          <w:rFonts w:ascii="Times New Roman" w:eastAsia="Times New Roman" w:hAnsi="Times New Roman" w:cs="Times New Roman"/>
+          <w:sz w:val="24"/>
+          <w:szCs w:val="24"/>
+          <w:lang w:eastAsia="en-IN"/>
+        </w:rPr>
+      </w:pPr>
+      <w:r>
+        <w:rPr>
+          <w:rFonts w:ascii="Times New Roman" w:eastAsia="Times New Roman" w:hAnsi="Times New Roman" w:cs="Times New Roman"/>
+          <w:sz w:val="24"/>
+          <w:szCs w:val="24"/>
+          <w:lang w:eastAsia="en-IN"/>
+        </w:rPr>
+        <w:pict>
+          <v:rect id="_x0000_i1035" style="width:0;height:1.5pt" o:hralign="center" o:hrstd="t" o:hr="t" fillcolor="#a0a0a0" stroked="f"/>
+        </w:pict>
+      </w:r>
+    </w:p>
+    <w:p>
+      <w:pPr>
+        <w:spacing w:before="100" w:beforeAutospacing="1" w:after="100" w:afterAutospacing="1" w:line="240" w:lineRule="auto"/>
+        <w:outlineLvl w:val="1"/>
+        <w:rPr>
+          <w:rFonts w:ascii="Times New Roman" w:eastAsia="Times New Roman" w:hAnsi="Times New Roman" w:cs="Times New Roman"/>
+          <w:b/>
+          <w:bCs/>
+          <w:sz w:val="36"/>
+          <w:szCs w:val="36"/>
+          <w:lang w:eastAsia="en-IN"/>
+        </w:rPr>
+      </w:pPr>
+      <w:r>
+        <w:rPr>
+          <w:rFonts w:ascii="Times New Roman" w:eastAsia="Times New Roman" w:hAnsi="Times New Roman" w:cs="Times New Roman"/>
+          <w:b/>
+          <w:bCs/>
+          <w:sz w:val="36"/>
+          <w:szCs w:val="36"/>
+          <w:lang w:eastAsia="en-IN"/>
+        </w:rPr>
+        <w:t>4️</w:t>
+      </w:r>
+      <w:r>
+        <w:rPr>
+          <w:rFonts w:ascii="Tahoma" w:eastAsia="Times New Roman" w:hAnsi="Tahoma" w:cs="Tahoma"/>
+          <w:b/>
+          <w:bCs/>
+          <w:sz w:val="36"/>
+          <w:szCs w:val="36"/>
+          <w:lang w:eastAsia="en-IN"/>
+        </w:rPr>
+        <w:t>⃣</w:t>
+      </w:r>
+      <w:r>
+        <w:rPr>
+          <w:rFonts w:ascii="Times New Roman" w:eastAsia="Times New Roman" w:hAnsi="Times New Roman" w:cs="Times New Roman"/>
+          <w:b/>
+          <w:bCs/>
+          <w:sz w:val="36"/>
+          <w:szCs w:val="36"/>
+          <w:lang w:eastAsia="en-IN"/>
+        </w:rPr>
+        <w:t xml:space="preserve"> Props Example (Simple &amp; Clear)</w:t>
+      </w:r>
+    </w:p>
+    <w:p>
+      <w:pPr>
+        <w:spacing w:before="100" w:beforeAutospacing="1" w:after="100" w:afterAutospacing="1" w:line="240" w:lineRule="auto"/>
+        <w:outlineLvl w:val="2"/>
+        <w:rPr>
+          <w:rFonts w:ascii="Times New Roman" w:eastAsia="Times New Roman" w:hAnsi="Times New Roman" w:cs="Times New Roman"/>
+          <w:b/>
+          <w:bCs/>
+          <w:sz w:val="27"/>
+          <w:szCs w:val="27"/>
+          <w:lang w:eastAsia="en-IN"/>
+        </w:rPr>
+      </w:pPr>
+      <w:r>
+        <w:rPr>
+          <w:rFonts w:ascii="Segoe UI Symbol" w:eastAsia="Times New Roman" w:hAnsi="Segoe UI Symbol" w:cs="Segoe UI Symbol"/>
+          <w:b/>
+          <w:bCs/>
+          <w:sz w:val="27"/>
+          <w:szCs w:val="27"/>
+          <w:lang w:eastAsia="en-IN"/>
+        </w:rPr>
+        <w:t>📄</w:t>
+      </w:r>
+      <w:r>
+        <w:rPr>
+          <w:rFonts w:ascii="Times New Roman" w:eastAsia="Times New Roman" w:hAnsi="Times New Roman" w:cs="Times New Roman"/>
+          <w:b/>
+          <w:bCs/>
+          <w:sz w:val="27"/>
+          <w:szCs w:val="27"/>
+          <w:lang w:eastAsia="en-IN"/>
+        </w:rPr>
+        <w:t xml:space="preserve"> </w:t>
+      </w:r>
+      <w:r>
+        <w:rPr>
+          <w:rFonts w:ascii="Courier New" w:eastAsia="Times New Roman" w:hAnsi="Courier New" w:cs="Courier New"/>
+          <w:b/>
+          <w:bCs/>
+          <w:sz w:val="20"/>
+          <w:szCs w:val="20"/>
+          <w:lang w:eastAsia="en-IN"/>
+        </w:rPr>
+        <w:t>App.js</w:t>
+      </w:r>
+      <w:r>
+        <w:rPr>
+          <w:rFonts w:ascii="Times New Roman" w:eastAsia="Times New Roman" w:hAnsi="Times New Roman" w:cs="Times New Roman"/>
+          <w:b/>
+          <w:bCs/>
+          <w:sz w:val="27"/>
+          <w:szCs w:val="27"/>
+          <w:lang w:eastAsia="en-IN"/>
+        </w:rPr>
+        <w:t xml:space="preserve"> (Parent Component)</w:t>
+      </w:r>
+    </w:p>
+    <w:p>
+      <w:pPr>
+        <w:tabs>
+          <w:tab w:val="left" w:pos="916"/>
+          <w:tab w:val="left" w:pos="1832"/>
+          <w:tab w:val="left" w:pos="2748"/>
+          <w:tab w:val="left" w:pos="3664"/>
+          <w:tab w:val="left" w:pos="4580"/>
+          <w:tab w:val="left" w:pos="5496"/>
+          <w:tab w:val="left" w:pos="6412"/>
+          <w:tab w:val="left" w:pos="7328"/>
+          <w:tab w:val="left" w:pos="8244"/>
+          <w:tab w:val="left" w:pos="9160"/>
+          <w:tab w:val="left" w:pos="10076"/>
+          <w:tab w:val="left" w:pos="10992"/>
+          <w:tab w:val="left" w:pos="11908"/>
+          <w:tab w:val="left" w:pos="12824"/>
+          <w:tab w:val="left" w:pos="13740"/>
+          <w:tab w:val="left" w:pos="14656"/>
+        </w:tabs>
+        <w:spacing w:after="0" w:line="240" w:lineRule="auto"/>
+        <w:rPr>
+          <w:rFonts w:ascii="Courier New" w:eastAsia="Times New Roman" w:hAnsi="Courier New" w:cs="Courier New"/>
+          <w:sz w:val="20"/>
+          <w:szCs w:val="20"/>
+          <w:lang w:eastAsia="en-IN"/>
+        </w:rPr>
+      </w:pPr>
+      <w:proofErr w:type="gramStart"/>
+      <w:r>
+        <w:rPr>
+          <w:rFonts w:ascii="Courier New" w:eastAsia="Times New Roman" w:hAnsi="Courier New" w:cs="Courier New"/>
+          <w:sz w:val="20"/>
+          <w:szCs w:val="20"/>
+          <w:lang w:eastAsia="en-IN"/>
+        </w:rPr>
+        <w:lastRenderedPageBreak/>
+        <w:t>import</w:t>
+      </w:r>
+      <w:proofErr w:type="gramEnd"/>
+      <w:r>
+        <w:rPr>
+          <w:rFonts w:ascii="Courier New" w:eastAsia="Times New Roman" w:hAnsi="Courier New" w:cs="Courier New"/>
+          <w:sz w:val="20"/>
+          <w:szCs w:val="20"/>
+          <w:lang w:eastAsia="en-IN"/>
+        </w:rPr>
+        <w:t xml:space="preserve"> Student from "./Student";</w:t>
+      </w:r>
+    </w:p>
+    <w:p>
+      <w:pPr>
+        <w:tabs>
+          <w:tab w:val="left" w:pos="916"/>
+          <w:tab w:val="left" w:pos="1832"/>
+          <w:tab w:val="left" w:pos="2748"/>
+          <w:tab w:val="left" w:pos="3664"/>
+          <w:tab w:val="left" w:pos="4580"/>
+          <w:tab w:val="left" w:pos="5496"/>
+          <w:tab w:val="left" w:pos="6412"/>
+          <w:tab w:val="left" w:pos="7328"/>
+          <w:tab w:val="left" w:pos="8244"/>
+          <w:tab w:val="left" w:pos="9160"/>
+          <w:tab w:val="left" w:pos="10076"/>
+          <w:tab w:val="left" w:pos="10992"/>
+          <w:tab w:val="left" w:pos="11908"/>
+          <w:tab w:val="left" w:pos="12824"/>
+          <w:tab w:val="left" w:pos="13740"/>
+          <w:tab w:val="left" w:pos="14656"/>
+        </w:tabs>
+        <w:spacing w:after="0" w:line="240" w:lineRule="auto"/>
+        <w:rPr>
+          <w:rFonts w:ascii="Courier New" w:eastAsia="Times New Roman" w:hAnsi="Courier New" w:cs="Courier New"/>
+          <w:sz w:val="20"/>
+          <w:szCs w:val="20"/>
+          <w:lang w:eastAsia="en-IN"/>
+        </w:rPr>
+      </w:pPr>
+    </w:p>
+    <w:p>
+      <w:pPr>
+        <w:tabs>
+          <w:tab w:val="left" w:pos="916"/>
+          <w:tab w:val="left" w:pos="1832"/>
+          <w:tab w:val="left" w:pos="2748"/>
+          <w:tab w:val="left" w:pos="3664"/>
+          <w:tab w:val="left" w:pos="4580"/>
+          <w:tab w:val="left" w:pos="5496"/>
+          <w:tab w:val="left" w:pos="6412"/>
+          <w:tab w:val="left" w:pos="7328"/>
+          <w:tab w:val="left" w:pos="8244"/>
+          <w:tab w:val="left" w:pos="9160"/>
+          <w:tab w:val="left" w:pos="10076"/>
+          <w:tab w:val="left" w:pos="10992"/>
+          <w:tab w:val="left" w:pos="11908"/>
+          <w:tab w:val="left" w:pos="12824"/>
+          <w:tab w:val="left" w:pos="13740"/>
+          <w:tab w:val="left" w:pos="14656"/>
+        </w:tabs>
+        <w:spacing w:after="0" w:line="240" w:lineRule="auto"/>
+        <w:rPr>
+          <w:rFonts w:ascii="Courier New" w:eastAsia="Times New Roman" w:hAnsi="Courier New" w:cs="Courier New"/>
+          <w:sz w:val="20"/>
+          <w:szCs w:val="20"/>
+          <w:lang w:eastAsia="en-IN"/>
+        </w:rPr>
+      </w:pPr>
+      <w:proofErr w:type="gramStart"/>
+      <w:r>
+        <w:rPr>
+          <w:rFonts w:ascii="Courier New" w:eastAsia="Times New Roman" w:hAnsi="Courier New" w:cs="Courier New"/>
+          <w:sz w:val="20"/>
+          <w:szCs w:val="20"/>
+          <w:lang w:eastAsia="en-IN"/>
+        </w:rPr>
+        <w:t>function</w:t>
+      </w:r>
+      <w:proofErr w:type="gramEnd"/>
+      <w:r>
+        <w:rPr>
+          <w:rFonts w:ascii="Courier New" w:eastAsia="Times New Roman" w:hAnsi="Courier New" w:cs="Courier New"/>
+          <w:sz w:val="20"/>
+          <w:szCs w:val="20"/>
+          <w:lang w:eastAsia="en-IN"/>
+        </w:rPr>
+        <w:t xml:space="preserve"> App() {</w:t>
+      </w:r>
+    </w:p>
+    <w:p>
+      <w:pPr>
+        <w:tabs>
+          <w:tab w:val="left" w:pos="916"/>
+          <w:tab w:val="left" w:pos="1832"/>
+          <w:tab w:val="left" w:pos="2748"/>
+          <w:tab w:val="left" w:pos="3664"/>
+          <w:tab w:val="left" w:pos="4580"/>
+          <w:tab w:val="left" w:pos="5496"/>
+          <w:tab w:val="left" w:pos="6412"/>
+          <w:tab w:val="left" w:pos="7328"/>
+          <w:tab w:val="left" w:pos="8244"/>
+          <w:tab w:val="left" w:pos="9160"/>
+          <w:tab w:val="left" w:pos="10076"/>
+          <w:tab w:val="left" w:pos="10992"/>
+          <w:tab w:val="left" w:pos="11908"/>
+          <w:tab w:val="left" w:pos="12824"/>
+          <w:tab w:val="left" w:pos="13740"/>
+          <w:tab w:val="left" w:pos="14656"/>
+        </w:tabs>
+        <w:spacing w:after="0" w:line="240" w:lineRule="auto"/>
+        <w:rPr>
+          <w:rFonts w:ascii="Courier New" w:eastAsia="Times New Roman" w:hAnsi="Courier New" w:cs="Courier New"/>
+          <w:sz w:val="20"/>
+          <w:szCs w:val="20"/>
+          <w:lang w:eastAsia="en-IN"/>
+        </w:rPr>
+      </w:pPr>
+      <w:r>
+        <w:rPr>
+          <w:rFonts w:ascii="Courier New" w:eastAsia="Times New Roman" w:hAnsi="Courier New" w:cs="Courier New"/>
+          <w:sz w:val="20"/>
+          <w:szCs w:val="20"/>
+          <w:lang w:eastAsia="en-IN"/>
+        </w:rPr>
+        <w:t xml:space="preserve">  </w:t>
+      </w:r>
+      <w:proofErr w:type="gramStart"/>
+      <w:r>
+        <w:rPr>
+          <w:rFonts w:ascii="Courier New" w:eastAsia="Times New Roman" w:hAnsi="Courier New" w:cs="Courier New"/>
+          <w:sz w:val="20"/>
+          <w:szCs w:val="20"/>
+          <w:lang w:eastAsia="en-IN"/>
+        </w:rPr>
+        <w:t>return</w:t>
+      </w:r>
+      <w:proofErr w:type="gramEnd"/>
+      <w:r>
+        <w:rPr>
+          <w:rFonts w:ascii="Courier New" w:eastAsia="Times New Roman" w:hAnsi="Courier New" w:cs="Courier New"/>
+          <w:sz w:val="20"/>
+          <w:szCs w:val="20"/>
+          <w:lang w:eastAsia="en-IN"/>
+        </w:rPr>
+        <w:t xml:space="preserve"> (</w:t>
+      </w:r>
+    </w:p>
+    <w:p>
+      <w:pPr>
+        <w:tabs>
+          <w:tab w:val="left" w:pos="916"/>
+          <w:tab w:val="left" w:pos="1832"/>
+          <w:tab w:val="left" w:pos="2748"/>
+          <w:tab w:val="left" w:pos="3664"/>
+          <w:tab w:val="left" w:pos="4580"/>
+          <w:tab w:val="left" w:pos="5496"/>
+          <w:tab w:val="left" w:pos="6412"/>
+          <w:tab w:val="left" w:pos="7328"/>
+          <w:tab w:val="left" w:pos="8244"/>
+          <w:tab w:val="left" w:pos="9160"/>
+          <w:tab w:val="left" w:pos="10076"/>
+          <w:tab w:val="left" w:pos="10992"/>
+          <w:tab w:val="left" w:pos="11908"/>
+          <w:tab w:val="left" w:pos="12824"/>
+          <w:tab w:val="left" w:pos="13740"/>
+          <w:tab w:val="left" w:pos="14656"/>
+        </w:tabs>
+        <w:spacing w:after="0" w:line="240" w:lineRule="auto"/>
+        <w:rPr>
+          <w:rFonts w:ascii="Courier New" w:eastAsia="Times New Roman" w:hAnsi="Courier New" w:cs="Courier New"/>
+          <w:sz w:val="20"/>
+          <w:szCs w:val="20"/>
+          <w:lang w:eastAsia="en-IN"/>
+        </w:rPr>
+      </w:pPr>
+      <w:r>
+        <w:rPr>
+          <w:rFonts w:ascii="Courier New" w:eastAsia="Times New Roman" w:hAnsi="Courier New" w:cs="Courier New"/>
+          <w:sz w:val="20"/>
+          <w:szCs w:val="20"/>
+          <w:lang w:eastAsia="en-IN"/>
+        </w:rPr>
+        <w:t xml:space="preserve">    &lt;</w:t>
+      </w:r>
+      <w:proofErr w:type="gramStart"/>
+      <w:r>
+        <w:rPr>
+          <w:rFonts w:ascii="Courier New" w:eastAsia="Times New Roman" w:hAnsi="Courier New" w:cs="Courier New"/>
+          <w:sz w:val="20"/>
+          <w:szCs w:val="20"/>
+          <w:lang w:eastAsia="en-IN"/>
+        </w:rPr>
+        <w:t>div</w:t>
+      </w:r>
+      <w:proofErr w:type="gramEnd"/>
+      <w:r>
+        <w:rPr>
+          <w:rFonts w:ascii="Courier New" w:eastAsia="Times New Roman" w:hAnsi="Courier New" w:cs="Courier New"/>
+          <w:sz w:val="20"/>
+          <w:szCs w:val="20"/>
+          <w:lang w:eastAsia="en-IN"/>
+        </w:rPr>
+        <w:t>&gt;</w:t>
+      </w:r>
+    </w:p>
+    <w:p>
+      <w:pPr>
+        <w:tabs>
+          <w:tab w:val="left" w:pos="916"/>
+          <w:tab w:val="left" w:pos="1832"/>
+          <w:tab w:val="left" w:pos="2748"/>
+          <w:tab w:val="left" w:pos="3664"/>
+          <w:tab w:val="left" w:pos="4580"/>
+          <w:tab w:val="left" w:pos="5496"/>
+          <w:tab w:val="left" w:pos="6412"/>
+          <w:tab w:val="left" w:pos="7328"/>
+          <w:tab w:val="left" w:pos="8244"/>
+          <w:tab w:val="left" w:pos="9160"/>
+          <w:tab w:val="left" w:pos="10076"/>
+          <w:tab w:val="left" w:pos="10992"/>
+          <w:tab w:val="left" w:pos="11908"/>
+          <w:tab w:val="left" w:pos="12824"/>
+          <w:tab w:val="left" w:pos="13740"/>
+          <w:tab w:val="left" w:pos="14656"/>
+        </w:tabs>
+        <w:spacing w:after="0" w:line="240" w:lineRule="auto"/>
+        <w:rPr>
+          <w:rFonts w:ascii="Courier New" w:eastAsia="Times New Roman" w:hAnsi="Courier New" w:cs="Courier New"/>
+          <w:sz w:val="20"/>
+          <w:szCs w:val="20"/>
+          <w:lang w:eastAsia="en-IN"/>
+        </w:rPr>
+      </w:pPr>
+      <w:r>
+        <w:rPr>
+          <w:rFonts w:ascii="Courier New" w:eastAsia="Times New Roman" w:hAnsi="Courier New" w:cs="Courier New"/>
+          <w:sz w:val="20"/>
+          <w:szCs w:val="20"/>
+          <w:lang w:eastAsia="en-IN"/>
+        </w:rPr>
+        <w:t xml:space="preserve">      &lt;Student name="Harsh" age="21" /&gt;</w:t>
+      </w:r>
+    </w:p>
+    <w:p>
+      <w:pPr>
+        <w:tabs>
+          <w:tab w:val="left" w:pos="916"/>
+          <w:tab w:val="left" w:pos="1832"/>
+          <w:tab w:val="left" w:pos="2748"/>
+          <w:tab w:val="left" w:pos="3664"/>
+          <w:tab w:val="left" w:pos="4580"/>
+          <w:tab w:val="left" w:pos="5496"/>
+          <w:tab w:val="left" w:pos="6412"/>
+          <w:tab w:val="left" w:pos="7328"/>
+          <w:tab w:val="left" w:pos="8244"/>
+          <w:tab w:val="left" w:pos="9160"/>
+          <w:tab w:val="left" w:pos="10076"/>
+          <w:tab w:val="left" w:pos="10992"/>
+          <w:tab w:val="left" w:pos="11908"/>
+          <w:tab w:val="left" w:pos="12824"/>
+          <w:tab w:val="left" w:pos="13740"/>
+          <w:tab w:val="left" w:pos="14656"/>
+        </w:tabs>
+        <w:spacing w:after="0" w:line="240" w:lineRule="auto"/>
+        <w:rPr>
+          <w:rFonts w:ascii="Courier New" w:eastAsia="Times New Roman" w:hAnsi="Courier New" w:cs="Courier New"/>
+          <w:sz w:val="20"/>
+          <w:szCs w:val="20"/>
+          <w:lang w:eastAsia="en-IN"/>
+        </w:rPr>
+      </w:pPr>
+      <w:r>
+        <w:rPr>
+          <w:rFonts w:ascii="Courier New" w:eastAsia="Times New Roman" w:hAnsi="Courier New" w:cs="Courier New"/>
+          <w:sz w:val="20"/>
+          <w:szCs w:val="20"/>
+          <w:lang w:eastAsia="en-IN"/>
+        </w:rPr>
+        <w:t xml:space="preserve">      &lt;Student name="Amit" age="22" /&gt;</w:t>
+      </w:r>
+    </w:p>
+    <w:p>
+      <w:pPr>
+        <w:tabs>
+          <w:tab w:val="left" w:pos="916"/>
+          <w:tab w:val="left" w:pos="1832"/>
+          <w:tab w:val="left" w:pos="2748"/>
+          <w:tab w:val="left" w:pos="3664"/>
+          <w:tab w:val="left" w:pos="4580"/>
+          <w:tab w:val="left" w:pos="5496"/>
+          <w:tab w:val="left" w:pos="6412"/>
+          <w:tab w:val="left" w:pos="7328"/>
+          <w:tab w:val="left" w:pos="8244"/>
+          <w:tab w:val="left" w:pos="9160"/>
+          <w:tab w:val="left" w:pos="10076"/>
+          <w:tab w:val="left" w:pos="10992"/>
+          <w:tab w:val="left" w:pos="11908"/>
+          <w:tab w:val="left" w:pos="12824"/>
+          <w:tab w:val="left" w:pos="13740"/>
+          <w:tab w:val="left" w:pos="14656"/>
+        </w:tabs>
+        <w:spacing w:after="0" w:line="240" w:lineRule="auto"/>
+        <w:rPr>
+          <w:rFonts w:ascii="Courier New" w:eastAsia="Times New Roman" w:hAnsi="Courier New" w:cs="Courier New"/>
+          <w:sz w:val="20"/>
+          <w:szCs w:val="20"/>
+          <w:lang w:eastAsia="en-IN"/>
+        </w:rPr>
+      </w:pPr>
+      <w:r>
+        <w:rPr>
+          <w:rFonts w:ascii="Courier New" w:eastAsia="Times New Roman" w:hAnsi="Courier New" w:cs="Courier New"/>
+          <w:sz w:val="20"/>
+          <w:szCs w:val="20"/>
+          <w:lang w:eastAsia="en-IN"/>
+        </w:rPr>
+        <w:t xml:space="preserve">    &lt;/div&gt;</w:t>
+      </w:r>
+    </w:p>
+    <w:p>
+      <w:pPr>
+        <w:tabs>
+          <w:tab w:val="left" w:pos="916"/>
+          <w:tab w:val="left" w:pos="1832"/>
+          <w:tab w:val="left" w:pos="2748"/>
+          <w:tab w:val="left" w:pos="3664"/>
+          <w:tab w:val="left" w:pos="4580"/>
+          <w:tab w:val="left" w:pos="5496"/>
+          <w:tab w:val="left" w:pos="6412"/>
+          <w:tab w:val="left" w:pos="7328"/>
+          <w:tab w:val="left" w:pos="8244"/>
+          <w:tab w:val="left" w:pos="9160"/>
+          <w:tab w:val="left" w:pos="10076"/>
+          <w:tab w:val="left" w:pos="10992"/>
+          <w:tab w:val="left" w:pos="11908"/>
+          <w:tab w:val="left" w:pos="12824"/>
+          <w:tab w:val="left" w:pos="13740"/>
+          <w:tab w:val="left" w:pos="14656"/>
+        </w:tabs>
+        <w:spacing w:after="0" w:line="240" w:lineRule="auto"/>
+        <w:rPr>
+          <w:rFonts w:ascii="Courier New" w:eastAsia="Times New Roman" w:hAnsi="Courier New" w:cs="Courier New"/>
+          <w:sz w:val="20"/>
+          <w:szCs w:val="20"/>
+          <w:lang w:eastAsia="en-IN"/>
+        </w:rPr>
+      </w:pPr>
+      <w:r>
+        <w:rPr>
+          <w:rFonts w:ascii="Courier New" w:eastAsia="Times New Roman" w:hAnsi="Courier New" w:cs="Courier New"/>
+          <w:sz w:val="20"/>
+          <w:szCs w:val="20"/>
+          <w:lang w:eastAsia="en-IN"/>
+        </w:rPr>
+        <w:t xml:space="preserve">  );</w:t>
+      </w:r>
+    </w:p>
+    <w:p>
+      <w:pPr>
+        <w:tabs>
+          <w:tab w:val="left" w:pos="916"/>
+          <w:tab w:val="left" w:pos="1832"/>
+          <w:tab w:val="left" w:pos="2748"/>
+          <w:tab w:val="left" w:pos="3664"/>
+          <w:tab w:val="left" w:pos="4580"/>
+          <w:tab w:val="left" w:pos="5496"/>
+          <w:tab w:val="left" w:pos="6412"/>
+          <w:tab w:val="left" w:pos="7328"/>
+          <w:tab w:val="left" w:pos="8244"/>
+          <w:tab w:val="left" w:pos="9160"/>
+          <w:tab w:val="left" w:pos="10076"/>
+          <w:tab w:val="left" w:pos="10992"/>
+          <w:tab w:val="left" w:pos="11908"/>
+          <w:tab w:val="left" w:pos="12824"/>
+          <w:tab w:val="left" w:pos="13740"/>
+          <w:tab w:val="left" w:pos="14656"/>
+        </w:tabs>
+        <w:spacing w:after="0" w:line="240" w:lineRule="auto"/>
+        <w:rPr>
+          <w:rFonts w:ascii="Courier New" w:eastAsia="Times New Roman" w:hAnsi="Courier New" w:cs="Courier New"/>
+          <w:sz w:val="20"/>
+          <w:szCs w:val="20"/>
+          <w:lang w:eastAsia="en-IN"/>
+        </w:rPr>
+      </w:pPr>
+      <w:r>
+        <w:rPr>
+          <w:rFonts w:ascii="Courier New" w:eastAsia="Times New Roman" w:hAnsi="Courier New" w:cs="Courier New"/>
+          <w:sz w:val="20"/>
+          <w:szCs w:val="20"/>
+          <w:lang w:eastAsia="en-IN"/>
+        </w:rPr>
+        <w:t>}</w:t>
+      </w:r>
+    </w:p>
+    <w:p>
+      <w:pPr>
+        <w:tabs>
+          <w:tab w:val="left" w:pos="916"/>
+          <w:tab w:val="left" w:pos="1832"/>
+          <w:tab w:val="left" w:pos="2748"/>
+          <w:tab w:val="left" w:pos="3664"/>
+          <w:tab w:val="left" w:pos="4580"/>
+          <w:tab w:val="left" w:pos="5496"/>
+          <w:tab w:val="left" w:pos="6412"/>
+          <w:tab w:val="left" w:pos="7328"/>
+          <w:tab w:val="left" w:pos="8244"/>
+          <w:tab w:val="left" w:pos="9160"/>
+          <w:tab w:val="left" w:pos="10076"/>
+          <w:tab w:val="left" w:pos="10992"/>
+          <w:tab w:val="left" w:pos="11908"/>
+          <w:tab w:val="left" w:pos="12824"/>
+          <w:tab w:val="left" w:pos="13740"/>
+          <w:tab w:val="left" w:pos="14656"/>
+        </w:tabs>
+        <w:spacing w:after="0" w:line="240" w:lineRule="auto"/>
+        <w:rPr>
+          <w:rFonts w:ascii="Courier New" w:eastAsia="Times New Roman" w:hAnsi="Courier New" w:cs="Courier New"/>
+          <w:sz w:val="20"/>
+          <w:szCs w:val="20"/>
+          <w:lang w:eastAsia="en-IN"/>
+        </w:rPr>
+      </w:pPr>
+    </w:p>
+    <w:p>
+      <w:pPr>
+        <w:tabs>
+          <w:tab w:val="left" w:pos="916"/>
+          <w:tab w:val="left" w:pos="1832"/>
+          <w:tab w:val="left" w:pos="2748"/>
+          <w:tab w:val="left" w:pos="3664"/>
+          <w:tab w:val="left" w:pos="4580"/>
+          <w:tab w:val="left" w:pos="5496"/>
+          <w:tab w:val="left" w:pos="6412"/>
+          <w:tab w:val="left" w:pos="7328"/>
+          <w:tab w:val="left" w:pos="8244"/>
+          <w:tab w:val="left" w:pos="9160"/>
+          <w:tab w:val="left" w:pos="10076"/>
+          <w:tab w:val="left" w:pos="10992"/>
+          <w:tab w:val="left" w:pos="11908"/>
+          <w:tab w:val="left" w:pos="12824"/>
+          <w:tab w:val="left" w:pos="13740"/>
+          <w:tab w:val="left" w:pos="14656"/>
+        </w:tabs>
+        <w:spacing w:after="0" w:line="240" w:lineRule="auto"/>
+        <w:rPr>
+          <w:rFonts w:ascii="Courier New" w:eastAsia="Times New Roman" w:hAnsi="Courier New" w:cs="Courier New"/>
+          <w:sz w:val="20"/>
+          <w:szCs w:val="20"/>
+          <w:lang w:eastAsia="en-IN"/>
+        </w:rPr>
+      </w:pPr>
+      <w:proofErr w:type="gramStart"/>
+      <w:r>
+        <w:rPr>
+          <w:rFonts w:ascii="Courier New" w:eastAsia="Times New Roman" w:hAnsi="Courier New" w:cs="Courier New"/>
+          <w:sz w:val="20"/>
+          <w:szCs w:val="20"/>
+          <w:lang w:eastAsia="en-IN"/>
+        </w:rPr>
+        <w:t>export</w:t>
+      </w:r>
+      <w:proofErr w:type="gramEnd"/>
+      <w:r>
+        <w:rPr>
+          <w:rFonts w:ascii="Courier New" w:eastAsia="Times New Roman" w:hAnsi="Courier New" w:cs="Courier New"/>
+          <w:sz w:val="20"/>
+          <w:szCs w:val="20"/>
+          <w:lang w:eastAsia="en-IN"/>
+        </w:rPr>
+        <w:t xml:space="preserve"> default App;</w:t>
+      </w:r>
+    </w:p>
+    <w:p>
+      <w:pPr>
+        <w:spacing w:after="0" w:line="240" w:lineRule="auto"/>
+        <w:rPr>
+          <w:rFonts w:ascii="Times New Roman" w:eastAsia="Times New Roman" w:hAnsi="Times New Roman" w:cs="Times New Roman"/>
+          <w:sz w:val="24"/>
+          <w:szCs w:val="24"/>
+          <w:lang w:eastAsia="en-IN"/>
+        </w:rPr>
+      </w:pPr>
+      <w:r>
+        <w:rPr>
+          <w:rFonts w:ascii="Times New Roman" w:eastAsia="Times New Roman" w:hAnsi="Times New Roman" w:cs="Times New Roman"/>
+          <w:sz w:val="24"/>
+          <w:szCs w:val="24"/>
+          <w:lang w:eastAsia="en-IN"/>
+        </w:rPr>
+        <w:pict>
+          <v:rect id="_x0000_i1036" style="width:0;height:1.5pt" o:hralign="center" o:hrstd="t" o:hr="t" fillcolor="#a0a0a0" stroked="f"/>
+        </w:pict>
+      </w:r>
+    </w:p>
+    <w:p>
+      <w:pPr>
+        <w:spacing w:before="100" w:beforeAutospacing="1" w:after="100" w:afterAutospacing="1" w:line="240" w:lineRule="auto"/>
+        <w:outlineLvl w:val="2"/>
+        <w:rPr>
+          <w:rFonts w:ascii="Times New Roman" w:eastAsia="Times New Roman" w:hAnsi="Times New Roman" w:cs="Times New Roman"/>
+          <w:b/>
+          <w:bCs/>
+          <w:sz w:val="27"/>
+          <w:szCs w:val="27"/>
+          <w:lang w:eastAsia="en-IN"/>
+        </w:rPr>
+      </w:pPr>
+      <w:r>
+        <w:rPr>
+          <w:rFonts w:ascii="Segoe UI Symbol" w:eastAsia="Times New Roman" w:hAnsi="Segoe UI Symbol" w:cs="Segoe UI Symbol"/>
+          <w:b/>
+          <w:bCs/>
+          <w:sz w:val="27"/>
+          <w:szCs w:val="27"/>
+          <w:lang w:eastAsia="en-IN"/>
+        </w:rPr>
+        <w:t>📄</w:t>
+      </w:r>
+      <w:r>
+        <w:rPr>
+          <w:rFonts w:ascii="Times New Roman" w:eastAsia="Times New Roman" w:hAnsi="Times New Roman" w:cs="Times New Roman"/>
+          <w:b/>
+          <w:bCs/>
+          <w:sz w:val="27"/>
+          <w:szCs w:val="27"/>
+          <w:lang w:eastAsia="en-IN"/>
+        </w:rPr>
+        <w:t xml:space="preserve"> </w:t>
+      </w:r>
+      <w:r>
+        <w:rPr>
+          <w:rFonts w:ascii="Courier New" w:eastAsia="Times New Roman" w:hAnsi="Courier New" w:cs="Courier New"/>
+          <w:b/>
+          <w:bCs/>
+          <w:sz w:val="20"/>
+          <w:szCs w:val="20"/>
+          <w:lang w:eastAsia="en-IN"/>
+        </w:rPr>
+        <w:t>Student.js</w:t>
+      </w:r>
+      <w:r>
+        <w:rPr>
+          <w:rFonts w:ascii="Times New Roman" w:eastAsia="Times New Roman" w:hAnsi="Times New Roman" w:cs="Times New Roman"/>
+          <w:b/>
+          <w:bCs/>
+          <w:sz w:val="27"/>
+          <w:szCs w:val="27"/>
+          <w:lang w:eastAsia="en-IN"/>
+        </w:rPr>
+        <w:t xml:space="preserve"> (Child Component)</w:t>
+      </w:r>
+    </w:p>
+    <w:p>
+      <w:pPr>
+        <w:tabs>
+          <w:tab w:val="left" w:pos="916"/>
+          <w:tab w:val="left" w:pos="1832"/>
+          <w:tab w:val="left" w:pos="2748"/>
+          <w:tab w:val="left" w:pos="3664"/>
+          <w:tab w:val="left" w:pos="4580"/>
+          <w:tab w:val="left" w:pos="5496"/>
+          <w:tab w:val="left" w:pos="6412"/>
+          <w:tab w:val="left" w:pos="7328"/>
+          <w:tab w:val="left" w:pos="8244"/>
+          <w:tab w:val="left" w:pos="9160"/>
+          <w:tab w:val="left" w:pos="10076"/>
+          <w:tab w:val="left" w:pos="10992"/>
+          <w:tab w:val="left" w:pos="11908"/>
+          <w:tab w:val="left" w:pos="12824"/>
+          <w:tab w:val="left" w:pos="13740"/>
+          <w:tab w:val="left" w:pos="14656"/>
+        </w:tabs>
+        <w:spacing w:after="0" w:line="240" w:lineRule="auto"/>
+        <w:rPr>
+          <w:rFonts w:ascii="Courier New" w:eastAsia="Times New Roman" w:hAnsi="Courier New" w:cs="Courier New"/>
+          <w:sz w:val="20"/>
+          <w:szCs w:val="20"/>
+          <w:lang w:eastAsia="en-IN"/>
+        </w:rPr>
+      </w:pPr>
+      <w:proofErr w:type="gramStart"/>
+      <w:r>
+        <w:rPr>
+          <w:rFonts w:ascii="Courier New" w:eastAsia="Times New Roman" w:hAnsi="Courier New" w:cs="Courier New"/>
+          <w:sz w:val="20"/>
+          <w:szCs w:val="20"/>
+          <w:lang w:eastAsia="en-IN"/>
+        </w:rPr>
+        <w:t>function</w:t>
+      </w:r>
+      <w:proofErr w:type="gramEnd"/>
+      <w:r>
+        <w:rPr>
+          <w:rFonts w:ascii="Courier New" w:eastAsia="Times New Roman" w:hAnsi="Courier New" w:cs="Courier New"/>
+          <w:sz w:val="20"/>
+          <w:szCs w:val="20"/>
+          <w:lang w:eastAsia="en-IN"/>
+        </w:rPr>
+        <w:t xml:space="preserve"> Student(props) {</w:t>
+      </w:r>
+    </w:p>
+    <w:p>
+      <w:pPr>
+        <w:tabs>
+          <w:tab w:val="left" w:pos="916"/>
+          <w:tab w:val="left" w:pos="1832"/>
+          <w:tab w:val="left" w:pos="2748"/>
+          <w:tab w:val="left" w:pos="3664"/>
+          <w:tab w:val="left" w:pos="4580"/>
+          <w:tab w:val="left" w:pos="5496"/>
+          <w:tab w:val="left" w:pos="6412"/>
+          <w:tab w:val="left" w:pos="7328"/>
+          <w:tab w:val="left" w:pos="8244"/>
+          <w:tab w:val="left" w:pos="9160"/>
+          <w:tab w:val="left" w:pos="10076"/>
+          <w:tab w:val="left" w:pos="10992"/>
+          <w:tab w:val="left" w:pos="11908"/>
+          <w:tab w:val="left" w:pos="12824"/>
+          <w:tab w:val="left" w:pos="13740"/>
+          <w:tab w:val="left" w:pos="14656"/>
+        </w:tabs>
+        <w:spacing w:after="0" w:line="240" w:lineRule="auto"/>
+        <w:rPr>
+          <w:rFonts w:ascii="Courier New" w:eastAsia="Times New Roman" w:hAnsi="Courier New" w:cs="Courier New"/>
+          <w:sz w:val="20"/>
+          <w:szCs w:val="20"/>
+          <w:lang w:eastAsia="en-IN"/>
+        </w:rPr>
+      </w:pPr>
+      <w:r>
+        <w:rPr>
+          <w:rFonts w:ascii="Courier New" w:eastAsia="Times New Roman" w:hAnsi="Courier New" w:cs="Courier New"/>
+          <w:sz w:val="20"/>
+          <w:szCs w:val="20"/>
+          <w:lang w:eastAsia="en-IN"/>
+        </w:rPr>
+        <w:t xml:space="preserve">  </w:t>
+      </w:r>
+      <w:proofErr w:type="gramStart"/>
+      <w:r>
+        <w:rPr>
+          <w:rFonts w:ascii="Courier New" w:eastAsia="Times New Roman" w:hAnsi="Courier New" w:cs="Courier New"/>
+          <w:sz w:val="20"/>
+          <w:szCs w:val="20"/>
+          <w:lang w:eastAsia="en-IN"/>
+        </w:rPr>
+        <w:t>return</w:t>
+      </w:r>
+      <w:proofErr w:type="gramEnd"/>
+      <w:r>
+        <w:rPr>
+          <w:rFonts w:ascii="Courier New" w:eastAsia="Times New Roman" w:hAnsi="Courier New" w:cs="Courier New"/>
+          <w:sz w:val="20"/>
+          <w:szCs w:val="20"/>
+          <w:lang w:eastAsia="en-IN"/>
+        </w:rPr>
+        <w:t xml:space="preserve"> (</w:t>
+      </w:r>
+    </w:p>
+    <w:p>
+      <w:pPr>
+        <w:tabs>
+          <w:tab w:val="left" w:pos="916"/>
+          <w:tab w:val="left" w:pos="1832"/>
+          <w:tab w:val="left" w:pos="2748"/>
+          <w:tab w:val="left" w:pos="3664"/>
+          <w:tab w:val="left" w:pos="4580"/>
+          <w:tab w:val="left" w:pos="5496"/>
+          <w:tab w:val="left" w:pos="6412"/>
+          <w:tab w:val="left" w:pos="7328"/>
+          <w:tab w:val="left" w:pos="8244"/>
+          <w:tab w:val="left" w:pos="9160"/>
+          <w:tab w:val="left" w:pos="10076"/>
+          <w:tab w:val="left" w:pos="10992"/>
+          <w:tab w:val="left" w:pos="11908"/>
+          <w:tab w:val="left" w:pos="12824"/>
+          <w:tab w:val="left" w:pos="13740"/>
+          <w:tab w:val="left" w:pos="14656"/>
+        </w:tabs>
+        <w:spacing w:after="0" w:line="240" w:lineRule="auto"/>
+        <w:rPr>
+          <w:rFonts w:ascii="Courier New" w:eastAsia="Times New Roman" w:hAnsi="Courier New" w:cs="Courier New"/>
+          <w:sz w:val="20"/>
+          <w:szCs w:val="20"/>
+          <w:lang w:eastAsia="en-IN"/>
+        </w:rPr>
+      </w:pPr>
+      <w:r>
+        <w:rPr>
+          <w:rFonts w:ascii="Courier New" w:eastAsia="Times New Roman" w:hAnsi="Courier New" w:cs="Courier New"/>
+          <w:sz w:val="20"/>
+          <w:szCs w:val="20"/>
+          <w:lang w:eastAsia="en-IN"/>
+        </w:rPr>
+        <w:t xml:space="preserve">    &lt;h2&gt;</w:t>
+      </w:r>
+    </w:p>
+    <w:p>
+      <w:pPr>
+        <w:tabs>
+          <w:tab w:val="left" w:pos="916"/>
+          <w:tab w:val="left" w:pos="1832"/>
+          <w:tab w:val="left" w:pos="2748"/>
+          <w:tab w:val="left" w:pos="3664"/>
+          <w:tab w:val="left" w:pos="4580"/>
+          <w:tab w:val="left" w:pos="5496"/>
+          <w:tab w:val="left" w:pos="6412"/>
+          <w:tab w:val="left" w:pos="7328"/>
+          <w:tab w:val="left" w:pos="8244"/>
+          <w:tab w:val="left" w:pos="9160"/>
+          <w:tab w:val="left" w:pos="10076"/>
+          <w:tab w:val="left" w:pos="10992"/>
+          <w:tab w:val="left" w:pos="11908"/>
+          <w:tab w:val="left" w:pos="12824"/>
+          <w:tab w:val="left" w:pos="13740"/>
+          <w:tab w:val="left" w:pos="14656"/>
+        </w:tabs>
+        <w:spacing w:after="0" w:line="240" w:lineRule="auto"/>
+        <w:rPr>
+          <w:rFonts w:ascii="Courier New" w:eastAsia="Times New Roman" w:hAnsi="Courier New" w:cs="Courier New"/>
+          <w:sz w:val="20"/>
+          <w:szCs w:val="20"/>
+          <w:lang w:eastAsia="en-IN"/>
+        </w:rPr>
+      </w:pPr>
+      <w:r>
+        <w:rPr>
+          <w:rFonts w:ascii="Courier New" w:eastAsia="Times New Roman" w:hAnsi="Courier New" w:cs="Courier New"/>
+          <w:sz w:val="20"/>
+          <w:szCs w:val="20"/>
+          <w:lang w:eastAsia="en-IN"/>
+        </w:rPr>
+        <w:t xml:space="preserve">      Name: {props.name}, Age: {</w:t>
+      </w:r>
+      <w:proofErr w:type="spellStart"/>
+      <w:r>
+        <w:rPr>
+          <w:rFonts w:ascii="Courier New" w:eastAsia="Times New Roman" w:hAnsi="Courier New" w:cs="Courier New"/>
+          <w:sz w:val="20"/>
+          <w:szCs w:val="20"/>
+          <w:lang w:eastAsia="en-IN"/>
+        </w:rPr>
+        <w:t>props.age</w:t>
+      </w:r>
+      <w:proofErr w:type="spellEnd"/>
+      <w:r>
+        <w:rPr>
+          <w:rFonts w:ascii="Courier New" w:eastAsia="Times New Roman" w:hAnsi="Courier New" w:cs="Courier New"/>
+          <w:sz w:val="20"/>
+          <w:szCs w:val="20"/>
+          <w:lang w:eastAsia="en-IN"/>
+        </w:rPr>
+        <w:t>}</w:t>
+      </w:r>
+    </w:p>
+    <w:p>
+      <w:pPr>
+        <w:tabs>
+          <w:tab w:val="left" w:pos="916"/>
+          <w:tab w:val="left" w:pos="1832"/>
+          <w:tab w:val="left" w:pos="2748"/>
+          <w:tab w:val="left" w:pos="3664"/>
+          <w:tab w:val="left" w:pos="4580"/>
+          <w:tab w:val="left" w:pos="5496"/>
+          <w:tab w:val="left" w:pos="6412"/>
+          <w:tab w:val="left" w:pos="7328"/>
+          <w:tab w:val="left" w:pos="8244"/>
+          <w:tab w:val="left" w:pos="9160"/>
+          <w:tab w:val="left" w:pos="10076"/>
+          <w:tab w:val="left" w:pos="10992"/>
+          <w:tab w:val="left" w:pos="11908"/>
+          <w:tab w:val="left" w:pos="12824"/>
+          <w:tab w:val="left" w:pos="13740"/>
+          <w:tab w:val="left" w:pos="14656"/>
+        </w:tabs>
+        <w:spacing w:after="0" w:line="240" w:lineRule="auto"/>
+        <w:rPr>
+          <w:rFonts w:ascii="Courier New" w:eastAsia="Times New Roman" w:hAnsi="Courier New" w:cs="Courier New"/>
+          <w:sz w:val="20"/>
+          <w:szCs w:val="20"/>
+          <w:lang w:eastAsia="en-IN"/>
+        </w:rPr>
+      </w:pPr>
+      <w:r>
+        <w:rPr>
+          <w:rFonts w:ascii="Courier New" w:eastAsia="Times New Roman" w:hAnsi="Courier New" w:cs="Courier New"/>
+          <w:sz w:val="20"/>
+          <w:szCs w:val="20"/>
+          <w:lang w:eastAsia="en-IN"/>
+        </w:rPr>
+        <w:t xml:space="preserve">    &lt;/h2&gt;</w:t>
+      </w:r>
+    </w:p>
+    <w:p>
+      <w:pPr>
+        <w:tabs>
+          <w:tab w:val="left" w:pos="916"/>
+          <w:tab w:val="left" w:pos="1832"/>
+          <w:tab w:val="left" w:pos="2748"/>
+          <w:tab w:val="left" w:pos="3664"/>
+          <w:tab w:val="left" w:pos="4580"/>
+          <w:tab w:val="left" w:pos="5496"/>
+          <w:tab w:val="left" w:pos="6412"/>
+          <w:tab w:val="left" w:pos="7328"/>
+          <w:tab w:val="left" w:pos="8244"/>
+          <w:tab w:val="left" w:pos="9160"/>
+          <w:tab w:val="left" w:pos="10076"/>
+          <w:tab w:val="left" w:pos="10992"/>
+          <w:tab w:val="left" w:pos="11908"/>
+          <w:tab w:val="left" w:pos="12824"/>
+          <w:tab w:val="left" w:pos="13740"/>
+          <w:tab w:val="left" w:pos="14656"/>
+        </w:tabs>
+        <w:spacing w:after="0" w:line="240" w:lineRule="auto"/>
+        <w:rPr>
+          <w:rFonts w:ascii="Courier New" w:eastAsia="Times New Roman" w:hAnsi="Courier New" w:cs="Courier New"/>
+          <w:sz w:val="20"/>
+          <w:szCs w:val="20"/>
+          <w:lang w:eastAsia="en-IN"/>
+        </w:rPr>
+      </w:pPr>
+      <w:r>
+        <w:rPr>
+          <w:rFonts w:ascii="Courier New" w:eastAsia="Times New Roman" w:hAnsi="Courier New" w:cs="Courier New"/>
+          <w:sz w:val="20"/>
+          <w:szCs w:val="20"/>
+          <w:lang w:eastAsia="en-IN"/>
+        </w:rPr>
+        <w:t xml:space="preserve">  );</w:t>
+      </w:r>
+    </w:p>
+    <w:p>
+      <w:pPr>
+        <w:tabs>
+          <w:tab w:val="left" w:pos="916"/>
+          <w:tab w:val="left" w:pos="1832"/>
+          <w:tab w:val="left" w:pos="2748"/>
+          <w:tab w:val="left" w:pos="3664"/>
+          <w:tab w:val="left" w:pos="4580"/>
+          <w:tab w:val="left" w:pos="5496"/>
+          <w:tab w:val="left" w:pos="6412"/>
+          <w:tab w:val="left" w:pos="7328"/>
+          <w:tab w:val="left" w:pos="8244"/>
+          <w:tab w:val="left" w:pos="9160"/>
+          <w:tab w:val="left" w:pos="10076"/>
+          <w:tab w:val="left" w:pos="10992"/>
+          <w:tab w:val="left" w:pos="11908"/>
+          <w:tab w:val="left" w:pos="12824"/>
+          <w:tab w:val="left" w:pos="13740"/>
+          <w:tab w:val="left" w:pos="14656"/>
+        </w:tabs>
+        <w:spacing w:after="0" w:line="240" w:lineRule="auto"/>
+        <w:rPr>
+          <w:rFonts w:ascii="Courier New" w:eastAsia="Times New Roman" w:hAnsi="Courier New" w:cs="Courier New"/>
+          <w:sz w:val="20"/>
+          <w:szCs w:val="20"/>
+          <w:lang w:eastAsia="en-IN"/>
+        </w:rPr>
+      </w:pPr>
+      <w:r>
+        <w:rPr>
+          <w:rFonts w:ascii="Courier New" w:eastAsia="Times New Roman" w:hAnsi="Courier New" w:cs="Courier New"/>
+          <w:sz w:val="20"/>
+          <w:szCs w:val="20"/>
+          <w:lang w:eastAsia="en-IN"/>
+        </w:rPr>
+        <w:t>}</w:t>
+      </w:r>
+    </w:p>
+    <w:p>
+      <w:pPr>
+        <w:tabs>
+          <w:tab w:val="left" w:pos="916"/>
+          <w:tab w:val="left" w:pos="1832"/>
+          <w:tab w:val="left" w:pos="2748"/>
+          <w:tab w:val="left" w:pos="3664"/>
+          <w:tab w:val="left" w:pos="4580"/>
+          <w:tab w:val="left" w:pos="5496"/>
+          <w:tab w:val="left" w:pos="6412"/>
+          <w:tab w:val="left" w:pos="7328"/>
+          <w:tab w:val="left" w:pos="8244"/>
+          <w:tab w:val="left" w:pos="9160"/>
+          <w:tab w:val="left" w:pos="10076"/>
+          <w:tab w:val="left" w:pos="10992"/>
+          <w:tab w:val="left" w:pos="11908"/>
+          <w:tab w:val="left" w:pos="12824"/>
+          <w:tab w:val="left" w:pos="13740"/>
+          <w:tab w:val="left" w:pos="14656"/>
+        </w:tabs>
+        <w:spacing w:after="0" w:line="240" w:lineRule="auto"/>
+        <w:rPr>
+          <w:rFonts w:ascii="Courier New" w:eastAsia="Times New Roman" w:hAnsi="Courier New" w:cs="Courier New"/>
+          <w:sz w:val="20"/>
+          <w:szCs w:val="20"/>
+          <w:lang w:eastAsia="en-IN"/>
+        </w:rPr>
+      </w:pPr>
+    </w:p>
+    <w:p>
+      <w:pPr>
+        <w:tabs>
+          <w:tab w:val="left" w:pos="916"/>
+          <w:tab w:val="left" w:pos="1832"/>
+          <w:tab w:val="left" w:pos="2748"/>
+          <w:tab w:val="left" w:pos="3664"/>
+          <w:tab w:val="left" w:pos="4580"/>
+          <w:tab w:val="left" w:pos="5496"/>
+          <w:tab w:val="left" w:pos="6412"/>
+          <w:tab w:val="left" w:pos="7328"/>
+          <w:tab w:val="left" w:pos="8244"/>
+          <w:tab w:val="left" w:pos="9160"/>
+          <w:tab w:val="left" w:pos="10076"/>
+          <w:tab w:val="left" w:pos="10992"/>
+          <w:tab w:val="left" w:pos="11908"/>
+          <w:tab w:val="left" w:pos="12824"/>
+          <w:tab w:val="left" w:pos="13740"/>
+          <w:tab w:val="left" w:pos="14656"/>
+        </w:tabs>
+        <w:spacing w:after="0" w:line="240" w:lineRule="auto"/>
+        <w:rPr>
+          <w:rFonts w:ascii="Courier New" w:eastAsia="Times New Roman" w:hAnsi="Courier New" w:cs="Courier New"/>
+          <w:sz w:val="20"/>
+          <w:szCs w:val="20"/>
+          <w:lang w:eastAsia="en-IN"/>
+        </w:rPr>
+      </w:pPr>
+      <w:proofErr w:type="gramStart"/>
+      <w:r>
+        <w:rPr>
+          <w:rFonts w:ascii="Courier New" w:eastAsia="Times New Roman" w:hAnsi="Courier New" w:cs="Courier New"/>
+          <w:sz w:val="20"/>
+          <w:szCs w:val="20"/>
+          <w:lang w:eastAsia="en-IN"/>
+        </w:rPr>
+        <w:t>export</w:t>
+      </w:r>
+      <w:proofErr w:type="gramEnd"/>
+      <w:r>
+        <w:rPr>
+          <w:rFonts w:ascii="Courier New" w:eastAsia="Times New Roman" w:hAnsi="Courier New" w:cs="Courier New"/>
+          <w:sz w:val="20"/>
+          <w:szCs w:val="20"/>
+          <w:lang w:eastAsia="en-IN"/>
+        </w:rPr>
+        <w:t xml:space="preserve"> default Student;</w:t>
+      </w:r>
+    </w:p>
+    <w:p>
+      <w:pPr>
+        <w:spacing w:after="0" w:line="240" w:lineRule="auto"/>
+        <w:rPr>
+          <w:rFonts w:ascii="Times New Roman" w:eastAsia="Times New Roman" w:hAnsi="Times New Roman" w:cs="Times New Roman"/>
+          <w:sz w:val="24"/>
+          <w:szCs w:val="24"/>
+          <w:lang w:eastAsia="en-IN"/>
+        </w:rPr>
+      </w:pPr>
+      <w:r>
+        <w:rPr>
+          <w:rFonts w:ascii="Times New Roman" w:eastAsia="Times New Roman" w:hAnsi="Times New Roman" w:cs="Times New Roman"/>
+          <w:sz w:val="24"/>
+          <w:szCs w:val="24"/>
+          <w:lang w:eastAsia="en-IN"/>
+        </w:rPr>
+        <w:pict>
+          <v:rect id="_x0000_i1037" style="width:0;height:1.5pt" o:hralign="center" o:hrstd="t" o:hr="t" fillcolor="#a0a0a0" stroked="f"/>
+        </w:pict>
+      </w:r>
+    </w:p>
+    <w:p>
+      <w:pPr>
+        <w:spacing w:before="100" w:beforeAutospacing="1" w:after="100" w:afterAutospacing="1" w:line="240" w:lineRule="auto"/>
+        <w:outlineLvl w:val="1"/>
+        <w:rPr>
+          <w:rFonts w:ascii="Times New Roman" w:eastAsia="Times New Roman" w:hAnsi="Times New Roman" w:cs="Times New Roman"/>
+          <w:b/>
+          <w:bCs/>
+          <w:sz w:val="36"/>
+          <w:szCs w:val="36"/>
+          <w:lang w:eastAsia="en-IN"/>
+        </w:rPr>
+      </w:pPr>
+      <w:r>
+        <w:rPr>
+          <w:rFonts w:ascii="Times New Roman" w:eastAsia="Times New Roman" w:hAnsi="Times New Roman" w:cs="Times New Roman"/>
+          <w:b/>
+          <w:bCs/>
+          <w:sz w:val="36"/>
+          <w:szCs w:val="36"/>
+          <w:lang w:eastAsia="en-IN"/>
+        </w:rPr>
+        <w:t>🟢 Output</w:t>
+      </w:r>
+    </w:p>
+    <w:p>
+      <w:pPr>
+        <w:tabs>
+          <w:tab w:val="left" w:pos="916"/>
+          <w:tab w:val="left" w:pos="1832"/>
+          <w:tab w:val="left" w:pos="2748"/>
+          <w:tab w:val="left" w:pos="3664"/>
+          <w:tab w:val="left" w:pos="4580"/>
+          <w:tab w:val="left" w:pos="5496"/>
+          <w:tab w:val="left" w:pos="6412"/>
+          <w:tab w:val="left" w:pos="7328"/>
+          <w:tab w:val="left" w:pos="8244"/>
+          <w:tab w:val="left" w:pos="9160"/>
+          <w:tab w:val="left" w:pos="10076"/>
+          <w:tab w:val="left" w:pos="10992"/>
+          <w:tab w:val="left" w:pos="11908"/>
+          <w:tab w:val="left" w:pos="12824"/>
+          <w:tab w:val="left" w:pos="13740"/>
+          <w:tab w:val="left" w:pos="14656"/>
+        </w:tabs>
+        <w:spacing w:after="0" w:line="240" w:lineRule="auto"/>
+        <w:rPr>
+          <w:rFonts w:ascii="Courier New" w:eastAsia="Times New Roman" w:hAnsi="Courier New" w:cs="Courier New"/>
+          <w:sz w:val="20"/>
+          <w:szCs w:val="20"/>
+          <w:lang w:eastAsia="en-IN"/>
+        </w:rPr>
+      </w:pPr>
+      <w:r>
+        <w:rPr>
+          <w:rFonts w:ascii="Courier New" w:eastAsia="Times New Roman" w:hAnsi="Courier New" w:cs="Courier New"/>
+          <w:sz w:val="20"/>
+          <w:szCs w:val="20"/>
+          <w:lang w:eastAsia="en-IN"/>
+        </w:rPr>
+        <w:t>Name: Harsh, Age: 21</w:t>
+      </w:r>
+    </w:p>
+    <w:p>
+      <w:pPr>
+        <w:tabs>
+          <w:tab w:val="left" w:pos="916"/>
+          <w:tab w:val="left" w:pos="1832"/>
+          <w:tab w:val="left" w:pos="2748"/>
+          <w:tab w:val="left" w:pos="3664"/>
+          <w:tab w:val="left" w:pos="4580"/>
+          <w:tab w:val="left" w:pos="5496"/>
+          <w:tab w:val="left" w:pos="6412"/>
+          <w:tab w:val="left" w:pos="7328"/>
+          <w:tab w:val="left" w:pos="8244"/>
+          <w:tab w:val="left" w:pos="9160"/>
+          <w:tab w:val="left" w:pos="10076"/>
+          <w:tab w:val="left" w:pos="10992"/>
+          <w:tab w:val="left" w:pos="11908"/>
+          <w:tab w:val="left" w:pos="12824"/>
+          <w:tab w:val="left" w:pos="13740"/>
+          <w:tab w:val="left" w:pos="14656"/>
+        </w:tabs>
+        <w:spacing w:after="0" w:line="240" w:lineRule="auto"/>
+        <w:rPr>
+          <w:rFonts w:ascii="Courier New" w:eastAsia="Times New Roman" w:hAnsi="Courier New" w:cs="Courier New"/>
+          <w:sz w:val="20"/>
+          <w:szCs w:val="20"/>
+          <w:lang w:eastAsia="en-IN"/>
+        </w:rPr>
+      </w:pPr>
+      <w:r>
+        <w:rPr>
+          <w:rFonts w:ascii="Courier New" w:eastAsia="Times New Roman" w:hAnsi="Courier New" w:cs="Courier New"/>
+          <w:sz w:val="20"/>
+          <w:szCs w:val="20"/>
+          <w:lang w:eastAsia="en-IN"/>
+        </w:rPr>
+        <w:t>Name: Amit, Age: 22</w:t>
+      </w:r>
+    </w:p>
+    <w:p>
+      <w:pPr>
+        <w:spacing w:after="0" w:line="240" w:lineRule="auto"/>
+        <w:rPr>
+          <w:rFonts w:ascii="Times New Roman" w:eastAsia="Times New Roman" w:hAnsi="Times New Roman" w:cs="Times New Roman"/>
+          <w:sz w:val="24"/>
+          <w:szCs w:val="24"/>
+          <w:lang w:eastAsia="en-IN"/>
+        </w:rPr>
+      </w:pPr>
+      <w:r>
+        <w:rPr>
+          <w:rFonts w:ascii="Times New Roman" w:eastAsia="Times New Roman" w:hAnsi="Times New Roman" w:cs="Times New Roman"/>
+          <w:sz w:val="24"/>
+          <w:szCs w:val="24"/>
+          <w:lang w:eastAsia="en-IN"/>
+        </w:rPr>
+        <w:pict>
+          <v:rect id="_x0000_i1038" style="width:0;height:1.5pt" o:hralign="center" o:hrstd="t" o:hr="t" fillcolor="#a0a0a0" stroked="f"/>
+        </w:pict>
+      </w:r>
+    </w:p>
+    <w:p>
+      <w:pPr>
+        <w:spacing w:before="100" w:beforeAutospacing="1" w:after="100" w:afterAutospacing="1" w:line="240" w:lineRule="auto"/>
+        <w:outlineLvl w:val="1"/>
+        <w:rPr>
+          <w:rFonts w:ascii="Times New Roman" w:eastAsia="Times New Roman" w:hAnsi="Times New Roman" w:cs="Times New Roman"/>
+          <w:b/>
+          <w:bCs/>
+          <w:sz w:val="36"/>
+          <w:szCs w:val="36"/>
+          <w:lang w:eastAsia="en-IN"/>
+        </w:rPr>
+      </w:pPr>
+      <w:r>
+        <w:rPr>
+          <w:rFonts w:ascii="Times New Roman" w:eastAsia="Times New Roman" w:hAnsi="Times New Roman" w:cs="Times New Roman"/>
+          <w:b/>
+          <w:bCs/>
+          <w:sz w:val="36"/>
+          <w:szCs w:val="36"/>
+          <w:lang w:eastAsia="en-IN"/>
+        </w:rPr>
+        <w:t>5️</w:t>
+      </w:r>
+      <w:r>
+        <w:rPr>
+          <w:rFonts w:ascii="Tahoma" w:eastAsia="Times New Roman" w:hAnsi="Tahoma" w:cs="Tahoma"/>
+          <w:b/>
+          <w:bCs/>
+          <w:sz w:val="36"/>
+          <w:szCs w:val="36"/>
+          <w:lang w:eastAsia="en-IN"/>
+        </w:rPr>
+        <w:t>⃣</w:t>
+      </w:r>
+      <w:r>
+        <w:rPr>
+          <w:rFonts w:ascii="Times New Roman" w:eastAsia="Times New Roman" w:hAnsi="Times New Roman" w:cs="Times New Roman"/>
+          <w:b/>
+          <w:bCs/>
+          <w:sz w:val="36"/>
+          <w:szCs w:val="36"/>
+          <w:lang w:eastAsia="en-IN"/>
+        </w:rPr>
+        <w:t xml:space="preserve"> Props using </w:t>
+      </w:r>
+      <w:proofErr w:type="spellStart"/>
+      <w:r>
+        <w:rPr>
+          <w:rFonts w:ascii="Times New Roman" w:eastAsia="Times New Roman" w:hAnsi="Times New Roman" w:cs="Times New Roman"/>
+          <w:b/>
+          <w:bCs/>
+          <w:sz w:val="36"/>
+          <w:szCs w:val="36"/>
+          <w:lang w:eastAsia="en-IN"/>
+        </w:rPr>
+        <w:t>Destructuring</w:t>
+      </w:r>
+      <w:proofErr w:type="spellEnd"/>
+      <w:r>
+        <w:rPr>
+          <w:rFonts w:ascii="Times New Roman" w:eastAsia="Times New Roman" w:hAnsi="Times New Roman" w:cs="Times New Roman"/>
+          <w:b/>
+          <w:bCs/>
+          <w:sz w:val="36"/>
+          <w:szCs w:val="36"/>
+          <w:lang w:eastAsia="en-IN"/>
+        </w:rPr>
+        <w:t xml:space="preserve"> (Best Practice)</w:t>
+      </w:r>
+    </w:p>
+    <w:p>
+      <w:pPr>
+        <w:tabs>
+          <w:tab w:val="left" w:pos="916"/>
+          <w:tab w:val="left" w:pos="1832"/>
+          <w:tab w:val="left" w:pos="2748"/>
+          <w:tab w:val="left" w:pos="3664"/>
+          <w:tab w:val="left" w:pos="4580"/>
+          <w:tab w:val="left" w:pos="5496"/>
+          <w:tab w:val="left" w:pos="6412"/>
+          <w:tab w:val="left" w:pos="7328"/>
+          <w:tab w:val="left" w:pos="8244"/>
+          <w:tab w:val="left" w:pos="9160"/>
+          <w:tab w:val="left" w:pos="10076"/>
+          <w:tab w:val="left" w:pos="10992"/>
+          <w:tab w:val="left" w:pos="11908"/>
+          <w:tab w:val="left" w:pos="12824"/>
+          <w:tab w:val="left" w:pos="13740"/>
+          <w:tab w:val="left" w:pos="14656"/>
+        </w:tabs>
+        <w:spacing w:after="0" w:line="240" w:lineRule="auto"/>
+        <w:rPr>
+          <w:rFonts w:ascii="Courier New" w:eastAsia="Times New Roman" w:hAnsi="Courier New" w:cs="Courier New"/>
+          <w:sz w:val="20"/>
+          <w:szCs w:val="20"/>
+          <w:lang w:eastAsia="en-IN"/>
+        </w:rPr>
+      </w:pPr>
+      <w:proofErr w:type="gramStart"/>
+      <w:r>
+        <w:rPr>
+          <w:rFonts w:ascii="Courier New" w:eastAsia="Times New Roman" w:hAnsi="Courier New" w:cs="Courier New"/>
+          <w:sz w:val="20"/>
+          <w:szCs w:val="20"/>
+          <w:lang w:eastAsia="en-IN"/>
+        </w:rPr>
+        <w:t>function</w:t>
+      </w:r>
+      <w:proofErr w:type="gramEnd"/>
+      <w:r>
+        <w:rPr>
+          <w:rFonts w:ascii="Courier New" w:eastAsia="Times New Roman" w:hAnsi="Courier New" w:cs="Courier New"/>
+          <w:sz w:val="20"/>
+          <w:szCs w:val="20"/>
+          <w:lang w:eastAsia="en-IN"/>
+        </w:rPr>
+        <w:t xml:space="preserve"> Student({ name, age }) {</w:t>
+      </w:r>
+    </w:p>
+    <w:p>
+      <w:pPr>
+        <w:tabs>
+          <w:tab w:val="left" w:pos="916"/>
+          <w:tab w:val="left" w:pos="1832"/>
+          <w:tab w:val="left" w:pos="2748"/>
+          <w:tab w:val="left" w:pos="3664"/>
+          <w:tab w:val="left" w:pos="4580"/>
+          <w:tab w:val="left" w:pos="5496"/>
+          <w:tab w:val="left" w:pos="6412"/>
+          <w:tab w:val="left" w:pos="7328"/>
+          <w:tab w:val="left" w:pos="8244"/>
+          <w:tab w:val="left" w:pos="9160"/>
+          <w:tab w:val="left" w:pos="10076"/>
+          <w:tab w:val="left" w:pos="10992"/>
+          <w:tab w:val="left" w:pos="11908"/>
+          <w:tab w:val="left" w:pos="12824"/>
+          <w:tab w:val="left" w:pos="13740"/>
+          <w:tab w:val="left" w:pos="14656"/>
+        </w:tabs>
+        <w:spacing w:after="0" w:line="240" w:lineRule="auto"/>
+        <w:rPr>
+          <w:rFonts w:ascii="Courier New" w:eastAsia="Times New Roman" w:hAnsi="Courier New" w:cs="Courier New"/>
+          <w:sz w:val="20"/>
+          <w:szCs w:val="20"/>
+          <w:lang w:eastAsia="en-IN"/>
+        </w:rPr>
+      </w:pPr>
+      <w:r>
+        <w:rPr>
+          <w:rFonts w:ascii="Courier New" w:eastAsia="Times New Roman" w:hAnsi="Courier New" w:cs="Courier New"/>
+          <w:sz w:val="20"/>
+          <w:szCs w:val="20"/>
+          <w:lang w:eastAsia="en-IN"/>
+        </w:rPr>
+        <w:t xml:space="preserve">  </w:t>
+      </w:r>
+      <w:proofErr w:type="gramStart"/>
+      <w:r>
+        <w:rPr>
+          <w:rFonts w:ascii="Courier New" w:eastAsia="Times New Roman" w:hAnsi="Courier New" w:cs="Courier New"/>
+          <w:sz w:val="20"/>
+          <w:szCs w:val="20"/>
+          <w:lang w:eastAsia="en-IN"/>
+        </w:rPr>
+        <w:t>return</w:t>
+      </w:r>
+      <w:proofErr w:type="gramEnd"/>
+      <w:r>
+        <w:rPr>
+          <w:rFonts w:ascii="Courier New" w:eastAsia="Times New Roman" w:hAnsi="Courier New" w:cs="Courier New"/>
+          <w:sz w:val="20"/>
+          <w:szCs w:val="20"/>
+          <w:lang w:eastAsia="en-IN"/>
+        </w:rPr>
+        <w:t xml:space="preserve"> &lt;h2&gt;Name: {name}, Age: {age}&lt;/h2&gt;;</w:t>
+      </w:r>
+    </w:p>
+    <w:p>
+      <w:pPr>
+        <w:tabs>
+          <w:tab w:val="left" w:pos="916"/>
+          <w:tab w:val="left" w:pos="1832"/>
+          <w:tab w:val="left" w:pos="2748"/>
+          <w:tab w:val="left" w:pos="3664"/>
+          <w:tab w:val="left" w:pos="4580"/>
+          <w:tab w:val="left" w:pos="5496"/>
+          <w:tab w:val="left" w:pos="6412"/>
+          <w:tab w:val="left" w:pos="7328"/>
+          <w:tab w:val="left" w:pos="8244"/>
+          <w:tab w:val="left" w:pos="9160"/>
+          <w:tab w:val="left" w:pos="10076"/>
+          <w:tab w:val="left" w:pos="10992"/>
+          <w:tab w:val="left" w:pos="11908"/>
+          <w:tab w:val="left" w:pos="12824"/>
+          <w:tab w:val="left" w:pos="13740"/>
+          <w:tab w:val="left" w:pos="14656"/>
+        </w:tabs>
+        <w:spacing w:after="0" w:line="240" w:lineRule="auto"/>
+        <w:rPr>
+          <w:rFonts w:ascii="Courier New" w:eastAsia="Times New Roman" w:hAnsi="Courier New" w:cs="Courier New"/>
+          <w:sz w:val="20"/>
+          <w:szCs w:val="20"/>
+          <w:lang w:eastAsia="en-IN"/>
+        </w:rPr>
+      </w:pPr>
+      <w:r>
+        <w:rPr>
+          <w:rFonts w:ascii="Courier New" w:eastAsia="Times New Roman" w:hAnsi="Courier New" w:cs="Courier New"/>
+          <w:sz w:val="20"/>
+          <w:szCs w:val="20"/>
+          <w:lang w:eastAsia="en-IN"/>
+        </w:rPr>
+        <w:t>}</w:t>
+      </w:r>
+    </w:p>
+    <w:p>
+      <w:pPr>
+        <w:spacing w:after="0" w:line="240" w:lineRule="auto"/>
+        <w:rPr>
+          <w:rFonts w:ascii="Times New Roman" w:eastAsia="Times New Roman" w:hAnsi="Times New Roman" w:cs="Times New Roman"/>
+          <w:sz w:val="24"/>
+          <w:szCs w:val="24"/>
+          <w:lang w:eastAsia="en-IN"/>
+        </w:rPr>
+      </w:pPr>
+      <w:r>
+        <w:rPr>
+          <w:rFonts w:ascii="Times New Roman" w:eastAsia="Times New Roman" w:hAnsi="Times New Roman" w:cs="Times New Roman"/>
+          <w:sz w:val="24"/>
+          <w:szCs w:val="24"/>
+          <w:lang w:eastAsia="en-IN"/>
+        </w:rPr>
+        <w:pict>
+          <v:rect id="_x0000_i1039" style="width:0;height:1.5pt" o:hralign="center" o:hrstd="t" o:hr="t" fillcolor="#a0a0a0" stroked="f"/>
+        </w:pict>
+      </w:r>
+    </w:p>
+    <w:p>
+      <w:pPr>
+        <w:spacing w:before="100" w:beforeAutospacing="1" w:after="100" w:afterAutospacing="1" w:line="240" w:lineRule="auto"/>
+        <w:outlineLvl w:val="1"/>
+        <w:rPr>
+          <w:rFonts w:ascii="Times New Roman" w:eastAsia="Times New Roman" w:hAnsi="Times New Roman" w:cs="Times New Roman"/>
+          <w:b/>
+          <w:bCs/>
+          <w:sz w:val="36"/>
+          <w:szCs w:val="36"/>
+          <w:lang w:eastAsia="en-IN"/>
+        </w:rPr>
+      </w:pPr>
+      <w:r>
+        <w:rPr>
+          <w:rFonts w:ascii="Times New Roman" w:eastAsia="Times New Roman" w:hAnsi="Times New Roman" w:cs="Times New Roman"/>
+          <w:b/>
+          <w:bCs/>
+          <w:sz w:val="36"/>
+          <w:szCs w:val="36"/>
+          <w:lang w:eastAsia="en-IN"/>
+        </w:rPr>
+        <w:t>6️</w:t>
+      </w:r>
+      <w:r>
+        <w:rPr>
+          <w:rFonts w:ascii="Tahoma" w:eastAsia="Times New Roman" w:hAnsi="Tahoma" w:cs="Tahoma"/>
+          <w:b/>
+          <w:bCs/>
+          <w:sz w:val="36"/>
+          <w:szCs w:val="36"/>
+          <w:lang w:eastAsia="en-IN"/>
+        </w:rPr>
+        <w:t>⃣</w:t>
+      </w:r>
+      <w:r>
+        <w:rPr>
+          <w:rFonts w:ascii="Times New Roman" w:eastAsia="Times New Roman" w:hAnsi="Times New Roman" w:cs="Times New Roman"/>
+          <w:b/>
+          <w:bCs/>
+          <w:sz w:val="36"/>
+          <w:szCs w:val="36"/>
+          <w:lang w:eastAsia="en-IN"/>
+        </w:rPr>
+        <w:t xml:space="preserve"> Passing Numbers, Strings &amp; Variables</w:t>
+      </w:r>
+    </w:p>
+    <w:p>
+      <w:pPr>
+        <w:tabs>
+          <w:tab w:val="left" w:pos="916"/>
+          <w:tab w:val="left" w:pos="1832"/>
+          <w:tab w:val="left" w:pos="2748"/>
+          <w:tab w:val="left" w:pos="3664"/>
+          <w:tab w:val="left" w:pos="4580"/>
+          <w:tab w:val="left" w:pos="5496"/>
+          <w:tab w:val="left" w:pos="6412"/>
+          <w:tab w:val="left" w:pos="7328"/>
+          <w:tab w:val="left" w:pos="8244"/>
+          <w:tab w:val="left" w:pos="9160"/>
+          <w:tab w:val="left" w:pos="10076"/>
+          <w:tab w:val="left" w:pos="10992"/>
+          <w:tab w:val="left" w:pos="11908"/>
+          <w:tab w:val="left" w:pos="12824"/>
+          <w:tab w:val="left" w:pos="13740"/>
+          <w:tab w:val="left" w:pos="14656"/>
+        </w:tabs>
+        <w:spacing w:after="0" w:line="240" w:lineRule="auto"/>
+        <w:rPr>
+          <w:rFonts w:ascii="Courier New" w:eastAsia="Times New Roman" w:hAnsi="Courier New" w:cs="Courier New"/>
+          <w:sz w:val="20"/>
+          <w:szCs w:val="20"/>
+          <w:lang w:eastAsia="en-IN"/>
+        </w:rPr>
+      </w:pPr>
+      <w:proofErr w:type="spellStart"/>
+      <w:proofErr w:type="gramStart"/>
+      <w:r>
+        <w:rPr>
+          <w:rFonts w:ascii="Courier New" w:eastAsia="Times New Roman" w:hAnsi="Courier New" w:cs="Courier New"/>
+          <w:sz w:val="20"/>
+          <w:szCs w:val="20"/>
+          <w:lang w:eastAsia="en-IN"/>
+        </w:rPr>
+        <w:t>const</w:t>
+      </w:r>
+      <w:proofErr w:type="spellEnd"/>
+      <w:proofErr w:type="gramEnd"/>
+      <w:r>
+        <w:rPr>
+          <w:rFonts w:ascii="Courier New" w:eastAsia="Times New Roman" w:hAnsi="Courier New" w:cs="Courier New"/>
+          <w:sz w:val="20"/>
+          <w:szCs w:val="20"/>
+          <w:lang w:eastAsia="en-IN"/>
+        </w:rPr>
+        <w:t xml:space="preserve"> </w:t>
+      </w:r>
+      <w:proofErr w:type="spellStart"/>
+      <w:r>
+        <w:rPr>
+          <w:rFonts w:ascii="Courier New" w:eastAsia="Times New Roman" w:hAnsi="Courier New" w:cs="Courier New"/>
+          <w:sz w:val="20"/>
+          <w:szCs w:val="20"/>
+          <w:lang w:eastAsia="en-IN"/>
+        </w:rPr>
+        <w:t>userAge</w:t>
+      </w:r>
+      <w:proofErr w:type="spellEnd"/>
+      <w:r>
+        <w:rPr>
+          <w:rFonts w:ascii="Courier New" w:eastAsia="Times New Roman" w:hAnsi="Courier New" w:cs="Courier New"/>
+          <w:sz w:val="20"/>
+          <w:szCs w:val="20"/>
+          <w:lang w:eastAsia="en-IN"/>
+        </w:rPr>
+        <w:t xml:space="preserve"> = 20;</w:t>
+      </w:r>
+    </w:p>
+    <w:p>
+      <w:pPr>
+        <w:tabs>
+          <w:tab w:val="left" w:pos="916"/>
+          <w:tab w:val="left" w:pos="1832"/>
+          <w:tab w:val="left" w:pos="2748"/>
+          <w:tab w:val="left" w:pos="3664"/>
+          <w:tab w:val="left" w:pos="4580"/>
+          <w:tab w:val="left" w:pos="5496"/>
+          <w:tab w:val="left" w:pos="6412"/>
+          <w:tab w:val="left" w:pos="7328"/>
+          <w:tab w:val="left" w:pos="8244"/>
+          <w:tab w:val="left" w:pos="9160"/>
+          <w:tab w:val="left" w:pos="10076"/>
+          <w:tab w:val="left" w:pos="10992"/>
+          <w:tab w:val="left" w:pos="11908"/>
+          <w:tab w:val="left" w:pos="12824"/>
+          <w:tab w:val="left" w:pos="13740"/>
+          <w:tab w:val="left" w:pos="14656"/>
+        </w:tabs>
+        <w:spacing w:after="0" w:line="240" w:lineRule="auto"/>
+        <w:rPr>
+          <w:rFonts w:ascii="Courier New" w:eastAsia="Times New Roman" w:hAnsi="Courier New" w:cs="Courier New"/>
+          <w:sz w:val="20"/>
+          <w:szCs w:val="20"/>
+          <w:lang w:eastAsia="en-IN"/>
+        </w:rPr>
+      </w:pPr>
+    </w:p>
+    <w:p>
+      <w:pPr>
+        <w:tabs>
+          <w:tab w:val="left" w:pos="916"/>
+          <w:tab w:val="left" w:pos="1832"/>
+          <w:tab w:val="left" w:pos="2748"/>
+          <w:tab w:val="left" w:pos="3664"/>
+          <w:tab w:val="left" w:pos="4580"/>
+          <w:tab w:val="left" w:pos="5496"/>
+          <w:tab w:val="left" w:pos="6412"/>
+          <w:tab w:val="left" w:pos="7328"/>
+          <w:tab w:val="left" w:pos="8244"/>
+          <w:tab w:val="left" w:pos="9160"/>
+          <w:tab w:val="left" w:pos="10076"/>
+          <w:tab w:val="left" w:pos="10992"/>
+          <w:tab w:val="left" w:pos="11908"/>
+          <w:tab w:val="left" w:pos="12824"/>
+          <w:tab w:val="left" w:pos="13740"/>
+          <w:tab w:val="left" w:pos="14656"/>
+        </w:tabs>
+        <w:spacing w:after="0" w:line="240" w:lineRule="auto"/>
+        <w:rPr>
+          <w:rFonts w:ascii="Courier New" w:eastAsia="Times New Roman" w:hAnsi="Courier New" w:cs="Courier New"/>
+          <w:sz w:val="20"/>
+          <w:szCs w:val="20"/>
+          <w:lang w:eastAsia="en-IN"/>
+        </w:rPr>
+      </w:pPr>
+      <w:r>
+        <w:rPr>
+          <w:rFonts w:ascii="Courier New" w:eastAsia="Times New Roman" w:hAnsi="Courier New" w:cs="Courier New"/>
+          <w:sz w:val="20"/>
+          <w:szCs w:val="20"/>
+          <w:lang w:eastAsia="en-IN"/>
+        </w:rPr>
+        <w:t>&lt;Student name="Ravi" age</w:t>
+      </w:r>
+      <w:proofErr w:type="gramStart"/>
+      <w:r>
+        <w:rPr>
+          <w:rFonts w:ascii="Courier New" w:eastAsia="Times New Roman" w:hAnsi="Courier New" w:cs="Courier New"/>
+          <w:sz w:val="20"/>
+          <w:szCs w:val="20"/>
+          <w:lang w:eastAsia="en-IN"/>
+        </w:rPr>
+        <w:t>={</w:t>
+      </w:r>
+      <w:proofErr w:type="spellStart"/>
+      <w:proofErr w:type="gramEnd"/>
+      <w:r>
+        <w:rPr>
+          <w:rFonts w:ascii="Courier New" w:eastAsia="Times New Roman" w:hAnsi="Courier New" w:cs="Courier New"/>
+          <w:sz w:val="20"/>
+          <w:szCs w:val="20"/>
+          <w:lang w:eastAsia="en-IN"/>
+        </w:rPr>
+        <w:t>userAge</w:t>
+      </w:r>
+      <w:proofErr w:type="spellEnd"/>
+      <w:r>
+        <w:rPr>
+          <w:rFonts w:ascii="Courier New" w:eastAsia="Times New Roman" w:hAnsi="Courier New" w:cs="Courier New"/>
+          <w:sz w:val="20"/>
+          <w:szCs w:val="20"/>
+          <w:lang w:eastAsia="en-IN"/>
+        </w:rPr>
+        <w:t>} /&gt;</w:t>
+      </w:r>
+    </w:p>
+    <w:p>
+      <w:pPr>
+        <w:spacing w:after="0" w:line="240" w:lineRule="auto"/>
+        <w:rPr>
+          <w:rFonts w:ascii="Times New Roman" w:eastAsia="Times New Roman" w:hAnsi="Times New Roman" w:cs="Times New Roman"/>
+          <w:sz w:val="24"/>
+          <w:szCs w:val="24"/>
+          <w:lang w:eastAsia="en-IN"/>
+        </w:rPr>
+      </w:pPr>
+      <w:r>
+        <w:rPr>
+          <w:rFonts w:ascii="Times New Roman" w:eastAsia="Times New Roman" w:hAnsi="Times New Roman" w:cs="Times New Roman"/>
+          <w:sz w:val="24"/>
+          <w:szCs w:val="24"/>
+          <w:lang w:eastAsia="en-IN"/>
+        </w:rPr>
+        <w:pict>
+          <v:rect id="_x0000_i1040" style="width:0;height:1.5pt" o:hralign="center" o:hrstd="t" o:hr="t" fillcolor="#a0a0a0" stroked="f"/>
+        </w:pict>
+      </w:r>
+    </w:p>
+    <w:p>
+      <w:pPr>
+        <w:spacing w:before="100" w:beforeAutospacing="1" w:after="100" w:afterAutospacing="1" w:line="240" w:lineRule="auto"/>
+        <w:outlineLvl w:val="1"/>
+        <w:rPr>
+          <w:rFonts w:ascii="Times New Roman" w:eastAsia="Times New Roman" w:hAnsi="Times New Roman" w:cs="Times New Roman"/>
+          <w:b/>
+          <w:bCs/>
+          <w:sz w:val="36"/>
+          <w:szCs w:val="36"/>
+          <w:lang w:eastAsia="en-IN"/>
+        </w:rPr>
+      </w:pPr>
+      <w:r>
+        <w:rPr>
+          <w:rFonts w:ascii="Times New Roman" w:eastAsia="Times New Roman" w:hAnsi="Times New Roman" w:cs="Times New Roman"/>
+          <w:b/>
+          <w:bCs/>
+          <w:sz w:val="36"/>
+          <w:szCs w:val="36"/>
+          <w:lang w:eastAsia="en-IN"/>
+        </w:rPr>
+        <w:t>7️</w:t>
+      </w:r>
+      <w:r>
+        <w:rPr>
+          <w:rFonts w:ascii="Tahoma" w:eastAsia="Times New Roman" w:hAnsi="Tahoma" w:cs="Tahoma"/>
+          <w:b/>
+          <w:bCs/>
+          <w:sz w:val="36"/>
+          <w:szCs w:val="36"/>
+          <w:lang w:eastAsia="en-IN"/>
+        </w:rPr>
+        <w:t>⃣</w:t>
+      </w:r>
+      <w:r>
+        <w:rPr>
+          <w:rFonts w:ascii="Times New Roman" w:eastAsia="Times New Roman" w:hAnsi="Times New Roman" w:cs="Times New Roman"/>
+          <w:b/>
+          <w:bCs/>
+          <w:sz w:val="36"/>
+          <w:szCs w:val="36"/>
+          <w:lang w:eastAsia="en-IN"/>
+        </w:rPr>
+        <w:t xml:space="preserve"> Why Props are Important?</w:t>
+      </w:r>
+    </w:p>
+    <w:p>
+      <w:pPr>
+        <w:numPr>
+          <w:ilvl w:val="0"/>
+          <w:numId w:val="8"/>
+        </w:numPr>
+        <w:spacing w:before="100" w:beforeAutospacing="1" w:after="100" w:afterAutospacing="1" w:line="240" w:lineRule="auto"/>
+        <w:rPr>
+          <w:rFonts w:ascii="Times New Roman" w:eastAsia="Times New Roman" w:hAnsi="Times New Roman" w:cs="Times New Roman"/>
+          <w:sz w:val="24"/>
+          <w:szCs w:val="24"/>
+          <w:lang w:eastAsia="en-IN"/>
+        </w:rPr>
+      </w:pPr>
+      <w:r>
+        <w:rPr>
+          <w:rFonts w:ascii="Times New Roman" w:eastAsia="Times New Roman" w:hAnsi="Times New Roman" w:cs="Times New Roman"/>
+          <w:sz w:val="24"/>
+          <w:szCs w:val="24"/>
+          <w:lang w:eastAsia="en-IN"/>
+        </w:rPr>
+        <w:t xml:space="preserve">Makes components </w:t>
+      </w:r>
+      <w:r>
+        <w:rPr>
+          <w:rFonts w:ascii="Times New Roman" w:eastAsia="Times New Roman" w:hAnsi="Times New Roman" w:cs="Times New Roman"/>
+          <w:b/>
+          <w:bCs/>
+          <w:sz w:val="24"/>
+          <w:szCs w:val="24"/>
+          <w:lang w:eastAsia="en-IN"/>
+        </w:rPr>
+        <w:t>dynamic</w:t>
+      </w:r>
+    </w:p>
+    <w:p>
+      <w:pPr>
+        <w:numPr>
+          <w:ilvl w:val="0"/>
+          <w:numId w:val="8"/>
+        </w:numPr>
+        <w:spacing w:before="100" w:beforeAutospacing="1" w:after="100" w:afterAutospacing="1" w:line="240" w:lineRule="auto"/>
+        <w:rPr>
+          <w:rFonts w:ascii="Times New Roman" w:eastAsia="Times New Roman" w:hAnsi="Times New Roman" w:cs="Times New Roman"/>
+          <w:sz w:val="24"/>
+          <w:szCs w:val="24"/>
+          <w:lang w:eastAsia="en-IN"/>
+        </w:rPr>
+      </w:pPr>
+      <w:r>
+        <w:rPr>
+          <w:rFonts w:ascii="Times New Roman" w:eastAsia="Times New Roman" w:hAnsi="Times New Roman" w:cs="Times New Roman"/>
+          <w:sz w:val="24"/>
+          <w:szCs w:val="24"/>
+          <w:lang w:eastAsia="en-IN"/>
+        </w:rPr>
+        <w:t xml:space="preserve">Helps in </w:t>
+      </w:r>
+      <w:r>
+        <w:rPr>
+          <w:rFonts w:ascii="Times New Roman" w:eastAsia="Times New Roman" w:hAnsi="Times New Roman" w:cs="Times New Roman"/>
+          <w:b/>
+          <w:bCs/>
+          <w:sz w:val="24"/>
+          <w:szCs w:val="24"/>
+          <w:lang w:eastAsia="en-IN"/>
+        </w:rPr>
+        <w:t>code reuse</w:t>
+      </w:r>
+    </w:p>
+    <w:p>
+      <w:pPr>
+        <w:numPr>
+          <w:ilvl w:val="0"/>
+          <w:numId w:val="8"/>
+        </w:numPr>
+        <w:spacing w:before="100" w:beforeAutospacing="1" w:after="100" w:afterAutospacing="1" w:line="240" w:lineRule="auto"/>
+        <w:rPr>
+          <w:rFonts w:ascii="Times New Roman" w:eastAsia="Times New Roman" w:hAnsi="Times New Roman" w:cs="Times New Roman"/>
+          <w:sz w:val="24"/>
+          <w:szCs w:val="24"/>
+          <w:lang w:eastAsia="en-IN"/>
+        </w:rPr>
+      </w:pPr>
+      <w:r>
+        <w:rPr>
+          <w:rFonts w:ascii="Times New Roman" w:eastAsia="Times New Roman" w:hAnsi="Times New Roman" w:cs="Times New Roman"/>
+          <w:sz w:val="24"/>
+          <w:szCs w:val="24"/>
+          <w:lang w:eastAsia="en-IN"/>
+        </w:rPr>
+        <w:t>Keeps UI flexible</w:t>
+      </w:r>
+    </w:p>
+    <w:p>
+      <w:pPr>
+        <w:spacing w:after="0" w:line="240" w:lineRule="auto"/>
+        <w:rPr>
+          <w:rFonts w:ascii="Times New Roman" w:eastAsia="Times New Roman" w:hAnsi="Times New Roman" w:cs="Times New Roman"/>
+          <w:sz w:val="24"/>
+          <w:szCs w:val="24"/>
+          <w:lang w:eastAsia="en-IN"/>
+        </w:rPr>
+      </w:pPr>
+      <w:r>
+        <w:rPr>
+          <w:rFonts w:ascii="Times New Roman" w:eastAsia="Times New Roman" w:hAnsi="Times New Roman" w:cs="Times New Roman"/>
+          <w:sz w:val="24"/>
+          <w:szCs w:val="24"/>
+          <w:lang w:eastAsia="en-IN"/>
+        </w:rPr>
+        <w:pict>
+          <v:rect id="_x0000_i1041" style="width:0;height:1.5pt" o:hralign="center" o:hrstd="t" o:hr="t" fillcolor="#a0a0a0" stroked="f"/>
+        </w:pict>
+      </w:r>
+    </w:p>
+    <w:p>
+      <w:pPr>
+        <w:spacing w:before="100" w:beforeAutospacing="1" w:after="100" w:afterAutospacing="1" w:line="240" w:lineRule="auto"/>
+        <w:outlineLvl w:val="1"/>
+        <w:rPr>
+          <w:rFonts w:ascii="Times New Roman" w:eastAsia="Times New Roman" w:hAnsi="Times New Roman" w:cs="Times New Roman"/>
+          <w:b/>
+          <w:bCs/>
+          <w:sz w:val="36"/>
+          <w:szCs w:val="36"/>
+          <w:lang w:eastAsia="en-IN"/>
+        </w:rPr>
+      </w:pPr>
+      <w:r>
+        <w:rPr>
+          <w:rFonts w:ascii="Times New Roman" w:eastAsia="Times New Roman" w:hAnsi="Times New Roman" w:cs="Times New Roman"/>
+          <w:b/>
+          <w:bCs/>
+          <w:sz w:val="36"/>
+          <w:szCs w:val="36"/>
+          <w:lang w:eastAsia="en-IN"/>
+        </w:rPr>
+        <w:t>8️</w:t>
+      </w:r>
+      <w:r>
+        <w:rPr>
+          <w:rFonts w:ascii="Tahoma" w:eastAsia="Times New Roman" w:hAnsi="Tahoma" w:cs="Tahoma"/>
+          <w:b/>
+          <w:bCs/>
+          <w:sz w:val="36"/>
+          <w:szCs w:val="36"/>
+          <w:lang w:eastAsia="en-IN"/>
+        </w:rPr>
+        <w:t>⃣</w:t>
+      </w:r>
+      <w:r>
+        <w:rPr>
+          <w:rFonts w:ascii="Times New Roman" w:eastAsia="Times New Roman" w:hAnsi="Times New Roman" w:cs="Times New Roman"/>
+          <w:b/>
+          <w:bCs/>
+          <w:sz w:val="36"/>
+          <w:szCs w:val="36"/>
+          <w:lang w:eastAsia="en-IN"/>
+        </w:rPr>
+        <w:t xml:space="preserve"> Exam-Friendly Definitions</w:t>
+      </w:r>
+    </w:p>
+    <w:p>
+      <w:pPr>
+        <w:numPr>
+          <w:ilvl w:val="0"/>
+          <w:numId w:val="9"/>
+        </w:numPr>
+        <w:spacing w:before="100" w:beforeAutospacing="1" w:after="100" w:afterAutospacing="1" w:line="240" w:lineRule="auto"/>
+        <w:rPr>
+          <w:rFonts w:ascii="Times New Roman" w:eastAsia="Times New Roman" w:hAnsi="Times New Roman" w:cs="Times New Roman"/>
+          <w:sz w:val="24"/>
+          <w:szCs w:val="24"/>
+          <w:lang w:eastAsia="en-IN"/>
+        </w:rPr>
+      </w:pPr>
+      <w:r>
+        <w:rPr>
+          <w:rFonts w:ascii="Times New Roman" w:eastAsia="Times New Roman" w:hAnsi="Times New Roman" w:cs="Times New Roman"/>
+          <w:b/>
+          <w:bCs/>
+          <w:sz w:val="24"/>
+          <w:szCs w:val="24"/>
+          <w:lang w:eastAsia="en-IN"/>
+        </w:rPr>
+        <w:lastRenderedPageBreak/>
+        <w:t>Component</w:t>
+      </w:r>
+      <w:r>
+        <w:rPr>
+          <w:rFonts w:ascii="Times New Roman" w:eastAsia="Times New Roman" w:hAnsi="Times New Roman" w:cs="Times New Roman"/>
+          <w:sz w:val="24"/>
+          <w:szCs w:val="24"/>
+          <w:lang w:eastAsia="en-IN"/>
+        </w:rPr>
+        <w:t>: A reusable piece of UI in React.</w:t>
+      </w:r>
+    </w:p>
+    <w:p>
+      <w:pPr>
+        <w:numPr>
+          <w:ilvl w:val="0"/>
+          <w:numId w:val="9"/>
+        </w:numPr>
+        <w:spacing w:before="100" w:beforeAutospacing="1" w:after="100" w:afterAutospacing="1" w:line="240" w:lineRule="auto"/>
+        <w:rPr>
+          <w:rFonts w:ascii="Times New Roman" w:eastAsia="Times New Roman" w:hAnsi="Times New Roman" w:cs="Times New Roman"/>
+          <w:sz w:val="24"/>
+          <w:szCs w:val="24"/>
+          <w:lang w:eastAsia="en-IN"/>
+        </w:rPr>
+      </w:pPr>
+      <w:r>
+        <w:rPr>
+          <w:rFonts w:ascii="Times New Roman" w:eastAsia="Times New Roman" w:hAnsi="Times New Roman" w:cs="Times New Roman"/>
+          <w:b/>
+          <w:bCs/>
+          <w:sz w:val="24"/>
+          <w:szCs w:val="24"/>
+          <w:lang w:eastAsia="en-IN"/>
+        </w:rPr>
+        <w:t>Props</w:t>
+      </w:r>
+      <w:r>
+        <w:rPr>
+          <w:rFonts w:ascii="Times New Roman" w:eastAsia="Times New Roman" w:hAnsi="Times New Roman" w:cs="Times New Roman"/>
+          <w:sz w:val="24"/>
+          <w:szCs w:val="24"/>
+          <w:lang w:eastAsia="en-IN"/>
+        </w:rPr>
+        <w:t>: Read-only data passed to components.</w:t>
+      </w:r>
+    </w:p>
+    <w:p>
+      <w:pPr>
+        <w:numPr>
+          <w:ilvl w:val="0"/>
+          <w:numId w:val="9"/>
+        </w:numPr>
+        <w:spacing w:before="100" w:beforeAutospacing="1" w:after="100" w:afterAutospacing="1" w:line="240" w:lineRule="auto"/>
+        <w:rPr>
+          <w:rFonts w:ascii="Times New Roman" w:eastAsia="Times New Roman" w:hAnsi="Times New Roman" w:cs="Times New Roman"/>
+          <w:sz w:val="24"/>
+          <w:szCs w:val="24"/>
+          <w:lang w:eastAsia="en-IN"/>
+        </w:rPr>
+      </w:pPr>
+      <w:r>
+        <w:rPr>
+          <w:rFonts w:ascii="Times New Roman" w:eastAsia="Times New Roman" w:hAnsi="Times New Roman" w:cs="Times New Roman"/>
+          <w:b/>
+          <w:bCs/>
+          <w:sz w:val="24"/>
+          <w:szCs w:val="24"/>
+          <w:lang w:eastAsia="en-IN"/>
+        </w:rPr>
+        <w:t>Parent Component</w:t>
+      </w:r>
+      <w:r>
+        <w:rPr>
+          <w:rFonts w:ascii="Times New Roman" w:eastAsia="Times New Roman" w:hAnsi="Times New Roman" w:cs="Times New Roman"/>
+          <w:sz w:val="24"/>
+          <w:szCs w:val="24"/>
+          <w:lang w:eastAsia="en-IN"/>
+        </w:rPr>
+        <w:t>: Component that sends props.</w:t>
+      </w:r>
+    </w:p>
+    <w:p>
+      <w:pPr>
+        <w:numPr>
+          <w:ilvl w:val="0"/>
+          <w:numId w:val="9"/>
+        </w:numPr>
+        <w:spacing w:before="100" w:beforeAutospacing="1" w:after="100" w:afterAutospacing="1" w:line="240" w:lineRule="auto"/>
+        <w:rPr>
+          <w:rFonts w:ascii="Times New Roman" w:eastAsia="Times New Roman" w:hAnsi="Times New Roman" w:cs="Times New Roman"/>
+          <w:sz w:val="24"/>
+          <w:szCs w:val="24"/>
+          <w:lang w:eastAsia="en-IN"/>
+        </w:rPr>
+      </w:pPr>
+      <w:r>
+        <w:rPr>
+          <w:rFonts w:ascii="Times New Roman" w:eastAsia="Times New Roman" w:hAnsi="Times New Roman" w:cs="Times New Roman"/>
+          <w:b/>
+          <w:bCs/>
+          <w:sz w:val="24"/>
+          <w:szCs w:val="24"/>
+          <w:lang w:eastAsia="en-IN"/>
+        </w:rPr>
+        <w:t>Child Component</w:t>
+      </w:r>
+      <w:r>
+        <w:rPr>
+          <w:rFonts w:ascii="Times New Roman" w:eastAsia="Times New Roman" w:hAnsi="Times New Roman" w:cs="Times New Roman"/>
+          <w:sz w:val="24"/>
+          <w:szCs w:val="24"/>
+          <w:lang w:eastAsia="en-IN"/>
+        </w:rPr>
+        <w:t>: Component that receives props.</w:t>
+      </w:r>
+    </w:p>
+    <w:p>
+      <w:pPr>
+        <w:spacing w:after="0" w:line="240" w:lineRule="auto"/>
+        <w:rPr>
+          <w:rFonts w:ascii="Times New Roman" w:eastAsia="Times New Roman" w:hAnsi="Times New Roman" w:cs="Times New Roman"/>
+          <w:sz w:val="24"/>
+          <w:szCs w:val="24"/>
+          <w:lang w:eastAsia="en-IN"/>
+        </w:rPr>
+      </w:pPr>
+      <w:r>
+        <w:rPr>
+          <w:rFonts w:ascii="Times New Roman" w:eastAsia="Times New Roman" w:hAnsi="Times New Roman" w:cs="Times New Roman"/>
+          <w:sz w:val="24"/>
+          <w:szCs w:val="24"/>
+          <w:lang w:eastAsia="en-IN"/>
+        </w:rPr>
+        <w:pict>
+          <v:rect id="_x0000_i1042" style="width:0;height:1.5pt" o:hralign="center" o:hrstd="t" o:hr="t" fillcolor="#a0a0a0" stroked="f"/>
+        </w:pict>
+      </w:r>
+    </w:p>
+    <w:p>
+      <w:pPr>
+        <w:spacing w:before="100" w:beforeAutospacing="1" w:after="100" w:afterAutospacing="1" w:line="240" w:lineRule="auto"/>
+        <w:outlineLvl w:val="1"/>
+        <w:rPr>
+          <w:rFonts w:ascii="Times New Roman" w:eastAsia="Times New Roman" w:hAnsi="Times New Roman" w:cs="Times New Roman"/>
+          <w:b/>
+          <w:bCs/>
+          <w:sz w:val="36"/>
+          <w:szCs w:val="36"/>
+          <w:lang w:eastAsia="en-IN"/>
+        </w:rPr>
+      </w:pPr>
+      <w:r>
+        <w:rPr>
+          <w:rFonts w:ascii="Segoe UI Symbol" w:eastAsia="Times New Roman" w:hAnsi="Segoe UI Symbol" w:cs="Segoe UI Symbol"/>
+          <w:b/>
+          <w:bCs/>
+          <w:sz w:val="36"/>
+          <w:szCs w:val="36"/>
+          <w:lang w:eastAsia="en-IN"/>
+        </w:rPr>
+        <w:t>🔁</w:t>
+      </w:r>
+      <w:r>
+        <w:rPr>
+          <w:rFonts w:ascii="Times New Roman" w:eastAsia="Times New Roman" w:hAnsi="Times New Roman" w:cs="Times New Roman"/>
+          <w:b/>
+          <w:bCs/>
+          <w:sz w:val="36"/>
+          <w:szCs w:val="36"/>
+          <w:lang w:eastAsia="en-IN"/>
+        </w:rPr>
+        <w:t xml:space="preserve"> Data Flow Rule</w:t>
+      </w:r>
+    </w:p>
+    <w:p>
+      <w:pPr>
+        <w:tabs>
+          <w:tab w:val="left" w:pos="916"/>
+          <w:tab w:val="left" w:pos="1832"/>
+          <w:tab w:val="left" w:pos="2748"/>
+          <w:tab w:val="left" w:pos="3664"/>
+          <w:tab w:val="left" w:pos="4580"/>
+          <w:tab w:val="left" w:pos="5496"/>
+          <w:tab w:val="left" w:pos="6412"/>
+          <w:tab w:val="left" w:pos="7328"/>
+          <w:tab w:val="left" w:pos="8244"/>
+          <w:tab w:val="left" w:pos="9160"/>
+          <w:tab w:val="left" w:pos="10076"/>
+          <w:tab w:val="left" w:pos="10992"/>
+          <w:tab w:val="left" w:pos="11908"/>
+          <w:tab w:val="left" w:pos="12824"/>
+          <w:tab w:val="left" w:pos="13740"/>
+          <w:tab w:val="left" w:pos="14656"/>
+        </w:tabs>
+        <w:spacing w:after="0" w:line="240" w:lineRule="auto"/>
+        <w:rPr>
+          <w:rFonts w:ascii="Courier New" w:eastAsia="Times New Roman" w:hAnsi="Courier New" w:cs="Courier New"/>
+          <w:sz w:val="20"/>
+          <w:szCs w:val="20"/>
+          <w:lang w:eastAsia="en-IN"/>
+        </w:rPr>
+      </w:pPr>
+      <w:r>
+        <w:rPr>
+          <w:rFonts w:ascii="Courier New" w:eastAsia="Times New Roman" w:hAnsi="Courier New" w:cs="Courier New"/>
+          <w:sz w:val="20"/>
+          <w:szCs w:val="20"/>
+          <w:lang w:eastAsia="en-IN"/>
+        </w:rPr>
+        <w:t>Parent → Child (One-way data flow)</w:t>
+      </w:r>
+    </w:p>
+    <w:p>
+      <w:pPr>
+        <w:spacing w:after="0" w:line="240" w:lineRule="auto"/>
+        <w:rPr>
+          <w:rFonts w:ascii="Times New Roman" w:eastAsia="Times New Roman" w:hAnsi="Times New Roman" w:cs="Times New Roman"/>
+          <w:sz w:val="24"/>
+          <w:szCs w:val="24"/>
+          <w:lang w:eastAsia="en-IN"/>
+        </w:rPr>
+      </w:pPr>
+      <w:r>
+        <w:rPr>
+          <w:rFonts w:ascii="Times New Roman" w:eastAsia="Times New Roman" w:hAnsi="Times New Roman" w:cs="Times New Roman"/>
+          <w:sz w:val="24"/>
+          <w:szCs w:val="24"/>
+          <w:lang w:eastAsia="en-IN"/>
+        </w:rPr>
+        <w:pict>
+          <v:rect id="_x0000_i1043" style="width:0;height:1.5pt" o:hralign="center" o:hrstd="t" o:hr="t" fillcolor="#a0a0a0" stroked="f"/>
+        </w:pict>
+      </w:r>
+    </w:p>
+    <w:p>
+      <w:pPr>
+        <w:spacing w:before="100" w:beforeAutospacing="1" w:after="100" w:afterAutospacing="1" w:line="240" w:lineRule="auto"/>
+      </w:pPr>
+    </w:p>
     <w:sectPr>
       <w:pgSz w:w="11906" w:h="16838"/>
       <w:pgMar w:top="720" w:right="720" w:bottom="720" w:left="720" w:header="708" w:footer="708" w:gutter="0"/>
@@ -3396,6 +6928,304 @@
     </w:lvl>
   </w:abstractNum>
   <w:abstractNum w:abstractNumId="2" w15:restartNumberingAfterBreak="0">
+    <w:nsid w:val="0F0272DD"/>
+    <w:multiLevelType w:val="multilevel"/>
+    <w:tmpl w:val="8C5E82FE"/>
+    <w:lvl w:ilvl="0">
+      <w:start w:val="1"/>
+      <w:numFmt w:val="bullet"/>
+      <w:lvlText w:val=""/>
+      <w:lvlJc w:val="left"/>
+      <w:pPr>
+        <w:tabs>
+          <w:tab w:val="num" w:pos="720"/>
+        </w:tabs>
+        <w:ind w:left="720" w:hanging="360"/>
+      </w:pPr>
+      <w:rPr>
+        <w:rFonts w:ascii="Symbol" w:hAnsi="Symbol" w:hint="default"/>
+        <w:sz w:val="20"/>
+      </w:rPr>
+    </w:lvl>
+    <w:lvl w:ilvl="1" w:tentative="1">
+      <w:start w:val="1"/>
+      <w:numFmt w:val="bullet"/>
+      <w:lvlText w:val="o"/>
+      <w:lvlJc w:val="left"/>
+      <w:pPr>
+        <w:tabs>
+          <w:tab w:val="num" w:pos="1440"/>
+        </w:tabs>
+        <w:ind w:left="1440" w:hanging="360"/>
+      </w:pPr>
+      <w:rPr>
+        <w:rFonts w:ascii="Courier New" w:hAnsi="Courier New" w:hint="default"/>
+        <w:sz w:val="20"/>
+      </w:rPr>
+    </w:lvl>
+    <w:lvl w:ilvl="2" w:tentative="1">
+      <w:start w:val="1"/>
+      <w:numFmt w:val="bullet"/>
+      <w:lvlText w:val=""/>
+      <w:lvlJc w:val="left"/>
+      <w:pPr>
+        <w:tabs>
+          <w:tab w:val="num" w:pos="2160"/>
+        </w:tabs>
+        <w:ind w:left="2160" w:hanging="360"/>
+      </w:pPr>
+      <w:rPr>
+        <w:rFonts w:ascii="Wingdings" w:hAnsi="Wingdings" w:hint="default"/>
+        <w:sz w:val="20"/>
+      </w:rPr>
+    </w:lvl>
+    <w:lvl w:ilvl="3" w:tentative="1">
+      <w:start w:val="1"/>
+      <w:numFmt w:val="bullet"/>
+      <w:lvlText w:val=""/>
+      <w:lvlJc w:val="left"/>
+      <w:pPr>
+        <w:tabs>
+          <w:tab w:val="num" w:pos="2880"/>
+        </w:tabs>
+        <w:ind w:left="2880" w:hanging="360"/>
+      </w:pPr>
+      <w:rPr>
+        <w:rFonts w:ascii="Wingdings" w:hAnsi="Wingdings" w:hint="default"/>
+        <w:sz w:val="20"/>
+      </w:rPr>
+    </w:lvl>
+    <w:lvl w:ilvl="4" w:tentative="1">
+      <w:start w:val="1"/>
+      <w:numFmt w:val="bullet"/>
+      <w:lvlText w:val=""/>
+      <w:lvlJc w:val="left"/>
+      <w:pPr>
+        <w:tabs>
+          <w:tab w:val="num" w:pos="3600"/>
+        </w:tabs>
+        <w:ind w:left="3600" w:hanging="360"/>
+      </w:pPr>
+      <w:rPr>
+        <w:rFonts w:ascii="Wingdings" w:hAnsi="Wingdings" w:hint="default"/>
+        <w:sz w:val="20"/>
+      </w:rPr>
+    </w:lvl>
+    <w:lvl w:ilvl="5" w:tentative="1">
+      <w:start w:val="1"/>
+      <w:numFmt w:val="bullet"/>
+      <w:lvlText w:val=""/>
+      <w:lvlJc w:val="left"/>
+      <w:pPr>
+        <w:tabs>
+          <w:tab w:val="num" w:pos="4320"/>
+        </w:tabs>
+        <w:ind w:left="4320" w:hanging="360"/>
+      </w:pPr>
+      <w:rPr>
+        <w:rFonts w:ascii="Wingdings" w:hAnsi="Wingdings" w:hint="default"/>
+        <w:sz w:val="20"/>
+      </w:rPr>
+    </w:lvl>
+    <w:lvl w:ilvl="6" w:tentative="1">
+      <w:start w:val="1"/>
+      <w:numFmt w:val="bullet"/>
+      <w:lvlText w:val=""/>
+      <w:lvlJc w:val="left"/>
+      <w:pPr>
+        <w:tabs>
+          <w:tab w:val="num" w:pos="5040"/>
+        </w:tabs>
+        <w:ind w:left="5040" w:hanging="360"/>
+      </w:pPr>
+      <w:rPr>
+        <w:rFonts w:ascii="Wingdings" w:hAnsi="Wingdings" w:hint="default"/>
+        <w:sz w:val="20"/>
+      </w:rPr>
+    </w:lvl>
+    <w:lvl w:ilvl="7" w:tentative="1">
+      <w:start w:val="1"/>
+      <w:numFmt w:val="bullet"/>
+      <w:lvlText w:val=""/>
+      <w:lvlJc w:val="left"/>
+      <w:pPr>
+        <w:tabs>
+          <w:tab w:val="num" w:pos="5760"/>
+        </w:tabs>
+        <w:ind w:left="5760" w:hanging="360"/>
+      </w:pPr>
+      <w:rPr>
+        <w:rFonts w:ascii="Wingdings" w:hAnsi="Wingdings" w:hint="default"/>
+        <w:sz w:val="20"/>
+      </w:rPr>
+    </w:lvl>
+    <w:lvl w:ilvl="8" w:tentative="1">
+      <w:start w:val="1"/>
+      <w:numFmt w:val="bullet"/>
+      <w:lvlText w:val=""/>
+      <w:lvlJc w:val="left"/>
+      <w:pPr>
+        <w:tabs>
+          <w:tab w:val="num" w:pos="6480"/>
+        </w:tabs>
+        <w:ind w:left="6480" w:hanging="360"/>
+      </w:pPr>
+      <w:rPr>
+        <w:rFonts w:ascii="Wingdings" w:hAnsi="Wingdings" w:hint="default"/>
+        <w:sz w:val="20"/>
+      </w:rPr>
+    </w:lvl>
+  </w:abstractNum>
+  <w:abstractNum w:abstractNumId="3" w15:restartNumberingAfterBreak="0">
+    <w:nsid w:val="250D1547"/>
+    <w:multiLevelType w:val="multilevel"/>
+    <w:tmpl w:val="02282128"/>
+    <w:lvl w:ilvl="0">
+      <w:start w:val="1"/>
+      <w:numFmt w:val="bullet"/>
+      <w:lvlText w:val=""/>
+      <w:lvlJc w:val="left"/>
+      <w:pPr>
+        <w:tabs>
+          <w:tab w:val="num" w:pos="720"/>
+        </w:tabs>
+        <w:ind w:left="720" w:hanging="360"/>
+      </w:pPr>
+      <w:rPr>
+        <w:rFonts w:ascii="Symbol" w:hAnsi="Symbol" w:hint="default"/>
+        <w:sz w:val="20"/>
+      </w:rPr>
+    </w:lvl>
+    <w:lvl w:ilvl="1" w:tentative="1">
+      <w:start w:val="1"/>
+      <w:numFmt w:val="bullet"/>
+      <w:lvlText w:val="o"/>
+      <w:lvlJc w:val="left"/>
+      <w:pPr>
+        <w:tabs>
+          <w:tab w:val="num" w:pos="1440"/>
+        </w:tabs>
+        <w:ind w:left="1440" w:hanging="360"/>
+      </w:pPr>
+      <w:rPr>
+        <w:rFonts w:ascii="Courier New" w:hAnsi="Courier New" w:hint="default"/>
+        <w:sz w:val="20"/>
+      </w:rPr>
+    </w:lvl>
+    <w:lvl w:ilvl="2" w:tentative="1">
+      <w:start w:val="1"/>
+      <w:numFmt w:val="bullet"/>
+      <w:lvlText w:val=""/>
+      <w:lvlJc w:val="left"/>
+      <w:pPr>
+        <w:tabs>
+          <w:tab w:val="num" w:pos="2160"/>
+        </w:tabs>
+        <w:ind w:left="2160" w:hanging="360"/>
+      </w:pPr>
+      <w:rPr>
+        <w:rFonts w:ascii="Wingdings" w:hAnsi="Wingdings" w:hint="default"/>
+        <w:sz w:val="20"/>
+      </w:rPr>
+    </w:lvl>
+    <w:lvl w:ilvl="3" w:tentative="1">
+      <w:start w:val="1"/>
+      <w:numFmt w:val="bullet"/>
+      <w:lvlText w:val=""/>
+      <w:lvlJc w:val="left"/>
+      <w:pPr>
+        <w:tabs>
+          <w:tab w:val="num" w:pos="2880"/>
+        </w:tabs>
+        <w:ind w:left="2880" w:hanging="360"/>
+      </w:pPr>
+      <w:rPr>
+        <w:rFonts w:ascii="Wingdings" w:hAnsi="Wingdings" w:hint="default"/>
+        <w:sz w:val="20"/>
+      </w:rPr>
+    </w:lvl>
+    <w:lvl w:ilvl="4" w:tentative="1">
+      <w:start w:val="1"/>
+      <w:numFmt w:val="bullet"/>
+      <w:lvlText w:val=""/>
+      <w:lvlJc w:val="left"/>
+      <w:pPr>
+        <w:tabs>
+          <w:tab w:val="num" w:pos="3600"/>
+        </w:tabs>
+        <w:ind w:left="3600" w:hanging="360"/>
+      </w:pPr>
+      <w:rPr>
+        <w:rFonts w:ascii="Wingdings" w:hAnsi="Wingdings" w:hint="default"/>
+        <w:sz w:val="20"/>
+      </w:rPr>
+    </w:lvl>
+    <w:lvl w:ilvl="5" w:tentative="1">
+      <w:start w:val="1"/>
+      <w:numFmt w:val="bullet"/>
+      <w:lvlText w:val=""/>
+      <w:lvlJc w:val="left"/>
+      <w:pPr>
+        <w:tabs>
+          <w:tab w:val="num" w:pos="4320"/>
+        </w:tabs>
+        <w:ind w:left="4320" w:hanging="360"/>
+      </w:pPr>
+      <w:rPr>
+        <w:rFonts w:ascii="Wingdings" w:hAnsi="Wingdings" w:hint="default"/>
+        <w:sz w:val="20"/>
+      </w:rPr>
+    </w:lvl>
+    <w:lvl w:ilvl="6" w:tentative="1">
+      <w:start w:val="1"/>
+      <w:numFmt w:val="bullet"/>
+      <w:lvlText w:val=""/>
+      <w:lvlJc w:val="left"/>
+      <w:pPr>
+        <w:tabs>
+          <w:tab w:val="num" w:pos="5040"/>
+        </w:tabs>
+        <w:ind w:left="5040" w:hanging="360"/>
+      </w:pPr>
+      <w:rPr>
+        <w:rFonts w:ascii="Wingdings" w:hAnsi="Wingdings" w:hint="default"/>
+        <w:sz w:val="20"/>
+      </w:rPr>
+    </w:lvl>
+    <w:lvl w:ilvl="7" w:tentative="1">
+      <w:start w:val="1"/>
+      <w:numFmt w:val="bullet"/>
+      <w:lvlText w:val=""/>
+      <w:lvlJc w:val="left"/>
+      <w:pPr>
+        <w:tabs>
+          <w:tab w:val="num" w:pos="5760"/>
+        </w:tabs>
+        <w:ind w:left="5760" w:hanging="360"/>
+      </w:pPr>
+      <w:rPr>
+        <w:rFonts w:ascii="Wingdings" w:hAnsi="Wingdings" w:hint="default"/>
+        <w:sz w:val="20"/>
+      </w:rPr>
+    </w:lvl>
+    <w:lvl w:ilvl="8" w:tentative="1">
+      <w:start w:val="1"/>
+      <w:numFmt w:val="bullet"/>
+      <w:lvlText w:val=""/>
+      <w:lvlJc w:val="left"/>
+      <w:pPr>
+        <w:tabs>
+          <w:tab w:val="num" w:pos="6480"/>
+        </w:tabs>
+        <w:ind w:left="6480" w:hanging="360"/>
+      </w:pPr>
+      <w:rPr>
+        <w:rFonts w:ascii="Wingdings" w:hAnsi="Wingdings" w:hint="default"/>
+        <w:sz w:val="20"/>
+      </w:rPr>
+    </w:lvl>
+  </w:abstractNum>
+  <w:abstractNum w:abstractNumId="4" w15:restartNumberingAfterBreak="0">
     <w:nsid w:val="2BE65140"/>
     <w:multiLevelType w:val="multilevel"/>
     <w:tmpl w:val="914E03C6"/>
@@ -3544,7 +7374,7 @@
       </w:rPr>
     </w:lvl>
   </w:abstractNum>
-  <w:abstractNum w:abstractNumId="3" w15:restartNumberingAfterBreak="0">
+  <w:abstractNum w:abstractNumId="5" w15:restartNumberingAfterBreak="0">
     <w:nsid w:val="31BF267F"/>
     <w:multiLevelType w:val="multilevel"/>
     <w:tmpl w:val="FAFC35EC"/>
@@ -3693,7 +7523,305 @@
       </w:rPr>
     </w:lvl>
   </w:abstractNum>
-  <w:abstractNum w:abstractNumId="4" w15:restartNumberingAfterBreak="0">
+  <w:abstractNum w:abstractNumId="6" w15:restartNumberingAfterBreak="0">
+    <w:nsid w:val="59A4333A"/>
+    <w:multiLevelType w:val="multilevel"/>
+    <w:tmpl w:val="C730085E"/>
+    <w:lvl w:ilvl="0">
+      <w:start w:val="1"/>
+      <w:numFmt w:val="bullet"/>
+      <w:lvlText w:val=""/>
+      <w:lvlJc w:val="left"/>
+      <w:pPr>
+        <w:tabs>
+          <w:tab w:val="num" w:pos="720"/>
+        </w:tabs>
+        <w:ind w:left="720" w:hanging="360"/>
+      </w:pPr>
+      <w:rPr>
+        <w:rFonts w:ascii="Symbol" w:hAnsi="Symbol" w:hint="default"/>
+        <w:sz w:val="20"/>
+      </w:rPr>
+    </w:lvl>
+    <w:lvl w:ilvl="1" w:tentative="1">
+      <w:start w:val="1"/>
+      <w:numFmt w:val="bullet"/>
+      <w:lvlText w:val="o"/>
+      <w:lvlJc w:val="left"/>
+      <w:pPr>
+        <w:tabs>
+          <w:tab w:val="num" w:pos="1440"/>
+        </w:tabs>
+        <w:ind w:left="1440" w:hanging="360"/>
+      </w:pPr>
+      <w:rPr>
+        <w:rFonts w:ascii="Courier New" w:hAnsi="Courier New" w:hint="default"/>
+        <w:sz w:val="20"/>
+      </w:rPr>
+    </w:lvl>
+    <w:lvl w:ilvl="2" w:tentative="1">
+      <w:start w:val="1"/>
+      <w:numFmt w:val="bullet"/>
+      <w:lvlText w:val=""/>
+      <w:lvlJc w:val="left"/>
+      <w:pPr>
+        <w:tabs>
+          <w:tab w:val="num" w:pos="2160"/>
+        </w:tabs>
+        <w:ind w:left="2160" w:hanging="360"/>
+      </w:pPr>
+      <w:rPr>
+        <w:rFonts w:ascii="Wingdings" w:hAnsi="Wingdings" w:hint="default"/>
+        <w:sz w:val="20"/>
+      </w:rPr>
+    </w:lvl>
+    <w:lvl w:ilvl="3" w:tentative="1">
+      <w:start w:val="1"/>
+      <w:numFmt w:val="bullet"/>
+      <w:lvlText w:val=""/>
+      <w:lvlJc w:val="left"/>
+      <w:pPr>
+        <w:tabs>
+          <w:tab w:val="num" w:pos="2880"/>
+        </w:tabs>
+        <w:ind w:left="2880" w:hanging="360"/>
+      </w:pPr>
+      <w:rPr>
+        <w:rFonts w:ascii="Wingdings" w:hAnsi="Wingdings" w:hint="default"/>
+        <w:sz w:val="20"/>
+      </w:rPr>
+    </w:lvl>
+    <w:lvl w:ilvl="4" w:tentative="1">
+      <w:start w:val="1"/>
+      <w:numFmt w:val="bullet"/>
+      <w:lvlText w:val=""/>
+      <w:lvlJc w:val="left"/>
+      <w:pPr>
+        <w:tabs>
+          <w:tab w:val="num" w:pos="3600"/>
+        </w:tabs>
+        <w:ind w:left="3600" w:hanging="360"/>
+      </w:pPr>
+      <w:rPr>
+        <w:rFonts w:ascii="Wingdings" w:hAnsi="Wingdings" w:hint="default"/>
+        <w:sz w:val="20"/>
+      </w:rPr>
+    </w:lvl>
+    <w:lvl w:ilvl="5" w:tentative="1">
+      <w:start w:val="1"/>
+      <w:numFmt w:val="bullet"/>
+      <w:lvlText w:val=""/>
+      <w:lvlJc w:val="left"/>
+      <w:pPr>
+        <w:tabs>
+          <w:tab w:val="num" w:pos="4320"/>
+        </w:tabs>
+        <w:ind w:left="4320" w:hanging="360"/>
+      </w:pPr>
+      <w:rPr>
+        <w:rFonts w:ascii="Wingdings" w:hAnsi="Wingdings" w:hint="default"/>
+        <w:sz w:val="20"/>
+      </w:rPr>
+    </w:lvl>
+    <w:lvl w:ilvl="6" w:tentative="1">
+      <w:start w:val="1"/>
+      <w:numFmt w:val="bullet"/>
+      <w:lvlText w:val=""/>
+      <w:lvlJc w:val="left"/>
+      <w:pPr>
+        <w:tabs>
+          <w:tab w:val="num" w:pos="5040"/>
+        </w:tabs>
+        <w:ind w:left="5040" w:hanging="360"/>
+      </w:pPr>
+      <w:rPr>
+        <w:rFonts w:ascii="Wingdings" w:hAnsi="Wingdings" w:hint="default"/>
+        <w:sz w:val="20"/>
+      </w:rPr>
+    </w:lvl>
+    <w:lvl w:ilvl="7" w:tentative="1">
+      <w:start w:val="1"/>
+      <w:numFmt w:val="bullet"/>
+      <w:lvlText w:val=""/>
+      <w:lvlJc w:val="left"/>
+      <w:pPr>
+        <w:tabs>
+          <w:tab w:val="num" w:pos="5760"/>
+        </w:tabs>
+        <w:ind w:left="5760" w:hanging="360"/>
+      </w:pPr>
+      <w:rPr>
+        <w:rFonts w:ascii="Wingdings" w:hAnsi="Wingdings" w:hint="default"/>
+        <w:sz w:val="20"/>
+      </w:rPr>
+    </w:lvl>
+    <w:lvl w:ilvl="8" w:tentative="1">
+      <w:start w:val="1"/>
+      <w:numFmt w:val="bullet"/>
+      <w:lvlText w:val=""/>
+      <w:lvlJc w:val="left"/>
+      <w:pPr>
+        <w:tabs>
+          <w:tab w:val="num" w:pos="6480"/>
+        </w:tabs>
+        <w:ind w:left="6480" w:hanging="360"/>
+      </w:pPr>
+      <w:rPr>
+        <w:rFonts w:ascii="Wingdings" w:hAnsi="Wingdings" w:hint="default"/>
+        <w:sz w:val="20"/>
+      </w:rPr>
+    </w:lvl>
+  </w:abstractNum>
+  <w:abstractNum w:abstractNumId="7" w15:restartNumberingAfterBreak="0">
+    <w:nsid w:val="5BB61DC5"/>
+    <w:multiLevelType w:val="multilevel"/>
+    <w:tmpl w:val="A58EE11C"/>
+    <w:lvl w:ilvl="0">
+      <w:start w:val="1"/>
+      <w:numFmt w:val="bullet"/>
+      <w:lvlText w:val=""/>
+      <w:lvlJc w:val="left"/>
+      <w:pPr>
+        <w:tabs>
+          <w:tab w:val="num" w:pos="720"/>
+        </w:tabs>
+        <w:ind w:left="720" w:hanging="360"/>
+      </w:pPr>
+      <w:rPr>
+        <w:rFonts w:ascii="Symbol" w:hAnsi="Symbol" w:hint="default"/>
+        <w:sz w:val="20"/>
+      </w:rPr>
+    </w:lvl>
+    <w:lvl w:ilvl="1" w:tentative="1">
+      <w:start w:val="1"/>
+      <w:numFmt w:val="bullet"/>
+      <w:lvlText w:val="o"/>
+      <w:lvlJc w:val="left"/>
+      <w:pPr>
+        <w:tabs>
+          <w:tab w:val="num" w:pos="1440"/>
+        </w:tabs>
+        <w:ind w:left="1440" w:hanging="360"/>
+      </w:pPr>
+      <w:rPr>
+        <w:rFonts w:ascii="Courier New" w:hAnsi="Courier New" w:hint="default"/>
+        <w:sz w:val="20"/>
+      </w:rPr>
+    </w:lvl>
+    <w:lvl w:ilvl="2" w:tentative="1">
+      <w:start w:val="1"/>
+      <w:numFmt w:val="bullet"/>
+      <w:lvlText w:val=""/>
+      <w:lvlJc w:val="left"/>
+      <w:pPr>
+        <w:tabs>
+          <w:tab w:val="num" w:pos="2160"/>
+        </w:tabs>
+        <w:ind w:left="2160" w:hanging="360"/>
+      </w:pPr>
+      <w:rPr>
+        <w:rFonts w:ascii="Wingdings" w:hAnsi="Wingdings" w:hint="default"/>
+        <w:sz w:val="20"/>
+      </w:rPr>
+    </w:lvl>
+    <w:lvl w:ilvl="3" w:tentative="1">
+      <w:start w:val="1"/>
+      <w:numFmt w:val="bullet"/>
+      <w:lvlText w:val=""/>
+      <w:lvlJc w:val="left"/>
+      <w:pPr>
+        <w:tabs>
+          <w:tab w:val="num" w:pos="2880"/>
+        </w:tabs>
+        <w:ind w:left="2880" w:hanging="360"/>
+      </w:pPr>
+      <w:rPr>
+        <w:rFonts w:ascii="Wingdings" w:hAnsi="Wingdings" w:hint="default"/>
+        <w:sz w:val="20"/>
+      </w:rPr>
+    </w:lvl>
+    <w:lvl w:ilvl="4" w:tentative="1">
+      <w:start w:val="1"/>
+      <w:numFmt w:val="bullet"/>
+      <w:lvlText w:val=""/>
+      <w:lvlJc w:val="left"/>
+      <w:pPr>
+        <w:tabs>
+          <w:tab w:val="num" w:pos="3600"/>
+        </w:tabs>
+        <w:ind w:left="3600" w:hanging="360"/>
+      </w:pPr>
+      <w:rPr>
+        <w:rFonts w:ascii="Wingdings" w:hAnsi="Wingdings" w:hint="default"/>
+        <w:sz w:val="20"/>
+      </w:rPr>
+    </w:lvl>
+    <w:lvl w:ilvl="5" w:tentative="1">
+      <w:start w:val="1"/>
+      <w:numFmt w:val="bullet"/>
+      <w:lvlText w:val=""/>
+      <w:lvlJc w:val="left"/>
+      <w:pPr>
+        <w:tabs>
+          <w:tab w:val="num" w:pos="4320"/>
+        </w:tabs>
+        <w:ind w:left="4320" w:hanging="360"/>
+      </w:pPr>
+      <w:rPr>
+        <w:rFonts w:ascii="Wingdings" w:hAnsi="Wingdings" w:hint="default"/>
+        <w:sz w:val="20"/>
+      </w:rPr>
+    </w:lvl>
+    <w:lvl w:ilvl="6" w:tentative="1">
+      <w:start w:val="1"/>
+      <w:numFmt w:val="bullet"/>
+      <w:lvlText w:val=""/>
+      <w:lvlJc w:val="left"/>
+      <w:pPr>
+        <w:tabs>
+          <w:tab w:val="num" w:pos="5040"/>
+        </w:tabs>
+        <w:ind w:left="5040" w:hanging="360"/>
+      </w:pPr>
+      <w:rPr>
+        <w:rFonts w:ascii="Wingdings" w:hAnsi="Wingdings" w:hint="default"/>
+        <w:sz w:val="20"/>
+      </w:rPr>
+    </w:lvl>
+    <w:lvl w:ilvl="7" w:tentative="1">
+      <w:start w:val="1"/>
+      <w:numFmt w:val="bullet"/>
+      <w:lvlText w:val=""/>
+      <w:lvlJc w:val="left"/>
+      <w:pPr>
+        <w:tabs>
+          <w:tab w:val="num" w:pos="5760"/>
+        </w:tabs>
+        <w:ind w:left="5760" w:hanging="360"/>
+      </w:pPr>
+      <w:rPr>
+        <w:rFonts w:ascii="Wingdings" w:hAnsi="Wingdings" w:hint="default"/>
+        <w:sz w:val="20"/>
+      </w:rPr>
+    </w:lvl>
+    <w:lvl w:ilvl="8" w:tentative="1">
+      <w:start w:val="1"/>
+      <w:numFmt w:val="bullet"/>
+      <w:lvlText w:val=""/>
+      <w:lvlJc w:val="left"/>
+      <w:pPr>
+        <w:tabs>
+          <w:tab w:val="num" w:pos="6480"/>
+        </w:tabs>
+        <w:ind w:left="6480" w:hanging="360"/>
+      </w:pPr>
+      <w:rPr>
+        <w:rFonts w:ascii="Wingdings" w:hAnsi="Wingdings" w:hint="default"/>
+        <w:sz w:val="20"/>
+      </w:rPr>
+    </w:lvl>
+  </w:abstractNum>
+  <w:abstractNum w:abstractNumId="8" w15:restartNumberingAfterBreak="0">
     <w:nsid w:val="6700347E"/>
     <w:multiLevelType w:val="multilevel"/>
     <w:tmpl w:val="FCE203B4"/>
@@ -3842,8 +7970,157 @@
       </w:rPr>
     </w:lvl>
   </w:abstractNum>
+  <w:abstractNum w:abstractNumId="9" w15:restartNumberingAfterBreak="0">
+    <w:nsid w:val="76C249A8"/>
+    <w:multiLevelType w:val="multilevel"/>
+    <w:tmpl w:val="0DAE4060"/>
+    <w:lvl w:ilvl="0">
+      <w:start w:val="1"/>
+      <w:numFmt w:val="bullet"/>
+      <w:lvlText w:val=""/>
+      <w:lvlJc w:val="left"/>
+      <w:pPr>
+        <w:tabs>
+          <w:tab w:val="num" w:pos="720"/>
+        </w:tabs>
+        <w:ind w:left="720" w:hanging="360"/>
+      </w:pPr>
+      <w:rPr>
+        <w:rFonts w:ascii="Symbol" w:hAnsi="Symbol" w:hint="default"/>
+        <w:sz w:val="20"/>
+      </w:rPr>
+    </w:lvl>
+    <w:lvl w:ilvl="1" w:tentative="1">
+      <w:start w:val="1"/>
+      <w:numFmt w:val="bullet"/>
+      <w:lvlText w:val="o"/>
+      <w:lvlJc w:val="left"/>
+      <w:pPr>
+        <w:tabs>
+          <w:tab w:val="num" w:pos="1440"/>
+        </w:tabs>
+        <w:ind w:left="1440" w:hanging="360"/>
+      </w:pPr>
+      <w:rPr>
+        <w:rFonts w:ascii="Courier New" w:hAnsi="Courier New" w:hint="default"/>
+        <w:sz w:val="20"/>
+      </w:rPr>
+    </w:lvl>
+    <w:lvl w:ilvl="2" w:tentative="1">
+      <w:start w:val="1"/>
+      <w:numFmt w:val="bullet"/>
+      <w:lvlText w:val=""/>
+      <w:lvlJc w:val="left"/>
+      <w:pPr>
+        <w:tabs>
+          <w:tab w:val="num" w:pos="2160"/>
+        </w:tabs>
+        <w:ind w:left="2160" w:hanging="360"/>
+      </w:pPr>
+      <w:rPr>
+        <w:rFonts w:ascii="Wingdings" w:hAnsi="Wingdings" w:hint="default"/>
+        <w:sz w:val="20"/>
+      </w:rPr>
+    </w:lvl>
+    <w:lvl w:ilvl="3" w:tentative="1">
+      <w:start w:val="1"/>
+      <w:numFmt w:val="bullet"/>
+      <w:lvlText w:val=""/>
+      <w:lvlJc w:val="left"/>
+      <w:pPr>
+        <w:tabs>
+          <w:tab w:val="num" w:pos="2880"/>
+        </w:tabs>
+        <w:ind w:left="2880" w:hanging="360"/>
+      </w:pPr>
+      <w:rPr>
+        <w:rFonts w:ascii="Wingdings" w:hAnsi="Wingdings" w:hint="default"/>
+        <w:sz w:val="20"/>
+      </w:rPr>
+    </w:lvl>
+    <w:lvl w:ilvl="4" w:tentative="1">
+      <w:start w:val="1"/>
+      <w:numFmt w:val="bullet"/>
+      <w:lvlText w:val=""/>
+      <w:lvlJc w:val="left"/>
+      <w:pPr>
+        <w:tabs>
+          <w:tab w:val="num" w:pos="3600"/>
+        </w:tabs>
+        <w:ind w:left="3600" w:hanging="360"/>
+      </w:pPr>
+      <w:rPr>
+        <w:rFonts w:ascii="Wingdings" w:hAnsi="Wingdings" w:hint="default"/>
+        <w:sz w:val="20"/>
+      </w:rPr>
+    </w:lvl>
+    <w:lvl w:ilvl="5" w:tentative="1">
+      <w:start w:val="1"/>
+      <w:numFmt w:val="bullet"/>
+      <w:lvlText w:val=""/>
+      <w:lvlJc w:val="left"/>
+      <w:pPr>
+        <w:tabs>
+          <w:tab w:val="num" w:pos="4320"/>
+        </w:tabs>
+        <w:ind w:left="4320" w:hanging="360"/>
+      </w:pPr>
+      <w:rPr>
+        <w:rFonts w:ascii="Wingdings" w:hAnsi="Wingdings" w:hint="default"/>
+        <w:sz w:val="20"/>
+      </w:rPr>
+    </w:lvl>
+    <w:lvl w:ilvl="6" w:tentative="1">
+      <w:start w:val="1"/>
+      <w:numFmt w:val="bullet"/>
+      <w:lvlText w:val=""/>
+      <w:lvlJc w:val="left"/>
+      <w:pPr>
+        <w:tabs>
+          <w:tab w:val="num" w:pos="5040"/>
+        </w:tabs>
+        <w:ind w:left="5040" w:hanging="360"/>
+      </w:pPr>
+      <w:rPr>
+        <w:rFonts w:ascii="Wingdings" w:hAnsi="Wingdings" w:hint="default"/>
+        <w:sz w:val="20"/>
+      </w:rPr>
+    </w:lvl>
+    <w:lvl w:ilvl="7" w:tentative="1">
+      <w:start w:val="1"/>
+      <w:numFmt w:val="bullet"/>
+      <w:lvlText w:val=""/>
+      <w:lvlJc w:val="left"/>
+      <w:pPr>
+        <w:tabs>
+          <w:tab w:val="num" w:pos="5760"/>
+        </w:tabs>
+        <w:ind w:left="5760" w:hanging="360"/>
+      </w:pPr>
+      <w:rPr>
+        <w:rFonts w:ascii="Wingdings" w:hAnsi="Wingdings" w:hint="default"/>
+        <w:sz w:val="20"/>
+      </w:rPr>
+    </w:lvl>
+    <w:lvl w:ilvl="8" w:tentative="1">
+      <w:start w:val="1"/>
+      <w:numFmt w:val="bullet"/>
+      <w:lvlText w:val=""/>
+      <w:lvlJc w:val="left"/>
+      <w:pPr>
+        <w:tabs>
+          <w:tab w:val="num" w:pos="6480"/>
+        </w:tabs>
+        <w:ind w:left="6480" w:hanging="360"/>
+      </w:pPr>
+      <w:rPr>
+        <w:rFonts w:ascii="Wingdings" w:hAnsi="Wingdings" w:hint="default"/>
+        <w:sz w:val="20"/>
+      </w:rPr>
+    </w:lvl>
+  </w:abstractNum>
   <w:num w:numId="1">
-    <w:abstractNumId w:val="2"/>
+    <w:abstractNumId w:val="4"/>
   </w:num>
   <w:num w:numId="2">
     <w:abstractNumId w:val="1"/>
@@ -3852,9 +8129,24 @@
     <w:abstractNumId w:val="0"/>
   </w:num>
   <w:num w:numId="4">
-    <w:abstractNumId w:val="4"/>
+    <w:abstractNumId w:val="8"/>
   </w:num>
   <w:num w:numId="5">
+    <w:abstractNumId w:val="5"/>
+  </w:num>
+  <w:num w:numId="6">
+    <w:abstractNumId w:val="9"/>
+  </w:num>
+  <w:num w:numId="7">
+    <w:abstractNumId w:val="2"/>
+  </w:num>
+  <w:num w:numId="8">
+    <w:abstractNumId w:val="7"/>
+  </w:num>
+  <w:num w:numId="9">
+    <w:abstractNumId w:val="6"/>
+  </w:num>
+  <w:num w:numId="10">
     <w:abstractNumId w:val="3"/>
   </w:num>
 </w:numbering>
